--- a/docs/03-domain-model.docx
+++ b/docs/03-domain-model.docx
@@ -12342,1908 +12342,249 @@
       </w:r>
     </w:p>
     <w:p>
-      <w:pPr>
-        <w:spacing w:before="100" w:beforeAutospacing="1" w:after="100" w:afterAutospacing="1" w:line="240" w:lineRule="auto"/>
-        <w:outlineLvl w:val="0"/>
-        <w:rPr>
-          <w:rFonts w:ascii="Times New Roman" w:eastAsia="Times New Roman" w:hAnsi="Times New Roman" w:cs="Times New Roman"/>
-          <w:b/>
-          <w:bCs/>
-          <w:kern w:val="36"/>
-          <w:sz w:val="48"/>
-          <w:szCs w:val="48"/>
-          <w:lang w:eastAsia="ru-RU"/>
-        </w:rPr>
-      </w:pPr>
-      <w:r>
-        <w:rPr>
-          <w:rFonts w:ascii="Times New Roman" w:eastAsia="Times New Roman" w:hAnsi="Times New Roman" w:cs="Times New Roman"/>
-          <w:b/>
-          <w:bCs/>
-          <w:kern w:val="36"/>
-          <w:sz w:val="48"/>
-          <w:szCs w:val="48"/>
-          <w:lang w:eastAsia="ru-RU"/>
-        </w:rPr>
-        <w:t>Aggregate №5 — MediaFile</w:t>
-      </w:r>
-    </w:p>
-    <w:p>
-      <w:pPr>
-        <w:spacing w:before="100" w:beforeAutospacing="1" w:after="100" w:afterAutospacing="1" w:line="240" w:lineRule="auto"/>
-        <w:outlineLvl w:val="1"/>
-        <w:rPr>
-          <w:rFonts w:ascii="Times New Roman" w:eastAsia="Times New Roman" w:hAnsi="Times New Roman" w:cs="Times New Roman"/>
-          <w:b/>
-          <w:bCs/>
-          <w:sz w:val="36"/>
-          <w:szCs w:val="36"/>
-          <w:lang w:eastAsia="ru-RU"/>
-        </w:rPr>
-      </w:pPr>
-      <w:r>
-        <w:rPr>
-          <w:rFonts w:ascii="Times New Roman" w:eastAsia="Times New Roman" w:hAnsi="Times New Roman" w:cs="Times New Roman"/>
-          <w:b/>
-          <w:bCs/>
-          <w:sz w:val="36"/>
-          <w:szCs w:val="36"/>
-          <w:lang w:eastAsia="ru-RU"/>
-        </w:rPr>
-        <w:t>Назначение</w:t>
-      </w:r>
-    </w:p>
-    <w:p>
-      <w:pPr>
-        <w:spacing w:before="100" w:beforeAutospacing="1" w:after="100" w:afterAutospacing="1" w:line="240" w:lineRule="auto"/>
-        <w:rPr>
-          <w:rFonts w:ascii="Times New Roman" w:eastAsia="Times New Roman" w:hAnsi="Times New Roman" w:cs="Times New Roman"/>
-          <w:sz w:val="24"/>
-          <w:szCs w:val="24"/>
-          <w:lang w:eastAsia="ru-RU"/>
-        </w:rPr>
-      </w:pPr>
-      <w:r>
-        <w:rPr>
-          <w:rFonts w:ascii="Times New Roman" w:eastAsia="Times New Roman" w:hAnsi="Times New Roman" w:cs="Times New Roman"/>
-          <w:sz w:val="24"/>
-          <w:szCs w:val="24"/>
-          <w:lang w:eastAsia="ru-RU"/>
-        </w:rPr>
-        <w:t>MediaFile представляет metadata файла, связанного с конкретным Memory.</w:t>
-      </w:r>
-    </w:p>
-    <w:p>
-      <w:pPr>
-        <w:spacing w:before="100" w:beforeAutospacing="1" w:after="100" w:afterAutospacing="1" w:line="240" w:lineRule="auto"/>
-        <w:rPr>
-          <w:rFonts w:ascii="Times New Roman" w:eastAsia="Times New Roman" w:hAnsi="Times New Roman" w:cs="Times New Roman"/>
-          <w:sz w:val="24"/>
-          <w:szCs w:val="24"/>
-          <w:lang w:eastAsia="ru-RU"/>
-        </w:rPr>
-      </w:pPr>
-      <w:r>
-        <w:rPr>
-          <w:rFonts w:ascii="Times New Roman" w:eastAsia="Times New Roman" w:hAnsi="Times New Roman" w:cs="Times New Roman"/>
-          <w:sz w:val="24"/>
-          <w:szCs w:val="24"/>
-          <w:lang w:eastAsia="ru-RU"/>
-        </w:rPr>
-        <w:t>Фактическое содержимое файла хранится в private object storage.</w:t>
-      </w:r>
-    </w:p>
-    <w:p>
-      <w:pPr>
-        <w:spacing w:before="100" w:beforeAutospacing="1" w:after="100" w:afterAutospacing="1" w:line="240" w:lineRule="auto"/>
-        <w:rPr>
-          <w:rFonts w:ascii="Times New Roman" w:eastAsia="Times New Roman" w:hAnsi="Times New Roman" w:cs="Times New Roman"/>
-          <w:sz w:val="24"/>
-          <w:szCs w:val="24"/>
-          <w:lang w:eastAsia="ru-RU"/>
-        </w:rPr>
-      </w:pPr>
-      <w:r>
-        <w:rPr>
-          <w:rFonts w:ascii="Times New Roman" w:eastAsia="Times New Roman" w:hAnsi="Times New Roman" w:cs="Times New Roman"/>
-          <w:sz w:val="24"/>
-          <w:szCs w:val="24"/>
-          <w:lang w:eastAsia="ru-RU"/>
-        </w:rPr>
-        <w:t>PostgreSQL хранит только metadata.</w:t>
-      </w:r>
-    </w:p>
-    <w:p>
-      <w:pPr>
-        <w:spacing w:before="100" w:beforeAutospacing="1" w:after="100" w:afterAutospacing="1" w:line="240" w:lineRule="auto"/>
-        <w:outlineLvl w:val="1"/>
-        <w:rPr>
-          <w:rFonts w:ascii="Times New Roman" w:eastAsia="Times New Roman" w:hAnsi="Times New Roman" w:cs="Times New Roman"/>
-          <w:b/>
-          <w:bCs/>
-          <w:sz w:val="36"/>
-          <w:szCs w:val="36"/>
-          <w:lang w:eastAsia="ru-RU"/>
-        </w:rPr>
-      </w:pPr>
-      <w:r>
-        <w:rPr>
-          <w:rFonts w:ascii="Times New Roman" w:eastAsia="Times New Roman" w:hAnsi="Times New Roman" w:cs="Times New Roman"/>
-          <w:b/>
-          <w:bCs/>
-          <w:sz w:val="36"/>
-          <w:szCs w:val="36"/>
-          <w:lang w:eastAsia="ru-RU"/>
-        </w:rPr>
-        <w:t>Поля</w:t>
-      </w:r>
-    </w:p>
-    <w:p>
-      <w:pPr>
-        <w:tabs>
-          <w:tab w:val="left" w:pos="916"/>
-          <w:tab w:val="left" w:pos="1832"/>
-          <w:tab w:val="left" w:pos="2748"/>
-          <w:tab w:val="left" w:pos="3664"/>
-          <w:tab w:val="left" w:pos="4580"/>
-          <w:tab w:val="left" w:pos="5496"/>
-          <w:tab w:val="left" w:pos="6412"/>
-          <w:tab w:val="left" w:pos="7328"/>
-          <w:tab w:val="left" w:pos="8244"/>
-          <w:tab w:val="left" w:pos="9160"/>
-          <w:tab w:val="left" w:pos="10076"/>
-          <w:tab w:val="left" w:pos="10992"/>
-          <w:tab w:val="left" w:pos="11908"/>
-          <w:tab w:val="left" w:pos="12824"/>
-          <w:tab w:val="left" w:pos="13740"/>
-          <w:tab w:val="left" w:pos="14656"/>
-        </w:tabs>
-        <w:spacing w:after="0" w:line="240" w:lineRule="auto"/>
-        <w:rPr>
-          <w:rFonts w:ascii="Courier New" w:eastAsia="Times New Roman" w:hAnsi="Courier New" w:cs="Courier New"/>
-          <w:sz w:val="20"/>
-          <w:szCs w:val="20"/>
-          <w:lang w:eastAsia="ru-RU"/>
-        </w:rPr>
-      </w:pPr>
-      <w:r>
-        <w:rPr>
-          <w:rFonts w:ascii="Courier New" w:eastAsia="Times New Roman" w:hAnsi="Courier New" w:cs="Courier New"/>
-          <w:sz w:val="20"/>
-          <w:szCs w:val="20"/>
-          <w:lang w:eastAsia="ru-RU"/>
-        </w:rPr>
+      <w:pPr/>
+      <w:r>
+        <w:t>Aggregate No.5 - MediaFile</w:t>
+      </w:r>
+    </w:p>
+    <w:p>
+      <w:pPr/>
+      <w:r>
+        <w:t>Purpose</w:t>
+      </w:r>
+    </w:p>
+    <w:p>
+      <w:pPr/>
+      <w:r>
+        <w:t>MediaFile represents metadata for one logical media object connected to one Memory.</w:t>
+      </w:r>
+    </w:p>
+    <w:p>
+      <w:pPr/>
+      <w:r>
+        <w:t>Current MVP implementation supports PHOTO. VOICE and VIDEO remain future product types.</w:t>
+      </w:r>
+    </w:p>
+    <w:p>
+      <w:pPr/>
+      <w:r>
+        <w:t>ONE logical PHOTO = ONE MediaFile metadata record = TWO permanent object-storage representations: DISPLAY and THUMBNAIL.</w:t>
+      </w:r>
+    </w:p>
+    <w:p>
+      <w:pPr/>
+      <w:r>
+        <w:t>The MVP does not retain a permanent ORIGINAL representation.</w:t>
+      </w:r>
+    </w:p>
+    <w:p>
+      <w:pPr/>
+      <w:r>
+        <w:t>Binary content is stored in private object storage. PostgreSQL stores metadata only.</w:t>
+      </w:r>
+    </w:p>
+    <w:p>
+      <w:pPr/>
+      <w:r>
+        <w:t>Fields</w:t>
+      </w:r>
+    </w:p>
+    <w:p>
+      <w:pPr/>
+      <w:r>
         <w:t>MediaFile</w:t>
       </w:r>
     </w:p>
     <w:p>
-      <w:pPr>
-        <w:tabs>
-          <w:tab w:val="left" w:pos="916"/>
-          <w:tab w:val="left" w:pos="1832"/>
-          <w:tab w:val="left" w:pos="2748"/>
-          <w:tab w:val="left" w:pos="3664"/>
-          <w:tab w:val="left" w:pos="4580"/>
-          <w:tab w:val="left" w:pos="5496"/>
-          <w:tab w:val="left" w:pos="6412"/>
-          <w:tab w:val="left" w:pos="7328"/>
-          <w:tab w:val="left" w:pos="8244"/>
-          <w:tab w:val="left" w:pos="9160"/>
-          <w:tab w:val="left" w:pos="10076"/>
-          <w:tab w:val="left" w:pos="10992"/>
-          <w:tab w:val="left" w:pos="11908"/>
-          <w:tab w:val="left" w:pos="12824"/>
-          <w:tab w:val="left" w:pos="13740"/>
-          <w:tab w:val="left" w:pos="14656"/>
-        </w:tabs>
-        <w:spacing w:after="0" w:line="240" w:lineRule="auto"/>
-        <w:rPr>
-          <w:rFonts w:ascii="Courier New" w:eastAsia="Times New Roman" w:hAnsi="Courier New" w:cs="Courier New"/>
-          <w:sz w:val="20"/>
-          <w:szCs w:val="20"/>
-          <w:lang w:val="en-US" w:eastAsia="ru-RU"/>
-        </w:rPr>
-      </w:pPr>
-      <w:r>
-        <w:rPr>
-          <w:rFonts w:ascii="Courier New" w:eastAsia="Times New Roman" w:hAnsi="Courier New" w:cs="Courier New"/>
-          <w:sz w:val="20"/>
-          <w:szCs w:val="20"/>
-          <w:lang w:val="en-US" w:eastAsia="ru-RU"/>
-        </w:rPr>
+      <w:pPr/>
+      <w:r>
         <w:t>{</w:t>
       </w:r>
     </w:p>
     <w:p>
-      <w:pPr>
-        <w:tabs>
-          <w:tab w:val="left" w:pos="916"/>
-          <w:tab w:val="left" w:pos="1832"/>
-          <w:tab w:val="left" w:pos="2748"/>
-          <w:tab w:val="left" w:pos="3664"/>
-          <w:tab w:val="left" w:pos="4580"/>
-          <w:tab w:val="left" w:pos="5496"/>
-          <w:tab w:val="left" w:pos="6412"/>
-          <w:tab w:val="left" w:pos="7328"/>
-          <w:tab w:val="left" w:pos="8244"/>
-          <w:tab w:val="left" w:pos="9160"/>
-          <w:tab w:val="left" w:pos="10076"/>
-          <w:tab w:val="left" w:pos="10992"/>
-          <w:tab w:val="left" w:pos="11908"/>
-          <w:tab w:val="left" w:pos="12824"/>
-          <w:tab w:val="left" w:pos="13740"/>
-          <w:tab w:val="left" w:pos="14656"/>
-        </w:tabs>
-        <w:spacing w:after="0" w:line="240" w:lineRule="auto"/>
-        <w:rPr>
-          <w:rFonts w:ascii="Courier New" w:eastAsia="Times New Roman" w:hAnsi="Courier New" w:cs="Courier New"/>
-          <w:sz w:val="20"/>
-          <w:szCs w:val="20"/>
-          <w:lang w:val="en-US" w:eastAsia="ru-RU"/>
-        </w:rPr>
-      </w:pPr>
-      <w:r>
-        <w:rPr>
-          <w:rFonts w:ascii="Courier New" w:eastAsia="Times New Roman" w:hAnsi="Courier New" w:cs="Courier New"/>
-          <w:sz w:val="20"/>
-          <w:szCs w:val="20"/>
-          <w:lang w:val="en-US" w:eastAsia="ru-RU"/>
-        </w:rPr>
-        <w:t xml:space="preserve">    UUID id;</w:t>
-      </w:r>
-    </w:p>
-    <w:p>
-      <w:pPr>
-        <w:tabs>
-          <w:tab w:val="left" w:pos="916"/>
-          <w:tab w:val="left" w:pos="1832"/>
-          <w:tab w:val="left" w:pos="2748"/>
-          <w:tab w:val="left" w:pos="3664"/>
-          <w:tab w:val="left" w:pos="4580"/>
-          <w:tab w:val="left" w:pos="5496"/>
-          <w:tab w:val="left" w:pos="6412"/>
-          <w:tab w:val="left" w:pos="7328"/>
-          <w:tab w:val="left" w:pos="8244"/>
-          <w:tab w:val="left" w:pos="9160"/>
-          <w:tab w:val="left" w:pos="10076"/>
-          <w:tab w:val="left" w:pos="10992"/>
-          <w:tab w:val="left" w:pos="11908"/>
-          <w:tab w:val="left" w:pos="12824"/>
-          <w:tab w:val="left" w:pos="13740"/>
-          <w:tab w:val="left" w:pos="14656"/>
-        </w:tabs>
-        <w:spacing w:after="0" w:line="240" w:lineRule="auto"/>
-        <w:rPr>
-          <w:rFonts w:ascii="Courier New" w:eastAsia="Times New Roman" w:hAnsi="Courier New" w:cs="Courier New"/>
-          <w:sz w:val="20"/>
-          <w:szCs w:val="20"/>
-          <w:lang w:val="en-US" w:eastAsia="ru-RU"/>
-        </w:rPr>
-      </w:pPr>
-    </w:p>
-    <w:p>
-      <w:pPr>
-        <w:tabs>
-          <w:tab w:val="left" w:pos="916"/>
-          <w:tab w:val="left" w:pos="1832"/>
-          <w:tab w:val="left" w:pos="2748"/>
-          <w:tab w:val="left" w:pos="3664"/>
-          <w:tab w:val="left" w:pos="4580"/>
-          <w:tab w:val="left" w:pos="5496"/>
-          <w:tab w:val="left" w:pos="6412"/>
-          <w:tab w:val="left" w:pos="7328"/>
-          <w:tab w:val="left" w:pos="8244"/>
-          <w:tab w:val="left" w:pos="9160"/>
-          <w:tab w:val="left" w:pos="10076"/>
-          <w:tab w:val="left" w:pos="10992"/>
-          <w:tab w:val="left" w:pos="11908"/>
-          <w:tab w:val="left" w:pos="12824"/>
-          <w:tab w:val="left" w:pos="13740"/>
-          <w:tab w:val="left" w:pos="14656"/>
-        </w:tabs>
-        <w:spacing w:after="0" w:line="240" w:lineRule="auto"/>
-        <w:rPr>
-          <w:rFonts w:ascii="Courier New" w:eastAsia="Times New Roman" w:hAnsi="Courier New" w:cs="Courier New"/>
-          <w:sz w:val="20"/>
-          <w:szCs w:val="20"/>
-          <w:lang w:val="en-US" w:eastAsia="ru-RU"/>
-        </w:rPr>
-      </w:pPr>
-      <w:r>
-        <w:rPr>
-          <w:rFonts w:ascii="Courier New" w:eastAsia="Times New Roman" w:hAnsi="Courier New" w:cs="Courier New"/>
-          <w:sz w:val="20"/>
-          <w:szCs w:val="20"/>
-          <w:lang w:val="en-US" w:eastAsia="ru-RU"/>
-        </w:rPr>
-        <w:t xml:space="preserve">    UUID memoryId;</w:t>
-      </w:r>
-    </w:p>
-    <w:p>
-      <w:pPr>
-        <w:tabs>
-          <w:tab w:val="left" w:pos="916"/>
-          <w:tab w:val="left" w:pos="1832"/>
-          <w:tab w:val="left" w:pos="2748"/>
-          <w:tab w:val="left" w:pos="3664"/>
-          <w:tab w:val="left" w:pos="4580"/>
-          <w:tab w:val="left" w:pos="5496"/>
-          <w:tab w:val="left" w:pos="6412"/>
-          <w:tab w:val="left" w:pos="7328"/>
-          <w:tab w:val="left" w:pos="8244"/>
-          <w:tab w:val="left" w:pos="9160"/>
-          <w:tab w:val="left" w:pos="10076"/>
-          <w:tab w:val="left" w:pos="10992"/>
-          <w:tab w:val="left" w:pos="11908"/>
-          <w:tab w:val="left" w:pos="12824"/>
-          <w:tab w:val="left" w:pos="13740"/>
-          <w:tab w:val="left" w:pos="14656"/>
-        </w:tabs>
-        <w:spacing w:after="0" w:line="240" w:lineRule="auto"/>
-        <w:rPr>
-          <w:rFonts w:ascii="Courier New" w:eastAsia="Times New Roman" w:hAnsi="Courier New" w:cs="Courier New"/>
-          <w:sz w:val="20"/>
-          <w:szCs w:val="20"/>
-          <w:lang w:val="en-US" w:eastAsia="ru-RU"/>
-        </w:rPr>
-      </w:pPr>
-    </w:p>
-    <w:p>
-      <w:pPr>
-        <w:tabs>
-          <w:tab w:val="left" w:pos="916"/>
-          <w:tab w:val="left" w:pos="1832"/>
-          <w:tab w:val="left" w:pos="2748"/>
-          <w:tab w:val="left" w:pos="3664"/>
-          <w:tab w:val="left" w:pos="4580"/>
-          <w:tab w:val="left" w:pos="5496"/>
-          <w:tab w:val="left" w:pos="6412"/>
-          <w:tab w:val="left" w:pos="7328"/>
-          <w:tab w:val="left" w:pos="8244"/>
-          <w:tab w:val="left" w:pos="9160"/>
-          <w:tab w:val="left" w:pos="10076"/>
-          <w:tab w:val="left" w:pos="10992"/>
-          <w:tab w:val="left" w:pos="11908"/>
-          <w:tab w:val="left" w:pos="12824"/>
-          <w:tab w:val="left" w:pos="13740"/>
-          <w:tab w:val="left" w:pos="14656"/>
-        </w:tabs>
-        <w:spacing w:after="0" w:line="240" w:lineRule="auto"/>
-        <w:rPr>
-          <w:rFonts w:ascii="Courier New" w:eastAsia="Times New Roman" w:hAnsi="Courier New" w:cs="Courier New"/>
-          <w:sz w:val="20"/>
-          <w:szCs w:val="20"/>
-          <w:lang w:val="en-US" w:eastAsia="ru-RU"/>
-        </w:rPr>
-      </w:pPr>
-      <w:r>
-        <w:rPr>
-          <w:rFonts w:ascii="Courier New" w:eastAsia="Times New Roman" w:hAnsi="Courier New" w:cs="Courier New"/>
-          <w:sz w:val="20"/>
-          <w:szCs w:val="20"/>
-          <w:lang w:val="en-US" w:eastAsia="ru-RU"/>
-        </w:rPr>
-        <w:t xml:space="preserve">    MediaType type;</w:t>
-      </w:r>
-    </w:p>
-    <w:p>
-      <w:pPr>
-        <w:tabs>
-          <w:tab w:val="left" w:pos="916"/>
-          <w:tab w:val="left" w:pos="1832"/>
-          <w:tab w:val="left" w:pos="2748"/>
-          <w:tab w:val="left" w:pos="3664"/>
-          <w:tab w:val="left" w:pos="4580"/>
-          <w:tab w:val="left" w:pos="5496"/>
-          <w:tab w:val="left" w:pos="6412"/>
-          <w:tab w:val="left" w:pos="7328"/>
-          <w:tab w:val="left" w:pos="8244"/>
-          <w:tab w:val="left" w:pos="9160"/>
-          <w:tab w:val="left" w:pos="10076"/>
-          <w:tab w:val="left" w:pos="10992"/>
-          <w:tab w:val="left" w:pos="11908"/>
-          <w:tab w:val="left" w:pos="12824"/>
-          <w:tab w:val="left" w:pos="13740"/>
-          <w:tab w:val="left" w:pos="14656"/>
-        </w:tabs>
-        <w:spacing w:after="0" w:line="240" w:lineRule="auto"/>
-        <w:rPr>
-          <w:rFonts w:ascii="Courier New" w:eastAsia="Times New Roman" w:hAnsi="Courier New" w:cs="Courier New"/>
-          <w:sz w:val="20"/>
-          <w:szCs w:val="20"/>
-          <w:lang w:val="en-US" w:eastAsia="ru-RU"/>
-        </w:rPr>
-      </w:pPr>
-    </w:p>
-    <w:p>
-      <w:pPr>
-        <w:tabs>
-          <w:tab w:val="left" w:pos="916"/>
-          <w:tab w:val="left" w:pos="1832"/>
-          <w:tab w:val="left" w:pos="2748"/>
-          <w:tab w:val="left" w:pos="3664"/>
-          <w:tab w:val="left" w:pos="4580"/>
-          <w:tab w:val="left" w:pos="5496"/>
-          <w:tab w:val="left" w:pos="6412"/>
-          <w:tab w:val="left" w:pos="7328"/>
-          <w:tab w:val="left" w:pos="8244"/>
-          <w:tab w:val="left" w:pos="9160"/>
-          <w:tab w:val="left" w:pos="10076"/>
-          <w:tab w:val="left" w:pos="10992"/>
-          <w:tab w:val="left" w:pos="11908"/>
-          <w:tab w:val="left" w:pos="12824"/>
-          <w:tab w:val="left" w:pos="13740"/>
-          <w:tab w:val="left" w:pos="14656"/>
-        </w:tabs>
-        <w:spacing w:after="0" w:line="240" w:lineRule="auto"/>
-        <w:rPr>
-          <w:rFonts w:ascii="Courier New" w:eastAsia="Times New Roman" w:hAnsi="Courier New" w:cs="Courier New"/>
-          <w:sz w:val="20"/>
-          <w:szCs w:val="20"/>
-          <w:lang w:val="en-US" w:eastAsia="ru-RU"/>
-        </w:rPr>
-      </w:pPr>
-      <w:r>
-        <w:rPr>
-          <w:rFonts w:ascii="Courier New" w:eastAsia="Times New Roman" w:hAnsi="Courier New" w:cs="Courier New"/>
-          <w:sz w:val="20"/>
-          <w:szCs w:val="20"/>
-          <w:lang w:val="en-US" w:eastAsia="ru-RU"/>
-        </w:rPr>
-        <w:t xml:space="preserve">    Long fileSize;</w:t>
-      </w:r>
-    </w:p>
-    <w:p>
-      <w:pPr>
-        <w:tabs>
-          <w:tab w:val="left" w:pos="916"/>
-          <w:tab w:val="left" w:pos="1832"/>
-          <w:tab w:val="left" w:pos="2748"/>
-          <w:tab w:val="left" w:pos="3664"/>
-          <w:tab w:val="left" w:pos="4580"/>
-          <w:tab w:val="left" w:pos="5496"/>
-          <w:tab w:val="left" w:pos="6412"/>
-          <w:tab w:val="left" w:pos="7328"/>
-          <w:tab w:val="left" w:pos="8244"/>
-          <w:tab w:val="left" w:pos="9160"/>
-          <w:tab w:val="left" w:pos="10076"/>
-          <w:tab w:val="left" w:pos="10992"/>
-          <w:tab w:val="left" w:pos="11908"/>
-          <w:tab w:val="left" w:pos="12824"/>
-          <w:tab w:val="left" w:pos="13740"/>
-          <w:tab w:val="left" w:pos="14656"/>
-        </w:tabs>
-        <w:spacing w:after="0" w:line="240" w:lineRule="auto"/>
-        <w:rPr>
-          <w:rFonts w:ascii="Courier New" w:eastAsia="Times New Roman" w:hAnsi="Courier New" w:cs="Courier New"/>
-          <w:sz w:val="20"/>
-          <w:szCs w:val="20"/>
-          <w:lang w:val="en-US" w:eastAsia="ru-RU"/>
-        </w:rPr>
-      </w:pPr>
-    </w:p>
-    <w:p>
-      <w:pPr>
-        <w:tabs>
-          <w:tab w:val="left" w:pos="916"/>
-          <w:tab w:val="left" w:pos="1832"/>
-          <w:tab w:val="left" w:pos="2748"/>
-          <w:tab w:val="left" w:pos="3664"/>
-          <w:tab w:val="left" w:pos="4580"/>
-          <w:tab w:val="left" w:pos="5496"/>
-          <w:tab w:val="left" w:pos="6412"/>
-          <w:tab w:val="left" w:pos="7328"/>
-          <w:tab w:val="left" w:pos="8244"/>
-          <w:tab w:val="left" w:pos="9160"/>
-          <w:tab w:val="left" w:pos="10076"/>
-          <w:tab w:val="left" w:pos="10992"/>
-          <w:tab w:val="left" w:pos="11908"/>
-          <w:tab w:val="left" w:pos="12824"/>
-          <w:tab w:val="left" w:pos="13740"/>
-          <w:tab w:val="left" w:pos="14656"/>
-        </w:tabs>
-        <w:spacing w:after="0" w:line="240" w:lineRule="auto"/>
-        <w:rPr>
-          <w:rFonts w:ascii="Courier New" w:eastAsia="Times New Roman" w:hAnsi="Courier New" w:cs="Courier New"/>
-          <w:sz w:val="20"/>
-          <w:szCs w:val="20"/>
-          <w:lang w:val="en-US" w:eastAsia="ru-RU"/>
-        </w:rPr>
-      </w:pPr>
-      <w:r>
-        <w:rPr>
-          <w:rFonts w:ascii="Courier New" w:eastAsia="Times New Roman" w:hAnsi="Courier New" w:cs="Courier New"/>
-          <w:sz w:val="20"/>
-          <w:szCs w:val="20"/>
-          <w:lang w:val="en-US" w:eastAsia="ru-RU"/>
-        </w:rPr>
-        <w:t xml:space="preserve">    String mimeType;</w:t>
-      </w:r>
-    </w:p>
-    <w:p>
-      <w:pPr>
-        <w:tabs>
-          <w:tab w:val="left" w:pos="916"/>
-          <w:tab w:val="left" w:pos="1832"/>
-          <w:tab w:val="left" w:pos="2748"/>
-          <w:tab w:val="left" w:pos="3664"/>
-          <w:tab w:val="left" w:pos="4580"/>
-          <w:tab w:val="left" w:pos="5496"/>
-          <w:tab w:val="left" w:pos="6412"/>
-          <w:tab w:val="left" w:pos="7328"/>
-          <w:tab w:val="left" w:pos="8244"/>
-          <w:tab w:val="left" w:pos="9160"/>
-          <w:tab w:val="left" w:pos="10076"/>
-          <w:tab w:val="left" w:pos="10992"/>
-          <w:tab w:val="left" w:pos="11908"/>
-          <w:tab w:val="left" w:pos="12824"/>
-          <w:tab w:val="left" w:pos="13740"/>
-          <w:tab w:val="left" w:pos="14656"/>
-        </w:tabs>
-        <w:spacing w:after="0" w:line="240" w:lineRule="auto"/>
-        <w:rPr>
-          <w:rFonts w:ascii="Courier New" w:eastAsia="Times New Roman" w:hAnsi="Courier New" w:cs="Courier New"/>
-          <w:sz w:val="20"/>
-          <w:szCs w:val="20"/>
-          <w:lang w:val="en-US" w:eastAsia="ru-RU"/>
-        </w:rPr>
-      </w:pPr>
-    </w:p>
-    <w:p>
-      <w:pPr>
-        <w:tabs>
-          <w:tab w:val="left" w:pos="916"/>
-          <w:tab w:val="left" w:pos="1832"/>
-          <w:tab w:val="left" w:pos="2748"/>
-          <w:tab w:val="left" w:pos="3664"/>
-          <w:tab w:val="left" w:pos="4580"/>
-          <w:tab w:val="left" w:pos="5496"/>
-          <w:tab w:val="left" w:pos="6412"/>
-          <w:tab w:val="left" w:pos="7328"/>
-          <w:tab w:val="left" w:pos="8244"/>
-          <w:tab w:val="left" w:pos="9160"/>
-          <w:tab w:val="left" w:pos="10076"/>
-          <w:tab w:val="left" w:pos="10992"/>
-          <w:tab w:val="left" w:pos="11908"/>
-          <w:tab w:val="left" w:pos="12824"/>
-          <w:tab w:val="left" w:pos="13740"/>
-          <w:tab w:val="left" w:pos="14656"/>
-        </w:tabs>
-        <w:spacing w:after="0" w:line="240" w:lineRule="auto"/>
-        <w:rPr>
-          <w:rFonts w:ascii="Courier New" w:eastAsia="Times New Roman" w:hAnsi="Courier New" w:cs="Courier New"/>
-          <w:sz w:val="20"/>
-          <w:szCs w:val="20"/>
-          <w:lang w:val="en-US" w:eastAsia="ru-RU"/>
-        </w:rPr>
-      </w:pPr>
-      <w:r>
-        <w:rPr>
-          <w:rFonts w:ascii="Courier New" w:eastAsia="Times New Roman" w:hAnsi="Courier New" w:cs="Courier New"/>
-          <w:sz w:val="20"/>
-          <w:szCs w:val="20"/>
-          <w:lang w:val="en-US" w:eastAsia="ru-RU"/>
-        </w:rPr>
-        <w:t xml:space="preserve">    String storageKey;</w:t>
-      </w:r>
-    </w:p>
-    <w:p>
-      <w:pPr>
-        <w:tabs>
-          <w:tab w:val="left" w:pos="916"/>
-          <w:tab w:val="left" w:pos="1832"/>
-          <w:tab w:val="left" w:pos="2748"/>
-          <w:tab w:val="left" w:pos="3664"/>
-          <w:tab w:val="left" w:pos="4580"/>
-          <w:tab w:val="left" w:pos="5496"/>
-          <w:tab w:val="left" w:pos="6412"/>
-          <w:tab w:val="left" w:pos="7328"/>
-          <w:tab w:val="left" w:pos="8244"/>
-          <w:tab w:val="left" w:pos="9160"/>
-          <w:tab w:val="left" w:pos="10076"/>
-          <w:tab w:val="left" w:pos="10992"/>
-          <w:tab w:val="left" w:pos="11908"/>
-          <w:tab w:val="left" w:pos="12824"/>
-          <w:tab w:val="left" w:pos="13740"/>
-          <w:tab w:val="left" w:pos="14656"/>
-        </w:tabs>
-        <w:spacing w:after="0" w:line="240" w:lineRule="auto"/>
-        <w:rPr>
-          <w:rFonts w:ascii="Courier New" w:eastAsia="Times New Roman" w:hAnsi="Courier New" w:cs="Courier New"/>
-          <w:sz w:val="20"/>
-          <w:szCs w:val="20"/>
-          <w:lang w:val="en-US" w:eastAsia="ru-RU"/>
-        </w:rPr>
-      </w:pPr>
-    </w:p>
-    <w:p>
-      <w:pPr>
-        <w:tabs>
-          <w:tab w:val="left" w:pos="916"/>
-          <w:tab w:val="left" w:pos="1832"/>
-          <w:tab w:val="left" w:pos="2748"/>
-          <w:tab w:val="left" w:pos="3664"/>
-          <w:tab w:val="left" w:pos="4580"/>
-          <w:tab w:val="left" w:pos="5496"/>
-          <w:tab w:val="left" w:pos="6412"/>
-          <w:tab w:val="left" w:pos="7328"/>
-          <w:tab w:val="left" w:pos="8244"/>
-          <w:tab w:val="left" w:pos="9160"/>
-          <w:tab w:val="left" w:pos="10076"/>
-          <w:tab w:val="left" w:pos="10992"/>
-          <w:tab w:val="left" w:pos="11908"/>
-          <w:tab w:val="left" w:pos="12824"/>
-          <w:tab w:val="left" w:pos="13740"/>
-          <w:tab w:val="left" w:pos="14656"/>
-        </w:tabs>
-        <w:spacing w:after="0" w:line="240" w:lineRule="auto"/>
-        <w:rPr>
-          <w:rFonts w:ascii="Courier New" w:eastAsia="Times New Roman" w:hAnsi="Courier New" w:cs="Courier New"/>
-          <w:sz w:val="20"/>
-          <w:szCs w:val="20"/>
-          <w:lang w:eastAsia="ru-RU"/>
-        </w:rPr>
-      </w:pPr>
-      <w:r>
-        <w:rPr>
-          <w:rFonts w:ascii="Courier New" w:eastAsia="Times New Roman" w:hAnsi="Courier New" w:cs="Courier New"/>
-          <w:sz w:val="20"/>
-          <w:szCs w:val="20"/>
-          <w:lang w:val="en-US" w:eastAsia="ru-RU"/>
-        </w:rPr>
-        <w:t xml:space="preserve">    </w:t>
-      </w:r>
-      <w:r>
-        <w:rPr>
-          <w:rFonts w:ascii="Courier New" w:eastAsia="Times New Roman" w:hAnsi="Courier New" w:cs="Courier New"/>
-          <w:sz w:val="20"/>
-          <w:szCs w:val="20"/>
-          <w:lang w:eastAsia="ru-RU"/>
-        </w:rPr>
+      <w:pPr/>
+      <w:r>
+        <w:t>UUID id;</w:t>
+      </w:r>
+    </w:p>
+    <w:p>
+      <w:pPr/>
+      <w:r>
+        <w:t>UUID memoryId;</w:t>
+      </w:r>
+    </w:p>
+    <w:p>
+      <w:pPr/>
+      <w:r>
+        <w:t>MediaType type;</w:t>
+      </w:r>
+    </w:p>
+    <w:p>
+      <w:pPr/>
+      <w:r>
+        <w:t>String displayStorageKey;</w:t>
+      </w:r>
+    </w:p>
+    <w:p>
+      <w:pPr/>
+      <w:r>
+        <w:t>long displayFileSize;</w:t>
+      </w:r>
+    </w:p>
+    <w:p>
+      <w:pPr/>
+      <w:r>
+        <w:t>String thumbnailStorageKey;</w:t>
+      </w:r>
+    </w:p>
+    <w:p>
+      <w:pPr/>
+      <w:r>
+        <w:t>long thumbnailFileSize;</w:t>
+      </w:r>
+    </w:p>
+    <w:p>
+      <w:pPr/>
+      <w:r>
+        <w:t>String mimeType;</w:t>
+      </w:r>
+    </w:p>
+    <w:p>
+      <w:pPr/>
+      <w:r>
         <w:t>Instant createdAt;</w:t>
       </w:r>
     </w:p>
     <w:p>
-      <w:pPr>
-        <w:tabs>
-          <w:tab w:val="left" w:pos="916"/>
-          <w:tab w:val="left" w:pos="1832"/>
-          <w:tab w:val="left" w:pos="2748"/>
-          <w:tab w:val="left" w:pos="3664"/>
-          <w:tab w:val="left" w:pos="4580"/>
-          <w:tab w:val="left" w:pos="5496"/>
-          <w:tab w:val="left" w:pos="6412"/>
-          <w:tab w:val="left" w:pos="7328"/>
-          <w:tab w:val="left" w:pos="8244"/>
-          <w:tab w:val="left" w:pos="9160"/>
-          <w:tab w:val="left" w:pos="10076"/>
-          <w:tab w:val="left" w:pos="10992"/>
-          <w:tab w:val="left" w:pos="11908"/>
-          <w:tab w:val="left" w:pos="12824"/>
-          <w:tab w:val="left" w:pos="13740"/>
-          <w:tab w:val="left" w:pos="14656"/>
-        </w:tabs>
-        <w:spacing w:after="0" w:line="240" w:lineRule="auto"/>
-        <w:rPr>
-          <w:rFonts w:ascii="Courier New" w:eastAsia="Times New Roman" w:hAnsi="Courier New" w:cs="Courier New"/>
-          <w:sz w:val="20"/>
-          <w:szCs w:val="20"/>
-          <w:lang w:eastAsia="ru-RU"/>
-        </w:rPr>
-      </w:pPr>
-      <w:r>
-        <w:rPr>
-          <w:rFonts w:ascii="Courier New" w:eastAsia="Times New Roman" w:hAnsi="Courier New" w:cs="Courier New"/>
-          <w:sz w:val="20"/>
-          <w:szCs w:val="20"/>
-          <w:lang w:eastAsia="ru-RU"/>
-        </w:rPr>
+      <w:pPr/>
+      <w:r>
         <w:t>}</w:t>
       </w:r>
     </w:p>
     <w:p>
-      <w:pPr>
-        <w:spacing w:before="100" w:beforeAutospacing="1" w:after="100" w:afterAutospacing="1" w:line="240" w:lineRule="auto"/>
-        <w:outlineLvl w:val="1"/>
-        <w:rPr>
-          <w:rFonts w:ascii="Times New Roman" w:eastAsia="Times New Roman" w:hAnsi="Times New Roman" w:cs="Times New Roman"/>
-          <w:b/>
-          <w:bCs/>
-          <w:sz w:val="36"/>
-          <w:szCs w:val="36"/>
-          <w:lang w:eastAsia="ru-RU"/>
-        </w:rPr>
-      </w:pPr>
-      <w:r>
-        <w:rPr>
-          <w:rFonts w:ascii="Times New Roman" w:eastAsia="Times New Roman" w:hAnsi="Times New Roman" w:cs="Times New Roman"/>
-          <w:b/>
-          <w:bCs/>
-          <w:sz w:val="36"/>
-          <w:szCs w:val="36"/>
-          <w:lang w:eastAsia="ru-RU"/>
-        </w:rPr>
-        <w:t>Обязательные поля</w:t>
-      </w:r>
-    </w:p>
-    <w:p>
-      <w:pPr>
-        <w:spacing w:before="100" w:beforeAutospacing="1" w:after="100" w:afterAutospacing="1" w:line="240" w:lineRule="auto"/>
-        <w:rPr>
-          <w:rFonts w:ascii="Times New Roman" w:eastAsia="Times New Roman" w:hAnsi="Times New Roman" w:cs="Times New Roman"/>
-          <w:sz w:val="24"/>
-          <w:szCs w:val="24"/>
-          <w:lang w:eastAsia="ru-RU"/>
-        </w:rPr>
-      </w:pPr>
-      <w:r>
-        <w:rPr>
-          <w:rFonts w:ascii="Times New Roman" w:eastAsia="Times New Roman" w:hAnsi="Times New Roman" w:cs="Times New Roman"/>
-          <w:sz w:val="24"/>
-          <w:szCs w:val="24"/>
-          <w:lang w:eastAsia="ru-RU"/>
-        </w:rPr>
-        <w:t>Обязательны:</w:t>
-      </w:r>
-    </w:p>
-    <w:p>
-      <w:pPr>
-        <w:numPr>
-          <w:ilvl w:val="0"/>
-          <w:numId w:val="36"/>
-        </w:numPr>
-        <w:spacing w:before="100" w:beforeAutospacing="1" w:after="100" w:afterAutospacing="1" w:line="240" w:lineRule="auto"/>
-        <w:rPr>
-          <w:rFonts w:ascii="Times New Roman" w:eastAsia="Times New Roman" w:hAnsi="Times New Roman" w:cs="Times New Roman"/>
-          <w:sz w:val="24"/>
-          <w:szCs w:val="24"/>
-          <w:lang w:eastAsia="ru-RU"/>
-        </w:rPr>
-      </w:pPr>
-      <w:r>
-        <w:rPr>
-          <w:rFonts w:ascii="Courier New" w:eastAsia="Times New Roman" w:hAnsi="Courier New" w:cs="Courier New"/>
-          <w:sz w:val="20"/>
-          <w:szCs w:val="20"/>
-          <w:lang w:eastAsia="ru-RU"/>
-        </w:rPr>
-        <w:t>id</w:t>
-      </w:r>
-      <w:r>
-        <w:rPr>
-          <w:rFonts w:ascii="Times New Roman" w:eastAsia="Times New Roman" w:hAnsi="Times New Roman" w:cs="Times New Roman"/>
-          <w:sz w:val="24"/>
-          <w:szCs w:val="24"/>
-          <w:lang w:eastAsia="ru-RU"/>
-        </w:rPr>
-        <w:t>;</w:t>
-      </w:r>
-    </w:p>
-    <w:p>
-      <w:pPr>
-        <w:numPr>
-          <w:ilvl w:val="0"/>
-          <w:numId w:val="36"/>
-        </w:numPr>
-        <w:spacing w:before="100" w:beforeAutospacing="1" w:after="100" w:afterAutospacing="1" w:line="240" w:lineRule="auto"/>
-        <w:rPr>
-          <w:rFonts w:ascii="Times New Roman" w:eastAsia="Times New Roman" w:hAnsi="Times New Roman" w:cs="Times New Roman"/>
-          <w:sz w:val="24"/>
-          <w:szCs w:val="24"/>
-          <w:lang w:eastAsia="ru-RU"/>
-        </w:rPr>
-      </w:pPr>
-      <w:r>
-        <w:rPr>
-          <w:rFonts w:ascii="Courier New" w:eastAsia="Times New Roman" w:hAnsi="Courier New" w:cs="Courier New"/>
-          <w:sz w:val="20"/>
-          <w:szCs w:val="20"/>
-          <w:lang w:eastAsia="ru-RU"/>
-        </w:rPr>
-        <w:t>memoryId</w:t>
-      </w:r>
-      <w:r>
-        <w:rPr>
-          <w:rFonts w:ascii="Times New Roman" w:eastAsia="Times New Roman" w:hAnsi="Times New Roman" w:cs="Times New Roman"/>
-          <w:sz w:val="24"/>
-          <w:szCs w:val="24"/>
-          <w:lang w:eastAsia="ru-RU"/>
-        </w:rPr>
-        <w:t>;</w:t>
-      </w:r>
-    </w:p>
-    <w:p>
-      <w:pPr>
-        <w:numPr>
-          <w:ilvl w:val="0"/>
-          <w:numId w:val="36"/>
-        </w:numPr>
-        <w:spacing w:before="100" w:beforeAutospacing="1" w:after="100" w:afterAutospacing="1" w:line="240" w:lineRule="auto"/>
-        <w:rPr>
-          <w:rFonts w:ascii="Times New Roman" w:eastAsia="Times New Roman" w:hAnsi="Times New Roman" w:cs="Times New Roman"/>
-          <w:sz w:val="24"/>
-          <w:szCs w:val="24"/>
-          <w:lang w:eastAsia="ru-RU"/>
-        </w:rPr>
-      </w:pPr>
-      <w:r>
-        <w:rPr>
-          <w:rFonts w:ascii="Courier New" w:eastAsia="Times New Roman" w:hAnsi="Courier New" w:cs="Courier New"/>
-          <w:sz w:val="20"/>
-          <w:szCs w:val="20"/>
-          <w:lang w:eastAsia="ru-RU"/>
-        </w:rPr>
-        <w:t>type</w:t>
-      </w:r>
-      <w:r>
-        <w:rPr>
-          <w:rFonts w:ascii="Times New Roman" w:eastAsia="Times New Roman" w:hAnsi="Times New Roman" w:cs="Times New Roman"/>
-          <w:sz w:val="24"/>
-          <w:szCs w:val="24"/>
-          <w:lang w:eastAsia="ru-RU"/>
-        </w:rPr>
-        <w:t>;</w:t>
-      </w:r>
-    </w:p>
-    <w:p>
-      <w:pPr>
-        <w:numPr>
-          <w:ilvl w:val="0"/>
-          <w:numId w:val="36"/>
-        </w:numPr>
-        <w:spacing w:before="100" w:beforeAutospacing="1" w:after="100" w:afterAutospacing="1" w:line="240" w:lineRule="auto"/>
-        <w:rPr>
-          <w:rFonts w:ascii="Times New Roman" w:eastAsia="Times New Roman" w:hAnsi="Times New Roman" w:cs="Times New Roman"/>
-          <w:sz w:val="24"/>
-          <w:szCs w:val="24"/>
-          <w:lang w:eastAsia="ru-RU"/>
-        </w:rPr>
-      </w:pPr>
-      <w:r>
-        <w:rPr>
-          <w:rFonts w:ascii="Courier New" w:eastAsia="Times New Roman" w:hAnsi="Courier New" w:cs="Courier New"/>
-          <w:sz w:val="20"/>
-          <w:szCs w:val="20"/>
-          <w:lang w:eastAsia="ru-RU"/>
-        </w:rPr>
-        <w:t>storageKey</w:t>
-      </w:r>
-      <w:r>
-        <w:rPr>
-          <w:rFonts w:ascii="Times New Roman" w:eastAsia="Times New Roman" w:hAnsi="Times New Roman" w:cs="Times New Roman"/>
-          <w:sz w:val="24"/>
-          <w:szCs w:val="24"/>
-          <w:lang w:eastAsia="ru-RU"/>
-        </w:rPr>
-        <w:t>;</w:t>
-      </w:r>
-    </w:p>
-    <w:p>
-      <w:pPr>
-        <w:numPr>
-          <w:ilvl w:val="0"/>
-          <w:numId w:val="36"/>
-        </w:numPr>
-        <w:spacing w:before="100" w:beforeAutospacing="1" w:after="100" w:afterAutospacing="1" w:line="240" w:lineRule="auto"/>
-        <w:rPr>
-          <w:rFonts w:ascii="Times New Roman" w:eastAsia="Times New Roman" w:hAnsi="Times New Roman" w:cs="Times New Roman"/>
-          <w:sz w:val="24"/>
-          <w:szCs w:val="24"/>
-          <w:lang w:eastAsia="ru-RU"/>
-        </w:rPr>
-      </w:pPr>
-      <w:r>
-        <w:rPr>
-          <w:rFonts w:ascii="Courier New" w:eastAsia="Times New Roman" w:hAnsi="Courier New" w:cs="Courier New"/>
-          <w:sz w:val="20"/>
-          <w:szCs w:val="20"/>
-          <w:lang w:eastAsia="ru-RU"/>
-        </w:rPr>
-        <w:t>createdAt</w:t>
-      </w:r>
-      <w:r>
-        <w:rPr>
-          <w:rFonts w:ascii="Times New Roman" w:eastAsia="Times New Roman" w:hAnsi="Times New Roman" w:cs="Times New Roman"/>
-          <w:sz w:val="24"/>
-          <w:szCs w:val="24"/>
-          <w:lang w:eastAsia="ru-RU"/>
-        </w:rPr>
-        <w:t>.</w:t>
-      </w:r>
-    </w:p>
-    <w:p>
-      <w:pPr>
-        <w:spacing w:before="100" w:beforeAutospacing="1" w:after="100" w:afterAutospacing="1" w:line="240" w:lineRule="auto"/>
-        <w:outlineLvl w:val="1"/>
-        <w:rPr>
-          <w:rFonts w:ascii="Times New Roman" w:eastAsia="Times New Roman" w:hAnsi="Times New Roman" w:cs="Times New Roman"/>
-          <w:b/>
-          <w:bCs/>
-          <w:sz w:val="36"/>
-          <w:szCs w:val="36"/>
-          <w:lang w:eastAsia="ru-RU"/>
-        </w:rPr>
-      </w:pPr>
-      <w:r>
-        <w:rPr>
-          <w:rFonts w:ascii="Times New Roman" w:eastAsia="Times New Roman" w:hAnsi="Times New Roman" w:cs="Times New Roman"/>
-          <w:b/>
-          <w:bCs/>
-          <w:sz w:val="36"/>
-          <w:szCs w:val="36"/>
-          <w:lang w:eastAsia="ru-RU"/>
-        </w:rPr>
-        <w:t>Nullable-поля</w:t>
-      </w:r>
-    </w:p>
-    <w:p>
-      <w:pPr>
-        <w:spacing w:before="100" w:beforeAutospacing="1" w:after="100" w:afterAutospacing="1" w:line="240" w:lineRule="auto"/>
-        <w:rPr>
-          <w:rFonts w:ascii="Times New Roman" w:eastAsia="Times New Roman" w:hAnsi="Times New Roman" w:cs="Times New Roman"/>
-          <w:sz w:val="24"/>
-          <w:szCs w:val="24"/>
-          <w:lang w:eastAsia="ru-RU"/>
-        </w:rPr>
-      </w:pPr>
-      <w:r>
-        <w:rPr>
-          <w:rFonts w:ascii="Times New Roman" w:eastAsia="Times New Roman" w:hAnsi="Times New Roman" w:cs="Times New Roman"/>
-          <w:sz w:val="24"/>
-          <w:szCs w:val="24"/>
-          <w:lang w:eastAsia="ru-RU"/>
-        </w:rPr>
-        <w:t>Могут отсутствовать:</w:t>
-      </w:r>
-    </w:p>
-    <w:p>
-      <w:pPr>
-        <w:numPr>
-          <w:ilvl w:val="0"/>
-          <w:numId w:val="37"/>
-        </w:numPr>
-        <w:spacing w:before="100" w:beforeAutospacing="1" w:after="100" w:afterAutospacing="1" w:line="240" w:lineRule="auto"/>
-        <w:rPr>
-          <w:rFonts w:ascii="Times New Roman" w:eastAsia="Times New Roman" w:hAnsi="Times New Roman" w:cs="Times New Roman"/>
-          <w:sz w:val="24"/>
-          <w:szCs w:val="24"/>
-          <w:lang w:eastAsia="ru-RU"/>
-        </w:rPr>
-      </w:pPr>
-      <w:r>
-        <w:rPr>
-          <w:rFonts w:ascii="Courier New" w:eastAsia="Times New Roman" w:hAnsi="Courier New" w:cs="Courier New"/>
-          <w:sz w:val="20"/>
-          <w:szCs w:val="20"/>
-          <w:lang w:eastAsia="ru-RU"/>
-        </w:rPr>
-        <w:lastRenderedPageBreak/>
-        <w:t>fileSize</w:t>
-      </w:r>
-      <w:r>
-        <w:rPr>
-          <w:rFonts w:ascii="Times New Roman" w:eastAsia="Times New Roman" w:hAnsi="Times New Roman" w:cs="Times New Roman"/>
-          <w:sz w:val="24"/>
-          <w:szCs w:val="24"/>
-          <w:lang w:eastAsia="ru-RU"/>
-        </w:rPr>
-        <w:t>;</w:t>
-      </w:r>
-    </w:p>
-    <w:p>
-      <w:pPr>
-        <w:numPr>
-          <w:ilvl w:val="0"/>
-          <w:numId w:val="37"/>
-        </w:numPr>
-        <w:spacing w:before="100" w:beforeAutospacing="1" w:after="100" w:afterAutospacing="1" w:line="240" w:lineRule="auto"/>
-        <w:rPr>
-          <w:rFonts w:ascii="Times New Roman" w:eastAsia="Times New Roman" w:hAnsi="Times New Roman" w:cs="Times New Roman"/>
-          <w:sz w:val="24"/>
-          <w:szCs w:val="24"/>
-          <w:lang w:eastAsia="ru-RU"/>
-        </w:rPr>
-      </w:pPr>
-      <w:r>
-        <w:rPr>
-          <w:rFonts w:ascii="Courier New" w:eastAsia="Times New Roman" w:hAnsi="Courier New" w:cs="Courier New"/>
-          <w:sz w:val="20"/>
-          <w:szCs w:val="20"/>
-          <w:lang w:eastAsia="ru-RU"/>
-        </w:rPr>
-        <w:t>mimeType</w:t>
-      </w:r>
-      <w:r>
-        <w:rPr>
-          <w:rFonts w:ascii="Times New Roman" w:eastAsia="Times New Roman" w:hAnsi="Times New Roman" w:cs="Times New Roman"/>
-          <w:sz w:val="24"/>
-          <w:szCs w:val="24"/>
-          <w:lang w:eastAsia="ru-RU"/>
-        </w:rPr>
-        <w:t>.</w:t>
-      </w:r>
-    </w:p>
-    <w:p>
-      <w:pPr>
-        <w:spacing w:before="100" w:beforeAutospacing="1" w:after="100" w:afterAutospacing="1" w:line="240" w:lineRule="auto"/>
-        <w:outlineLvl w:val="1"/>
-        <w:rPr>
-          <w:rFonts w:ascii="Times New Roman" w:eastAsia="Times New Roman" w:hAnsi="Times New Roman" w:cs="Times New Roman"/>
-          <w:b/>
-          <w:bCs/>
-          <w:sz w:val="36"/>
-          <w:szCs w:val="36"/>
-          <w:lang w:eastAsia="ru-RU"/>
-        </w:rPr>
-      </w:pPr>
-      <w:r>
-        <w:rPr>
-          <w:rFonts w:ascii="Times New Roman" w:eastAsia="Times New Roman" w:hAnsi="Times New Roman" w:cs="Times New Roman"/>
-          <w:b/>
-          <w:bCs/>
-          <w:sz w:val="36"/>
-          <w:szCs w:val="36"/>
-          <w:lang w:eastAsia="ru-RU"/>
-        </w:rPr>
-        <w:t>Инварианты</w:t>
-      </w:r>
-    </w:p>
-    <w:p>
-      <w:pPr>
-        <w:numPr>
-          <w:ilvl w:val="0"/>
-          <w:numId w:val="38"/>
-        </w:numPr>
-        <w:spacing w:before="100" w:beforeAutospacing="1" w:after="100" w:afterAutospacing="1" w:line="240" w:lineRule="auto"/>
-        <w:rPr>
-          <w:rFonts w:ascii="Times New Roman" w:eastAsia="Times New Roman" w:hAnsi="Times New Roman" w:cs="Times New Roman"/>
-          <w:sz w:val="24"/>
-          <w:szCs w:val="24"/>
-          <w:lang w:eastAsia="ru-RU"/>
-        </w:rPr>
-      </w:pPr>
-      <w:r>
-        <w:rPr>
-          <w:rFonts w:ascii="Times New Roman" w:eastAsia="Times New Roman" w:hAnsi="Times New Roman" w:cs="Times New Roman"/>
-          <w:sz w:val="24"/>
-          <w:szCs w:val="24"/>
-          <w:lang w:eastAsia="ru-RU"/>
-        </w:rPr>
-        <w:t>MediaFile не существует без Memory.</w:t>
-      </w:r>
-    </w:p>
-    <w:p>
-      <w:pPr>
-        <w:numPr>
-          <w:ilvl w:val="0"/>
-          <w:numId w:val="38"/>
-        </w:numPr>
-        <w:spacing w:before="100" w:beforeAutospacing="1" w:after="100" w:afterAutospacing="1" w:line="240" w:lineRule="auto"/>
-        <w:rPr>
-          <w:rFonts w:ascii="Times New Roman" w:eastAsia="Times New Roman" w:hAnsi="Times New Roman" w:cs="Times New Roman"/>
-          <w:sz w:val="24"/>
-          <w:szCs w:val="24"/>
-          <w:lang w:eastAsia="ru-RU"/>
-        </w:rPr>
-      </w:pPr>
-      <w:r>
-        <w:rPr>
-          <w:rFonts w:ascii="Times New Roman" w:eastAsia="Times New Roman" w:hAnsi="Times New Roman" w:cs="Times New Roman"/>
-          <w:sz w:val="24"/>
-          <w:szCs w:val="24"/>
-          <w:lang w:eastAsia="ru-RU"/>
-        </w:rPr>
-        <w:t>MediaFile принадлежит ровно одному Memory.</w:t>
-      </w:r>
-    </w:p>
-    <w:p>
-      <w:pPr>
-        <w:numPr>
-          <w:ilvl w:val="0"/>
-          <w:numId w:val="38"/>
-        </w:numPr>
-        <w:spacing w:before="100" w:beforeAutospacing="1" w:after="100" w:afterAutospacing="1" w:line="240" w:lineRule="auto"/>
-        <w:rPr>
-          <w:rFonts w:ascii="Times New Roman" w:eastAsia="Times New Roman" w:hAnsi="Times New Roman" w:cs="Times New Roman"/>
-          <w:sz w:val="24"/>
-          <w:szCs w:val="24"/>
-          <w:lang w:eastAsia="ru-RU"/>
-        </w:rPr>
-      </w:pPr>
-      <w:r>
-        <w:rPr>
-          <w:rFonts w:ascii="Times New Roman" w:eastAsia="Times New Roman" w:hAnsi="Times New Roman" w:cs="Times New Roman"/>
-          <w:sz w:val="24"/>
-          <w:szCs w:val="24"/>
-          <w:lang w:eastAsia="ru-RU"/>
-        </w:rPr>
-        <w:t>Права доступа к MediaFile наследуются от Memory и Story.</w:t>
-      </w:r>
-    </w:p>
-    <w:p>
-      <w:pPr>
-        <w:numPr>
-          <w:ilvl w:val="0"/>
-          <w:numId w:val="38"/>
-        </w:numPr>
-        <w:spacing w:before="100" w:beforeAutospacing="1" w:after="100" w:afterAutospacing="1" w:line="240" w:lineRule="auto"/>
-        <w:rPr>
-          <w:rFonts w:ascii="Times New Roman" w:eastAsia="Times New Roman" w:hAnsi="Times New Roman" w:cs="Times New Roman"/>
-          <w:sz w:val="24"/>
-          <w:szCs w:val="24"/>
-          <w:lang w:eastAsia="ru-RU"/>
-        </w:rPr>
-      </w:pPr>
-      <w:r>
-        <w:rPr>
-          <w:rFonts w:ascii="Courier New" w:eastAsia="Times New Roman" w:hAnsi="Courier New" w:cs="Courier New"/>
-          <w:sz w:val="20"/>
-          <w:szCs w:val="20"/>
-          <w:lang w:eastAsia="ru-RU"/>
-        </w:rPr>
-        <w:t>storageKey</w:t>
-      </w:r>
-      <w:r>
-        <w:rPr>
-          <w:rFonts w:ascii="Times New Roman" w:eastAsia="Times New Roman" w:hAnsi="Times New Roman" w:cs="Times New Roman"/>
-          <w:sz w:val="24"/>
-          <w:szCs w:val="24"/>
-          <w:lang w:eastAsia="ru-RU"/>
-        </w:rPr>
-        <w:t xml:space="preserve"> не может быть пустым.</w:t>
-      </w:r>
-    </w:p>
-    <w:p>
-      <w:pPr>
-        <w:numPr>
-          <w:ilvl w:val="0"/>
-          <w:numId w:val="38"/>
-        </w:numPr>
-        <w:spacing w:before="100" w:beforeAutospacing="1" w:after="100" w:afterAutospacing="1" w:line="240" w:lineRule="auto"/>
-        <w:rPr>
-          <w:rFonts w:ascii="Times New Roman" w:eastAsia="Times New Roman" w:hAnsi="Times New Roman" w:cs="Times New Roman"/>
-          <w:sz w:val="24"/>
-          <w:szCs w:val="24"/>
-          <w:lang w:eastAsia="ru-RU"/>
-        </w:rPr>
-      </w:pPr>
-      <w:r>
-        <w:rPr>
-          <w:rFonts w:ascii="Courier New" w:eastAsia="Times New Roman" w:hAnsi="Courier New" w:cs="Courier New"/>
-          <w:sz w:val="20"/>
-          <w:szCs w:val="20"/>
-          <w:lang w:eastAsia="ru-RU"/>
-        </w:rPr>
-        <w:t>fileSize</w:t>
-      </w:r>
-      <w:r>
-        <w:rPr>
-          <w:rFonts w:ascii="Times New Roman" w:eastAsia="Times New Roman" w:hAnsi="Times New Roman" w:cs="Times New Roman"/>
-          <w:sz w:val="24"/>
-          <w:szCs w:val="24"/>
-          <w:lang w:eastAsia="ru-RU"/>
-        </w:rPr>
-        <w:t>, если указано, не может быть отрицательным.</w:t>
-      </w:r>
-    </w:p>
-    <w:p>
-      <w:pPr>
-        <w:numPr>
-          <w:ilvl w:val="0"/>
-          <w:numId w:val="38"/>
-        </w:numPr>
-        <w:spacing w:before="100" w:beforeAutospacing="1" w:after="100" w:afterAutospacing="1" w:line="240" w:lineRule="auto"/>
-        <w:rPr>
-          <w:rFonts w:ascii="Times New Roman" w:eastAsia="Times New Roman" w:hAnsi="Times New Roman" w:cs="Times New Roman"/>
-          <w:sz w:val="24"/>
-          <w:szCs w:val="24"/>
-          <w:lang w:eastAsia="ru-RU"/>
-        </w:rPr>
-      </w:pPr>
-      <w:r>
-        <w:rPr>
-          <w:rFonts w:ascii="Times New Roman" w:eastAsia="Times New Roman" w:hAnsi="Times New Roman" w:cs="Times New Roman"/>
-          <w:sz w:val="24"/>
-          <w:szCs w:val="24"/>
-          <w:lang w:eastAsia="ru-RU"/>
-        </w:rPr>
-        <w:t>UUID и время создаются приложением.</w:t>
-      </w:r>
-    </w:p>
-    <w:p>
-      <w:pPr>
-        <w:spacing w:before="100" w:beforeAutospacing="1" w:after="100" w:afterAutospacing="1" w:line="240" w:lineRule="auto"/>
-        <w:outlineLvl w:val="1"/>
-        <w:rPr>
-          <w:rFonts w:ascii="Times New Roman" w:eastAsia="Times New Roman" w:hAnsi="Times New Roman" w:cs="Times New Roman"/>
-          <w:b/>
-          <w:bCs/>
-          <w:sz w:val="36"/>
-          <w:szCs w:val="36"/>
-          <w:lang w:eastAsia="ru-RU"/>
-        </w:rPr>
-      </w:pPr>
-      <w:r>
-        <w:rPr>
-          <w:rFonts w:ascii="Times New Roman" w:eastAsia="Times New Roman" w:hAnsi="Times New Roman" w:cs="Times New Roman"/>
-          <w:b/>
-          <w:bCs/>
-          <w:sz w:val="36"/>
-          <w:szCs w:val="36"/>
-          <w:lang w:eastAsia="ru-RU"/>
-        </w:rPr>
-        <w:t>storageKey</w:t>
-      </w:r>
-    </w:p>
-    <w:p>
-      <w:pPr>
-        <w:spacing w:before="100" w:beforeAutospacing="1" w:after="100" w:afterAutospacing="1" w:line="240" w:lineRule="auto"/>
-        <w:rPr>
-          <w:rFonts w:ascii="Times New Roman" w:eastAsia="Times New Roman" w:hAnsi="Times New Roman" w:cs="Times New Roman"/>
-          <w:sz w:val="24"/>
-          <w:szCs w:val="24"/>
-          <w:lang w:eastAsia="ru-RU"/>
-        </w:rPr>
-      </w:pPr>
-      <w:r>
-        <w:rPr>
-          <w:rFonts w:ascii="Courier New" w:eastAsia="Times New Roman" w:hAnsi="Courier New" w:cs="Courier New"/>
-          <w:sz w:val="20"/>
-          <w:szCs w:val="20"/>
-          <w:lang w:eastAsia="ru-RU"/>
-        </w:rPr>
-        <w:t>storageKey</w:t>
-      </w:r>
-      <w:r>
-        <w:rPr>
-          <w:rFonts w:ascii="Times New Roman" w:eastAsia="Times New Roman" w:hAnsi="Times New Roman" w:cs="Times New Roman"/>
-          <w:sz w:val="24"/>
-          <w:szCs w:val="24"/>
-          <w:lang w:eastAsia="ru-RU"/>
-        </w:rPr>
-        <w:t xml:space="preserve"> является внутренним ключом объекта в private object storage.</w:t>
-      </w:r>
-    </w:p>
-    <w:p>
-      <w:pPr>
-        <w:spacing w:before="100" w:beforeAutospacing="1" w:after="100" w:afterAutospacing="1" w:line="240" w:lineRule="auto"/>
-        <w:rPr>
-          <w:rFonts w:ascii="Times New Roman" w:eastAsia="Times New Roman" w:hAnsi="Times New Roman" w:cs="Times New Roman"/>
-          <w:sz w:val="24"/>
-          <w:szCs w:val="24"/>
-          <w:lang w:eastAsia="ru-RU"/>
-        </w:rPr>
-      </w:pPr>
-      <w:r>
-        <w:rPr>
-          <w:rFonts w:ascii="Times New Roman" w:eastAsia="Times New Roman" w:hAnsi="Times New Roman" w:cs="Times New Roman"/>
-          <w:sz w:val="24"/>
-          <w:szCs w:val="24"/>
-          <w:lang w:eastAsia="ru-RU"/>
-        </w:rPr>
-        <w:t>Пример структуры:</w:t>
-      </w:r>
-    </w:p>
-    <w:p>
-      <w:pPr>
-        <w:tabs>
-          <w:tab w:val="left" w:pos="916"/>
-          <w:tab w:val="left" w:pos="1832"/>
-          <w:tab w:val="left" w:pos="2748"/>
-          <w:tab w:val="left" w:pos="3664"/>
-          <w:tab w:val="left" w:pos="4580"/>
-          <w:tab w:val="left" w:pos="5496"/>
-          <w:tab w:val="left" w:pos="6412"/>
-          <w:tab w:val="left" w:pos="7328"/>
-          <w:tab w:val="left" w:pos="8244"/>
-          <w:tab w:val="left" w:pos="9160"/>
-          <w:tab w:val="left" w:pos="10076"/>
-          <w:tab w:val="left" w:pos="10992"/>
-          <w:tab w:val="left" w:pos="11908"/>
-          <w:tab w:val="left" w:pos="12824"/>
-          <w:tab w:val="left" w:pos="13740"/>
-          <w:tab w:val="left" w:pos="14656"/>
-        </w:tabs>
-        <w:spacing w:after="0" w:line="240" w:lineRule="auto"/>
-        <w:rPr>
-          <w:rFonts w:ascii="Courier New" w:eastAsia="Times New Roman" w:hAnsi="Courier New" w:cs="Courier New"/>
-          <w:sz w:val="20"/>
-          <w:szCs w:val="20"/>
-          <w:lang w:val="en-US" w:eastAsia="ru-RU"/>
-        </w:rPr>
-      </w:pPr>
-      <w:r>
-        <w:rPr>
-          <w:rFonts w:ascii="Courier New" w:eastAsia="Times New Roman" w:hAnsi="Courier New" w:cs="Courier New"/>
-          <w:sz w:val="20"/>
-          <w:szCs w:val="20"/>
-          <w:lang w:val="en-US" w:eastAsia="ru-RU"/>
-        </w:rPr>
-        <w:t>memories/&lt;memory-id&gt;/&lt;media-file-id&gt;</w:t>
-      </w:r>
-    </w:p>
-    <w:p>
-      <w:pPr>
-        <w:spacing w:before="100" w:beforeAutospacing="1" w:after="100" w:afterAutospacing="1" w:line="240" w:lineRule="auto"/>
-        <w:rPr>
-          <w:rFonts w:ascii="Times New Roman" w:eastAsia="Times New Roman" w:hAnsi="Times New Roman" w:cs="Times New Roman"/>
-          <w:sz w:val="24"/>
-          <w:szCs w:val="24"/>
-          <w:lang w:eastAsia="ru-RU"/>
-        </w:rPr>
-      </w:pPr>
-      <w:r>
-        <w:rPr>
-          <w:rFonts w:ascii="Courier New" w:eastAsia="Times New Roman" w:hAnsi="Courier New" w:cs="Courier New"/>
-          <w:sz w:val="20"/>
-          <w:szCs w:val="20"/>
-          <w:lang w:eastAsia="ru-RU"/>
-        </w:rPr>
-        <w:t>storageKey</w:t>
-      </w:r>
-      <w:r>
-        <w:rPr>
-          <w:rFonts w:ascii="Times New Roman" w:eastAsia="Times New Roman" w:hAnsi="Times New Roman" w:cs="Times New Roman"/>
-          <w:sz w:val="24"/>
-          <w:szCs w:val="24"/>
-          <w:lang w:eastAsia="ru-RU"/>
-        </w:rPr>
-        <w:t xml:space="preserve"> не является:</w:t>
-      </w:r>
-    </w:p>
-    <w:p>
-      <w:pPr>
-        <w:numPr>
-          <w:ilvl w:val="0"/>
-          <w:numId w:val="39"/>
-        </w:numPr>
-        <w:spacing w:before="100" w:beforeAutospacing="1" w:after="100" w:afterAutospacing="1" w:line="240" w:lineRule="auto"/>
-        <w:rPr>
-          <w:rFonts w:ascii="Times New Roman" w:eastAsia="Times New Roman" w:hAnsi="Times New Roman" w:cs="Times New Roman"/>
-          <w:sz w:val="24"/>
-          <w:szCs w:val="24"/>
-          <w:lang w:eastAsia="ru-RU"/>
-        </w:rPr>
-      </w:pPr>
-      <w:r>
-        <w:rPr>
-          <w:rFonts w:ascii="Times New Roman" w:eastAsia="Times New Roman" w:hAnsi="Times New Roman" w:cs="Times New Roman"/>
-          <w:sz w:val="24"/>
-          <w:szCs w:val="24"/>
-          <w:lang w:eastAsia="ru-RU"/>
-        </w:rPr>
-        <w:t>публичным URL;</w:t>
-      </w:r>
-    </w:p>
-    <w:p>
-      <w:pPr>
-        <w:numPr>
-          <w:ilvl w:val="0"/>
-          <w:numId w:val="39"/>
-        </w:numPr>
-        <w:spacing w:before="100" w:beforeAutospacing="1" w:after="100" w:afterAutospacing="1" w:line="240" w:lineRule="auto"/>
-        <w:rPr>
-          <w:rFonts w:ascii="Times New Roman" w:eastAsia="Times New Roman" w:hAnsi="Times New Roman" w:cs="Times New Roman"/>
-          <w:sz w:val="24"/>
-          <w:szCs w:val="24"/>
-          <w:lang w:eastAsia="ru-RU"/>
-        </w:rPr>
-      </w:pPr>
-      <w:r>
-        <w:rPr>
-          <w:rFonts w:ascii="Times New Roman" w:eastAsia="Times New Roman" w:hAnsi="Times New Roman" w:cs="Times New Roman"/>
-          <w:sz w:val="24"/>
-          <w:szCs w:val="24"/>
-          <w:lang w:eastAsia="ru-RU"/>
-        </w:rPr>
-        <w:t>signed URL;</w:t>
-      </w:r>
-    </w:p>
-    <w:p>
-      <w:pPr>
-        <w:numPr>
-          <w:ilvl w:val="0"/>
-          <w:numId w:val="39"/>
-        </w:numPr>
-        <w:spacing w:before="100" w:beforeAutospacing="1" w:after="100" w:afterAutospacing="1" w:line="240" w:lineRule="auto"/>
-        <w:rPr>
-          <w:rFonts w:ascii="Times New Roman" w:eastAsia="Times New Roman" w:hAnsi="Times New Roman" w:cs="Times New Roman"/>
-          <w:sz w:val="24"/>
-          <w:szCs w:val="24"/>
-          <w:lang w:eastAsia="ru-RU"/>
-        </w:rPr>
-      </w:pPr>
-      <w:r>
-        <w:rPr>
-          <w:rFonts w:ascii="Times New Roman" w:eastAsia="Times New Roman" w:hAnsi="Times New Roman" w:cs="Times New Roman"/>
-          <w:sz w:val="24"/>
-          <w:szCs w:val="24"/>
-          <w:lang w:eastAsia="ru-RU"/>
-        </w:rPr>
-        <w:t>пользовательским именем файла;</w:t>
-      </w:r>
-    </w:p>
-    <w:p>
-      <w:pPr>
-        <w:numPr>
-          <w:ilvl w:val="0"/>
-          <w:numId w:val="39"/>
-        </w:numPr>
-        <w:spacing w:before="100" w:beforeAutospacing="1" w:after="100" w:afterAutospacing="1" w:line="240" w:lineRule="auto"/>
-        <w:rPr>
-          <w:rFonts w:ascii="Times New Roman" w:eastAsia="Times New Roman" w:hAnsi="Times New Roman" w:cs="Times New Roman"/>
-          <w:sz w:val="24"/>
-          <w:szCs w:val="24"/>
-          <w:lang w:eastAsia="ru-RU"/>
-        </w:rPr>
-      </w:pPr>
-      <w:r>
-        <w:rPr>
-          <w:rFonts w:ascii="Times New Roman" w:eastAsia="Times New Roman" w:hAnsi="Times New Roman" w:cs="Times New Roman"/>
-          <w:sz w:val="24"/>
-          <w:szCs w:val="24"/>
-          <w:lang w:eastAsia="ru-RU"/>
-        </w:rPr>
-        <w:t>URL MinIO;</w:t>
-      </w:r>
-    </w:p>
-    <w:p>
-      <w:pPr>
-        <w:numPr>
-          <w:ilvl w:val="0"/>
-          <w:numId w:val="39"/>
-        </w:numPr>
-        <w:spacing w:before="100" w:beforeAutospacing="1" w:after="100" w:afterAutospacing="1" w:line="240" w:lineRule="auto"/>
-        <w:rPr>
-          <w:rFonts w:ascii="Times New Roman" w:eastAsia="Times New Roman" w:hAnsi="Times New Roman" w:cs="Times New Roman"/>
-          <w:sz w:val="24"/>
-          <w:szCs w:val="24"/>
-          <w:lang w:eastAsia="ru-RU"/>
-        </w:rPr>
-      </w:pPr>
-      <w:r>
-        <w:rPr>
-          <w:rFonts w:ascii="Times New Roman" w:eastAsia="Times New Roman" w:hAnsi="Times New Roman" w:cs="Times New Roman"/>
-          <w:sz w:val="24"/>
-          <w:szCs w:val="24"/>
-          <w:lang w:eastAsia="ru-RU"/>
-        </w:rPr>
-        <w:t>локальным путём Flutter;</w:t>
-      </w:r>
-    </w:p>
-    <w:p>
-      <w:pPr>
-        <w:numPr>
-          <w:ilvl w:val="0"/>
-          <w:numId w:val="39"/>
-        </w:numPr>
-        <w:spacing w:before="100" w:beforeAutospacing="1" w:after="100" w:afterAutospacing="1" w:line="240" w:lineRule="auto"/>
-        <w:rPr>
-          <w:rFonts w:ascii="Times New Roman" w:eastAsia="Times New Roman" w:hAnsi="Times New Roman" w:cs="Times New Roman"/>
-          <w:sz w:val="24"/>
-          <w:szCs w:val="24"/>
-          <w:lang w:eastAsia="ru-RU"/>
-        </w:rPr>
-      </w:pPr>
-      <w:r>
-        <w:rPr>
-          <w:rFonts w:ascii="Times New Roman" w:eastAsia="Times New Roman" w:hAnsi="Times New Roman" w:cs="Times New Roman"/>
-          <w:sz w:val="24"/>
-          <w:szCs w:val="24"/>
-          <w:lang w:eastAsia="ru-RU"/>
-        </w:rPr>
-        <w:t>содержимым файла.</w:t>
-      </w:r>
-    </w:p>
-    <w:p>
-      <w:pPr>
-        <w:spacing w:before="100" w:beforeAutospacing="1" w:after="100" w:afterAutospacing="1" w:line="240" w:lineRule="auto"/>
-        <w:rPr>
-          <w:rFonts w:ascii="Times New Roman" w:eastAsia="Times New Roman" w:hAnsi="Times New Roman" w:cs="Times New Roman"/>
-          <w:sz w:val="24"/>
-          <w:szCs w:val="24"/>
-          <w:lang w:eastAsia="ru-RU"/>
-        </w:rPr>
-      </w:pPr>
-      <w:r>
-        <w:rPr>
-          <w:rFonts w:ascii="Times New Roman" w:eastAsia="Times New Roman" w:hAnsi="Times New Roman" w:cs="Times New Roman"/>
-          <w:sz w:val="24"/>
-          <w:szCs w:val="24"/>
-          <w:lang w:eastAsia="ru-RU"/>
-        </w:rPr>
-        <w:t>Публичные URL не являются частью domain state.</w:t>
-      </w:r>
-    </w:p>
-    <w:p>
-      <w:pPr>
-        <w:spacing w:before="100" w:beforeAutospacing="1" w:after="100" w:afterAutospacing="1" w:line="240" w:lineRule="auto"/>
-        <w:rPr>
-          <w:rFonts w:ascii="Times New Roman" w:eastAsia="Times New Roman" w:hAnsi="Times New Roman" w:cs="Times New Roman"/>
-          <w:sz w:val="24"/>
-          <w:szCs w:val="24"/>
-          <w:lang w:eastAsia="ru-RU"/>
-        </w:rPr>
-      </w:pPr>
-      <w:r>
-        <w:rPr>
-          <w:rFonts w:ascii="Times New Roman" w:eastAsia="Times New Roman" w:hAnsi="Times New Roman" w:cs="Times New Roman"/>
-          <w:sz w:val="24"/>
-          <w:szCs w:val="24"/>
-          <w:lang w:eastAsia="ru-RU"/>
-        </w:rPr>
-        <w:t>Доступ к файлу должен предоставляться только backend после проверки прав.</w:t>
-      </w:r>
-    </w:p>
-    <w:p>
-      <w:pPr>
-        <w:spacing w:before="100" w:beforeAutospacing="1" w:after="100" w:afterAutospacing="1" w:line="240" w:lineRule="auto"/>
-        <w:outlineLvl w:val="1"/>
-        <w:rPr>
-          <w:rFonts w:ascii="Times New Roman" w:eastAsia="Times New Roman" w:hAnsi="Times New Roman" w:cs="Times New Roman"/>
-          <w:b/>
-          <w:bCs/>
-          <w:sz w:val="36"/>
-          <w:szCs w:val="36"/>
-          <w:lang w:eastAsia="ru-RU"/>
-        </w:rPr>
-      </w:pPr>
-      <w:r>
-        <w:rPr>
-          <w:rFonts w:ascii="Times New Roman" w:eastAsia="Times New Roman" w:hAnsi="Times New Roman" w:cs="Times New Roman"/>
-          <w:b/>
-          <w:bCs/>
-          <w:sz w:val="36"/>
-          <w:szCs w:val="36"/>
-          <w:lang w:eastAsia="ru-RU"/>
-        </w:rPr>
-        <w:t>Хранение содержимого</w:t>
-      </w:r>
-    </w:p>
-    <w:p>
-      <w:pPr>
-        <w:spacing w:before="100" w:beforeAutospacing="1" w:after="100" w:afterAutospacing="1" w:line="240" w:lineRule="auto"/>
-        <w:rPr>
-          <w:rFonts w:ascii="Times New Roman" w:eastAsia="Times New Roman" w:hAnsi="Times New Roman" w:cs="Times New Roman"/>
-          <w:sz w:val="24"/>
-          <w:szCs w:val="24"/>
-          <w:lang w:eastAsia="ru-RU"/>
-        </w:rPr>
-      </w:pPr>
-      <w:r>
-        <w:rPr>
-          <w:rFonts w:ascii="Times New Roman" w:eastAsia="Times New Roman" w:hAnsi="Times New Roman" w:cs="Times New Roman"/>
-          <w:sz w:val="24"/>
-          <w:szCs w:val="24"/>
-          <w:lang w:eastAsia="ru-RU"/>
-        </w:rPr>
-        <w:t>Содержимое файла не хранится в PostgreSQL.</w:t>
-      </w:r>
-    </w:p>
-    <w:p>
-      <w:pPr>
-        <w:spacing w:before="100" w:beforeAutospacing="1" w:after="100" w:afterAutospacing="1" w:line="240" w:lineRule="auto"/>
-        <w:rPr>
-          <w:rFonts w:ascii="Times New Roman" w:eastAsia="Times New Roman" w:hAnsi="Times New Roman" w:cs="Times New Roman"/>
-          <w:sz w:val="24"/>
-          <w:szCs w:val="24"/>
-          <w:lang w:eastAsia="ru-RU"/>
-        </w:rPr>
-      </w:pPr>
-      <w:r>
-        <w:rPr>
-          <w:rFonts w:ascii="Times New Roman" w:eastAsia="Times New Roman" w:hAnsi="Times New Roman" w:cs="Times New Roman"/>
-          <w:sz w:val="24"/>
-          <w:szCs w:val="24"/>
-          <w:lang w:eastAsia="ru-RU"/>
-        </w:rPr>
-        <w:t>Domain record не должен содержать:</w:t>
-      </w:r>
-    </w:p>
-    <w:p>
-      <w:pPr>
-        <w:numPr>
-          <w:ilvl w:val="0"/>
-          <w:numId w:val="40"/>
-        </w:numPr>
-        <w:spacing w:before="100" w:beforeAutospacing="1" w:after="100" w:afterAutospacing="1" w:line="240" w:lineRule="auto"/>
-        <w:rPr>
-          <w:rFonts w:ascii="Times New Roman" w:eastAsia="Times New Roman" w:hAnsi="Times New Roman" w:cs="Times New Roman"/>
-          <w:sz w:val="24"/>
-          <w:szCs w:val="24"/>
-          <w:lang w:eastAsia="ru-RU"/>
-        </w:rPr>
-      </w:pPr>
-      <w:proofErr w:type="gramStart"/>
-      <w:r>
-        <w:rPr>
-          <w:rFonts w:ascii="Courier New" w:eastAsia="Times New Roman" w:hAnsi="Courier New" w:cs="Courier New"/>
-          <w:sz w:val="20"/>
-          <w:szCs w:val="20"/>
-          <w:lang w:eastAsia="ru-RU"/>
-        </w:rPr>
-        <w:t>byte[</w:t>
-      </w:r>
-      <w:proofErr w:type="gramEnd"/>
-      <w:r>
-        <w:rPr>
-          <w:rFonts w:ascii="Courier New" w:eastAsia="Times New Roman" w:hAnsi="Courier New" w:cs="Courier New"/>
-          <w:sz w:val="20"/>
-          <w:szCs w:val="20"/>
-          <w:lang w:eastAsia="ru-RU"/>
-        </w:rPr>
-        <w:t>]</w:t>
-      </w:r>
-      <w:r>
-        <w:rPr>
-          <w:rFonts w:ascii="Times New Roman" w:eastAsia="Times New Roman" w:hAnsi="Times New Roman" w:cs="Times New Roman"/>
-          <w:sz w:val="24"/>
-          <w:szCs w:val="24"/>
-          <w:lang w:eastAsia="ru-RU"/>
-        </w:rPr>
-        <w:t>;</w:t>
-      </w:r>
-    </w:p>
-    <w:p>
-      <w:pPr>
-        <w:numPr>
-          <w:ilvl w:val="0"/>
-          <w:numId w:val="40"/>
-        </w:numPr>
-        <w:spacing w:before="100" w:beforeAutospacing="1" w:after="100" w:afterAutospacing="1" w:line="240" w:lineRule="auto"/>
-        <w:rPr>
-          <w:rFonts w:ascii="Times New Roman" w:eastAsia="Times New Roman" w:hAnsi="Times New Roman" w:cs="Times New Roman"/>
-          <w:sz w:val="24"/>
-          <w:szCs w:val="24"/>
-          <w:lang w:eastAsia="ru-RU"/>
-        </w:rPr>
-      </w:pPr>
-      <w:r>
-        <w:rPr>
-          <w:rFonts w:ascii="Courier New" w:eastAsia="Times New Roman" w:hAnsi="Courier New" w:cs="Courier New"/>
-          <w:sz w:val="20"/>
-          <w:szCs w:val="20"/>
-          <w:lang w:eastAsia="ru-RU"/>
-        </w:rPr>
-        <w:t>InputStream</w:t>
-      </w:r>
-      <w:r>
-        <w:rPr>
-          <w:rFonts w:ascii="Times New Roman" w:eastAsia="Times New Roman" w:hAnsi="Times New Roman" w:cs="Times New Roman"/>
-          <w:sz w:val="24"/>
-          <w:szCs w:val="24"/>
-          <w:lang w:eastAsia="ru-RU"/>
-        </w:rPr>
-        <w:t>;</w:t>
-      </w:r>
-    </w:p>
-    <w:p>
-      <w:pPr>
-        <w:numPr>
-          <w:ilvl w:val="0"/>
-          <w:numId w:val="40"/>
-        </w:numPr>
-        <w:spacing w:before="100" w:beforeAutospacing="1" w:after="100" w:afterAutospacing="1" w:line="240" w:lineRule="auto"/>
-        <w:rPr>
-          <w:rFonts w:ascii="Times New Roman" w:eastAsia="Times New Roman" w:hAnsi="Times New Roman" w:cs="Times New Roman"/>
-          <w:sz w:val="24"/>
-          <w:szCs w:val="24"/>
-          <w:lang w:eastAsia="ru-RU"/>
-        </w:rPr>
-      </w:pPr>
-      <w:r>
-        <w:rPr>
-          <w:rFonts w:ascii="Courier New" w:eastAsia="Times New Roman" w:hAnsi="Courier New" w:cs="Courier New"/>
-          <w:sz w:val="20"/>
-          <w:szCs w:val="20"/>
-          <w:lang w:eastAsia="ru-RU"/>
-        </w:rPr>
-        <w:t>MultipartFile</w:t>
-      </w:r>
-      <w:r>
-        <w:rPr>
-          <w:rFonts w:ascii="Times New Roman" w:eastAsia="Times New Roman" w:hAnsi="Times New Roman" w:cs="Times New Roman"/>
-          <w:sz w:val="24"/>
-          <w:szCs w:val="24"/>
-          <w:lang w:eastAsia="ru-RU"/>
-        </w:rPr>
-        <w:t>;</w:t>
-      </w:r>
-    </w:p>
-    <w:p>
-      <w:pPr>
-        <w:numPr>
-          <w:ilvl w:val="0"/>
-          <w:numId w:val="40"/>
-        </w:numPr>
-        <w:spacing w:before="100" w:beforeAutospacing="1" w:after="100" w:afterAutospacing="1" w:line="240" w:lineRule="auto"/>
-        <w:rPr>
-          <w:rFonts w:ascii="Times New Roman" w:eastAsia="Times New Roman" w:hAnsi="Times New Roman" w:cs="Times New Roman"/>
-          <w:sz w:val="24"/>
-          <w:szCs w:val="24"/>
-          <w:lang w:eastAsia="ru-RU"/>
-        </w:rPr>
-      </w:pPr>
-      <w:r>
-        <w:rPr>
-          <w:rFonts w:ascii="Times New Roman" w:eastAsia="Times New Roman" w:hAnsi="Times New Roman" w:cs="Times New Roman"/>
-          <w:sz w:val="24"/>
-          <w:szCs w:val="24"/>
-          <w:lang w:eastAsia="ru-RU"/>
-        </w:rPr>
-        <w:t>MinIO-клиент;</w:t>
-      </w:r>
-    </w:p>
-    <w:p>
-      <w:pPr>
-        <w:numPr>
-          <w:ilvl w:val="0"/>
-          <w:numId w:val="40"/>
-        </w:numPr>
-        <w:spacing w:before="100" w:beforeAutospacing="1" w:after="100" w:afterAutospacing="1" w:line="240" w:lineRule="auto"/>
-        <w:rPr>
-          <w:rFonts w:ascii="Times New Roman" w:eastAsia="Times New Roman" w:hAnsi="Times New Roman" w:cs="Times New Roman"/>
-          <w:sz w:val="24"/>
-          <w:szCs w:val="24"/>
-          <w:lang w:eastAsia="ru-RU"/>
-        </w:rPr>
-      </w:pPr>
-      <w:r>
-        <w:rPr>
-          <w:rFonts w:ascii="Times New Roman" w:eastAsia="Times New Roman" w:hAnsi="Times New Roman" w:cs="Times New Roman"/>
-          <w:sz w:val="24"/>
-          <w:szCs w:val="24"/>
-          <w:lang w:eastAsia="ru-RU"/>
-        </w:rPr>
-        <w:t>HTTP request;</w:t>
-      </w:r>
-    </w:p>
-    <w:p>
-      <w:pPr>
-        <w:numPr>
-          <w:ilvl w:val="0"/>
-          <w:numId w:val="40"/>
-        </w:numPr>
-        <w:spacing w:before="100" w:beforeAutospacing="1" w:after="100" w:afterAutospacing="1" w:line="240" w:lineRule="auto"/>
-        <w:rPr>
-          <w:rFonts w:ascii="Times New Roman" w:eastAsia="Times New Roman" w:hAnsi="Times New Roman" w:cs="Times New Roman"/>
-          <w:sz w:val="24"/>
-          <w:szCs w:val="24"/>
-          <w:lang w:eastAsia="ru-RU"/>
-        </w:rPr>
-      </w:pPr>
-      <w:r>
-        <w:rPr>
-          <w:rFonts w:ascii="Times New Roman" w:eastAsia="Times New Roman" w:hAnsi="Times New Roman" w:cs="Times New Roman"/>
-          <w:sz w:val="24"/>
-          <w:szCs w:val="24"/>
-          <w:lang w:eastAsia="ru-RU"/>
-        </w:rPr>
-        <w:t>upload/download methods.</w:t>
-      </w:r>
-    </w:p>
-    <w:p>
-      <w:pPr>
-        <w:spacing w:before="100" w:beforeAutospacing="1" w:after="100" w:afterAutospacing="1" w:line="240" w:lineRule="auto"/>
-        <w:rPr>
-          <w:rFonts w:ascii="Times New Roman" w:eastAsia="Times New Roman" w:hAnsi="Times New Roman" w:cs="Times New Roman"/>
-          <w:sz w:val="24"/>
-          <w:szCs w:val="24"/>
-          <w:lang w:eastAsia="ru-RU"/>
-        </w:rPr>
-      </w:pPr>
-      <w:r>
-        <w:rPr>
-          <w:rFonts w:ascii="Times New Roman" w:eastAsia="Times New Roman" w:hAnsi="Times New Roman" w:cs="Times New Roman"/>
-          <w:sz w:val="24"/>
-          <w:szCs w:val="24"/>
-          <w:lang w:eastAsia="ru-RU"/>
-        </w:rPr>
-        <w:t>Работа с физическим объектом будет выполняться через отдельную storage abstraction на infrastructure/application layer.</w:t>
-      </w:r>
-    </w:p>
-    <w:p>
-      <w:pPr>
-        <w:spacing w:before="100" w:beforeAutospacing="1" w:after="100" w:afterAutospacing="1" w:line="240" w:lineRule="auto"/>
-        <w:outlineLvl w:val="1"/>
-        <w:rPr>
-          <w:rFonts w:ascii="Times New Roman" w:eastAsia="Times New Roman" w:hAnsi="Times New Roman" w:cs="Times New Roman"/>
-          <w:b/>
-          <w:bCs/>
-          <w:sz w:val="36"/>
-          <w:szCs w:val="36"/>
-          <w:lang w:eastAsia="ru-RU"/>
-        </w:rPr>
-      </w:pPr>
-      <w:r>
-        <w:rPr>
-          <w:rFonts w:ascii="Times New Roman" w:eastAsia="Times New Roman" w:hAnsi="Times New Roman" w:cs="Times New Roman"/>
-          <w:b/>
-          <w:bCs/>
-          <w:sz w:val="36"/>
-          <w:szCs w:val="36"/>
-          <w:lang w:eastAsia="ru-RU"/>
-        </w:rPr>
-        <w:t>Изменяемость metadata</w:t>
-      </w:r>
-    </w:p>
-    <w:p>
-      <w:pPr>
-        <w:spacing w:before="100" w:beforeAutospacing="1" w:after="100" w:afterAutospacing="1" w:line="240" w:lineRule="auto"/>
-        <w:rPr>
-          <w:rFonts w:ascii="Times New Roman" w:eastAsia="Times New Roman" w:hAnsi="Times New Roman" w:cs="Times New Roman"/>
-          <w:sz w:val="24"/>
-          <w:szCs w:val="24"/>
-          <w:lang w:eastAsia="ru-RU"/>
-        </w:rPr>
-      </w:pPr>
-      <w:r>
-        <w:rPr>
-          <w:rFonts w:ascii="Times New Roman" w:eastAsia="Times New Roman" w:hAnsi="Times New Roman" w:cs="Times New Roman"/>
-          <w:sz w:val="24"/>
-          <w:szCs w:val="24"/>
-          <w:lang w:eastAsia="ru-RU"/>
-        </w:rPr>
-        <w:lastRenderedPageBreak/>
-        <w:t>В текущем scope metadata MediaFile считается immutable после создания.</w:t>
-      </w:r>
-    </w:p>
-    <w:p>
-      <w:pPr>
-        <w:spacing w:before="100" w:beforeAutospacing="1" w:after="100" w:afterAutospacing="1" w:line="240" w:lineRule="auto"/>
-        <w:rPr>
-          <w:rFonts w:ascii="Times New Roman" w:eastAsia="Times New Roman" w:hAnsi="Times New Roman" w:cs="Times New Roman"/>
-          <w:sz w:val="24"/>
-          <w:szCs w:val="24"/>
-          <w:lang w:eastAsia="ru-RU"/>
-        </w:rPr>
-      </w:pPr>
-      <w:r>
-        <w:rPr>
-          <w:rFonts w:ascii="Times New Roman" w:eastAsia="Times New Roman" w:hAnsi="Times New Roman" w:cs="Times New Roman"/>
-          <w:sz w:val="24"/>
-          <w:szCs w:val="24"/>
-          <w:lang w:eastAsia="ru-RU"/>
-        </w:rPr>
-        <w:t xml:space="preserve">Поэтому Repository Contract не содержит метод </w:t>
-      </w:r>
-      <w:r>
-        <w:rPr>
-          <w:rFonts w:ascii="Courier New" w:eastAsia="Times New Roman" w:hAnsi="Courier New" w:cs="Courier New"/>
-          <w:sz w:val="20"/>
-          <w:szCs w:val="20"/>
-          <w:lang w:eastAsia="ru-RU"/>
-        </w:rPr>
-        <w:t>update</w:t>
-      </w:r>
-      <w:r>
-        <w:rPr>
-          <w:rFonts w:ascii="Times New Roman" w:eastAsia="Times New Roman" w:hAnsi="Times New Roman" w:cs="Times New Roman"/>
-          <w:sz w:val="24"/>
-          <w:szCs w:val="24"/>
-          <w:lang w:eastAsia="ru-RU"/>
-        </w:rPr>
-        <w:t>.</w:t>
-      </w:r>
-    </w:p>
-    <w:p>
-      <w:pPr>
-        <w:spacing w:before="100" w:beforeAutospacing="1" w:after="100" w:afterAutospacing="1" w:line="240" w:lineRule="auto"/>
-        <w:rPr>
-          <w:rFonts w:ascii="Times New Roman" w:eastAsia="Times New Roman" w:hAnsi="Times New Roman" w:cs="Times New Roman"/>
-          <w:sz w:val="24"/>
-          <w:szCs w:val="24"/>
-          <w:lang w:eastAsia="ru-RU"/>
-        </w:rPr>
-      </w:pPr>
-      <w:r>
-        <w:rPr>
-          <w:rFonts w:ascii="Times New Roman" w:eastAsia="Times New Roman" w:hAnsi="Times New Roman" w:cs="Times New Roman"/>
-          <w:sz w:val="24"/>
-          <w:szCs w:val="24"/>
-          <w:lang w:eastAsia="ru-RU"/>
-        </w:rPr>
-        <w:t>Если в будущем возникнет реальный сценарий изменения metadata, контракт может быть расширен отдельным решением.</w:t>
+      <w:pPr/>
+      <w:r>
+        <w:t>Required application-created MediaFile fields</w:t>
+      </w:r>
+    </w:p>
+    <w:p>
+      <w:pPr/>
+      <w:r>
+        <w:t>id; memoryId; type; displayStorageKey; displayFileSize; thumbnailStorageKey; thumbnailFileSize; mimeType; createdAt.</w:t>
+      </w:r>
+    </w:p>
+    <w:p>
+      <w:pPr/>
+      <w:r>
+        <w:t>Invariants</w:t>
+      </w:r>
+    </w:p>
+    <w:p>
+      <w:pPr/>
+      <w:r>
+        <w:t>MediaFile cannot exist without Memory.</w:t>
+      </w:r>
+    </w:p>
+    <w:p>
+      <w:pPr/>
+      <w:r>
+        <w:t>MediaFile belongs to exactly one Memory.</w:t>
+      </w:r>
+    </w:p>
+    <w:p>
+      <w:pPr/>
+      <w:r>
+        <w:t>Access to MediaFile is inherited from Memory and StoryParticipant.</w:t>
+      </w:r>
+    </w:p>
+    <w:p>
+      <w:pPr/>
+      <w:r>
+        <w:t>displayStorageKey and thumbnailStorageKey must be nonblank and must differ.</w:t>
+      </w:r>
+    </w:p>
+    <w:p>
+      <w:pPr/>
+      <w:r>
+        <w:t>displayFileSize and thumbnailFileSize must be positive.</w:t>
+      </w:r>
+    </w:p>
+    <w:p>
+      <w:pPr/>
+      <w:r>
+        <w:t>Current persisted PHOTO representations use mimeType image/jpeg.</w:t>
+      </w:r>
+    </w:p>
+    <w:p>
+      <w:pPr/>
+      <w:r>
+        <w:t>UUID and createdAt are application-provided.</w:t>
+      </w:r>
+    </w:p>
+    <w:p>
+      <w:pPr/>
+      <w:r>
+        <w:t>Storage keys</w:t>
+      </w:r>
+    </w:p>
+    <w:p>
+      <w:pPr/>
+      <w:r>
+        <w:t>displayStorageKey and thumbnailStorageKey are internal private object-storage identifiers.</w:t>
+      </w:r>
+    </w:p>
+    <w:p>
+      <w:pPr/>
+      <w:r>
+        <w:t>Current deterministic key pattern: media/{mediaId}/display and media/{mediaId}/thumbnail.</w:t>
+      </w:r>
+    </w:p>
+    <w:p>
+      <w:pPr/>
+      <w:r>
+        <w:t>Storage keys are not public URLs, signed URLs, MinIO URLs, user filenames, Flutter local paths or file content.</w:t>
+      </w:r>
+    </w:p>
+    <w:p>
+      <w:pPr/>
+      <w:r>
+        <w:t>Clients never receive storage keys. The REST API exposes only backend-relative thumbnailUrl/displayUrl paths.</w:t>
+      </w:r>
+    </w:p>
+    <w:p>
+      <w:pPr/>
+      <w:r>
+        <w:t>Media content is served only by the backend after authorization.</w:t>
+      </w:r>
+    </w:p>
+    <w:p>
+      <w:pPr/>
+      <w:r>
+        <w:t>Binary content boundary</w:t>
+      </w:r>
+    </w:p>
+    <w:p>
+      <w:pPr/>
+      <w:r>
+        <w:t>Domain records must not contain byte[], InputStream, MultipartFile, MinIO client, HTTP request, upload methods or download methods.</w:t>
+      </w:r>
+    </w:p>
+    <w:p>
+      <w:pPr/>
+      <w:r>
+        <w:t>Physical object work belongs behind the storage abstraction at the application/infrastructure boundary.</w:t>
+      </w:r>
+    </w:p>
+    <w:p>
+      <w:pPr/>
+      <w:r>
+        <w:t>Metadata mutability</w:t>
+      </w:r>
+    </w:p>
+    <w:p>
+      <w:pPr/>
+      <w:r>
+        <w:t>MediaFile metadata is immutable after creation in the current scope. Repository Contract has no update method.</w:t>
       </w:r>
     </w:p>
     <w:p>

--- a/docs/03-domain-model.docx
+++ b/docs/03-domain-model.docx
@@ -6203,6 +6203,740 @@
     </w:p>
     <w:p>
       <w:pPr>
+        <w:spacing w:before="100" w:beforeAutospacing="1" w:after="100" w:afterAutospacing="1" w:line="240" w:lineRule="auto"/>
+        <w:rPr>
+          <w:rFonts w:ascii="Times New Roman" w:eastAsia="Times New Roman" w:hAnsi="Times New Roman" w:cs="Times New Roman"/>
+          <w:sz w:val="24"/>
+          <w:szCs w:val="24"/>
+          <w:lang w:val="en-US" w:eastAsia="ru-RU"/>
+        </w:rPr>
+      </w:pPr>
+      <w:r>
+        <w:rPr>
+          <w:rFonts w:ascii="Times New Roman" w:eastAsia="Times New Roman" w:hAnsi="Times New Roman" w:cs="Times New Roman"/>
+          <w:sz w:val="24"/>
+          <w:szCs w:val="24"/>
+          <w:lang w:val="en-US" w:eastAsia="ru-RU"/>
+        </w:rPr>
+        <w:t>Story Soundtrack</w:t>
+      </w:r>
+    </w:p>
+    <w:p>
+      <w:pPr>
+        <w:spacing w:before="100" w:beforeAutospacing="1" w:after="100" w:afterAutospacing="1" w:line="240" w:lineRule="auto"/>
+        <w:rPr>
+          <w:rFonts w:ascii="Times New Roman" w:eastAsia="Times New Roman" w:hAnsi="Times New Roman" w:cs="Times New Roman"/>
+          <w:sz w:val="24"/>
+          <w:szCs w:val="24"/>
+          <w:lang w:val="en-US" w:eastAsia="ru-RU"/>
+        </w:rPr>
+      </w:pPr>
+    </w:p>
+    <w:p>
+      <w:pPr>
+        <w:spacing w:before="100" w:beforeAutospacing="1" w:after="100" w:afterAutospacing="1" w:line="240" w:lineRule="auto"/>
+        <w:rPr>
+          <w:rFonts w:ascii="Times New Roman" w:eastAsia="Times New Roman" w:hAnsi="Times New Roman" w:cs="Times New Roman"/>
+          <w:sz w:val="24"/>
+          <w:szCs w:val="24"/>
+          <w:lang w:val="en-US" w:eastAsia="ru-RU"/>
+        </w:rPr>
+      </w:pPr>
+      <w:r>
+        <w:rPr>
+          <w:rFonts w:ascii="Times New Roman" w:eastAsia="Times New Roman" w:hAnsi="Times New Roman" w:cs="Times New Roman"/>
+          <w:sz w:val="24"/>
+          <w:szCs w:val="24"/>
+          <w:lang w:val="en-US" w:eastAsia="ru-RU"/>
+        </w:rPr>
+        <w:t xml:space="preserve">Story </w:t>
+      </w:r>
+      <w:r>
+        <w:rPr>
+          <w:rFonts w:ascii="Times New Roman" w:eastAsia="Times New Roman" w:hAnsi="Times New Roman" w:cs="Times New Roman"/>
+          <w:sz w:val="24"/>
+          <w:szCs w:val="24"/>
+          <w:lang w:eastAsia="ru-RU"/>
+        </w:rPr>
+        <w:t>может</w:t>
+      </w:r>
+      <w:r>
+        <w:rPr>
+          <w:rFonts w:ascii="Times New Roman" w:eastAsia="Times New Roman" w:hAnsi="Times New Roman" w:cs="Times New Roman"/>
+          <w:sz w:val="24"/>
+          <w:szCs w:val="24"/>
+          <w:lang w:val="en-US" w:eastAsia="ru-RU"/>
+        </w:rPr>
+        <w:t xml:space="preserve"> </w:t>
+      </w:r>
+      <w:r>
+        <w:rPr>
+          <w:rFonts w:ascii="Times New Roman" w:eastAsia="Times New Roman" w:hAnsi="Times New Roman" w:cs="Times New Roman"/>
+          <w:sz w:val="24"/>
+          <w:szCs w:val="24"/>
+          <w:lang w:eastAsia="ru-RU"/>
+        </w:rPr>
+        <w:t>иметь</w:t>
+      </w:r>
+      <w:r>
+        <w:rPr>
+          <w:rFonts w:ascii="Times New Roman" w:eastAsia="Times New Roman" w:hAnsi="Times New Roman" w:cs="Times New Roman"/>
+          <w:sz w:val="24"/>
+          <w:szCs w:val="24"/>
+          <w:lang w:val="en-US" w:eastAsia="ru-RU"/>
+        </w:rPr>
+        <w:t xml:space="preserve"> </w:t>
+      </w:r>
+      <w:r>
+        <w:rPr>
+          <w:rFonts w:ascii="Times New Roman" w:eastAsia="Times New Roman" w:hAnsi="Times New Roman" w:cs="Times New Roman"/>
+          <w:sz w:val="24"/>
+          <w:szCs w:val="24"/>
+          <w:lang w:eastAsia="ru-RU"/>
+        </w:rPr>
+        <w:t>один</w:t>
+      </w:r>
+      <w:r>
+        <w:rPr>
+          <w:rFonts w:ascii="Times New Roman" w:eastAsia="Times New Roman" w:hAnsi="Times New Roman" w:cs="Times New Roman"/>
+          <w:sz w:val="24"/>
+          <w:szCs w:val="24"/>
+          <w:lang w:val="en-US" w:eastAsia="ru-RU"/>
+        </w:rPr>
+        <w:t xml:space="preserve"> optional soundtrack.</w:t>
+      </w:r>
+    </w:p>
+    <w:p>
+      <w:pPr>
+        <w:spacing w:before="100" w:beforeAutospacing="1" w:after="100" w:afterAutospacing="1" w:line="240" w:lineRule="auto"/>
+        <w:rPr>
+          <w:rFonts w:ascii="Times New Roman" w:eastAsia="Times New Roman" w:hAnsi="Times New Roman" w:cs="Times New Roman"/>
+          <w:sz w:val="24"/>
+          <w:szCs w:val="24"/>
+          <w:lang w:val="en-US" w:eastAsia="ru-RU"/>
+        </w:rPr>
+      </w:pPr>
+    </w:p>
+    <w:p>
+      <w:pPr>
+        <w:spacing w:before="100" w:beforeAutospacing="1" w:after="100" w:afterAutospacing="1" w:line="240" w:lineRule="auto"/>
+        <w:rPr>
+          <w:rFonts w:ascii="Times New Roman" w:eastAsia="Times New Roman" w:hAnsi="Times New Roman" w:cs="Times New Roman"/>
+          <w:sz w:val="24"/>
+          <w:szCs w:val="24"/>
+          <w:lang w:val="en-US" w:eastAsia="ru-RU"/>
+        </w:rPr>
+      </w:pPr>
+      <w:r>
+        <w:rPr>
+          <w:rFonts w:ascii="Times New Roman" w:eastAsia="Times New Roman" w:hAnsi="Times New Roman" w:cs="Times New Roman"/>
+          <w:sz w:val="24"/>
+          <w:szCs w:val="24"/>
+          <w:lang w:val="en-US" w:eastAsia="ru-RU"/>
+        </w:rPr>
+        <w:t>Conceptual relation:</w:t>
+      </w:r>
+    </w:p>
+    <w:p>
+      <w:pPr>
+        <w:spacing w:before="100" w:beforeAutospacing="1" w:after="100" w:afterAutospacing="1" w:line="240" w:lineRule="auto"/>
+        <w:rPr>
+          <w:rFonts w:ascii="Times New Roman" w:eastAsia="Times New Roman" w:hAnsi="Times New Roman" w:cs="Times New Roman"/>
+          <w:sz w:val="24"/>
+          <w:szCs w:val="24"/>
+          <w:lang w:val="en-US" w:eastAsia="ru-RU"/>
+        </w:rPr>
+      </w:pPr>
+    </w:p>
+    <w:p>
+      <w:pPr>
+        <w:spacing w:before="100" w:beforeAutospacing="1" w:after="100" w:afterAutospacing="1" w:line="240" w:lineRule="auto"/>
+        <w:rPr>
+          <w:rFonts w:ascii="Times New Roman" w:eastAsia="Times New Roman" w:hAnsi="Times New Roman" w:cs="Times New Roman"/>
+          <w:sz w:val="24"/>
+          <w:szCs w:val="24"/>
+          <w:lang w:val="en-US" w:eastAsia="ru-RU"/>
+        </w:rPr>
+      </w:pPr>
+      <w:r>
+        <w:rPr>
+          <w:rFonts w:ascii="Times New Roman" w:eastAsia="Times New Roman" w:hAnsi="Times New Roman" w:cs="Times New Roman"/>
+          <w:sz w:val="24"/>
+          <w:szCs w:val="24"/>
+          <w:lang w:val="en-US" w:eastAsia="ru-RU"/>
+        </w:rPr>
+        <w:t>Story</w:t>
+      </w:r>
+    </w:p>
+    <w:p>
+      <w:pPr>
+        <w:spacing w:before="100" w:beforeAutospacing="1" w:after="100" w:afterAutospacing="1" w:line="240" w:lineRule="auto"/>
+        <w:rPr>
+          <w:rFonts w:ascii="Times New Roman" w:eastAsia="Times New Roman" w:hAnsi="Times New Roman" w:cs="Times New Roman"/>
+          <w:sz w:val="24"/>
+          <w:szCs w:val="24"/>
+          <w:lang w:val="en-US" w:eastAsia="ru-RU"/>
+        </w:rPr>
+      </w:pPr>
+      <w:r>
+        <w:rPr>
+          <w:rFonts w:ascii="Times New Roman" w:eastAsia="Times New Roman" w:hAnsi="Times New Roman" w:cs="Times New Roman"/>
+          <w:sz w:val="24"/>
+          <w:szCs w:val="24"/>
+          <w:lang w:val="en-US" w:eastAsia="ru-RU"/>
+        </w:rPr>
+        <w:t xml:space="preserve">    0..1</w:t>
+      </w:r>
+    </w:p>
+    <w:p>
+      <w:pPr>
+        <w:spacing w:before="100" w:beforeAutospacing="1" w:after="100" w:afterAutospacing="1" w:line="240" w:lineRule="auto"/>
+        <w:rPr>
+          <w:rFonts w:ascii="Times New Roman" w:eastAsia="Times New Roman" w:hAnsi="Times New Roman" w:cs="Times New Roman"/>
+          <w:sz w:val="24"/>
+          <w:szCs w:val="24"/>
+          <w:lang w:val="en-US" w:eastAsia="ru-RU"/>
+        </w:rPr>
+      </w:pPr>
+      <w:r>
+        <w:rPr>
+          <w:rFonts w:ascii="Times New Roman" w:eastAsia="Times New Roman" w:hAnsi="Times New Roman" w:cs="Times New Roman"/>
+          <w:sz w:val="24"/>
+          <w:szCs w:val="24"/>
+          <w:lang w:val="en-US" w:eastAsia="ru-RU"/>
+        </w:rPr>
+        <w:t xml:space="preserve">     │</w:t>
+      </w:r>
+    </w:p>
+    <w:p>
+      <w:pPr>
+        <w:spacing w:before="100" w:beforeAutospacing="1" w:after="100" w:afterAutospacing="1" w:line="240" w:lineRule="auto"/>
+        <w:rPr>
+          <w:rFonts w:ascii="Times New Roman" w:eastAsia="Times New Roman" w:hAnsi="Times New Roman" w:cs="Times New Roman"/>
+          <w:sz w:val="24"/>
+          <w:szCs w:val="24"/>
+          <w:lang w:val="en-US" w:eastAsia="ru-RU"/>
+        </w:rPr>
+      </w:pPr>
+      <w:r>
+        <w:rPr>
+          <w:rFonts w:ascii="Times New Roman" w:eastAsia="Times New Roman" w:hAnsi="Times New Roman" w:cs="Times New Roman"/>
+          <w:sz w:val="24"/>
+          <w:szCs w:val="24"/>
+          <w:lang w:val="en-US" w:eastAsia="ru-RU"/>
+        </w:rPr>
+        <w:t xml:space="preserve">     ▼</w:t>
+      </w:r>
+    </w:p>
+    <w:p>
+      <w:pPr>
+        <w:spacing w:before="100" w:beforeAutospacing="1" w:after="100" w:afterAutospacing="1" w:line="240" w:lineRule="auto"/>
+        <w:rPr>
+          <w:rFonts w:ascii="Times New Roman" w:eastAsia="Times New Roman" w:hAnsi="Times New Roman" w:cs="Times New Roman"/>
+          <w:sz w:val="24"/>
+          <w:szCs w:val="24"/>
+          <w:lang w:val="en-US" w:eastAsia="ru-RU"/>
+        </w:rPr>
+      </w:pPr>
+      <w:r>
+        <w:rPr>
+          <w:rFonts w:ascii="Times New Roman" w:eastAsia="Times New Roman" w:hAnsi="Times New Roman" w:cs="Times New Roman"/>
+          <w:sz w:val="24"/>
+          <w:szCs w:val="24"/>
+          <w:lang w:val="en-US" w:eastAsia="ru-RU"/>
+        </w:rPr>
+        <w:t>MusicTrack</w:t>
+      </w:r>
+    </w:p>
+    <w:p>
+      <w:pPr>
+        <w:spacing w:before="100" w:beforeAutospacing="1" w:after="100" w:afterAutospacing="1" w:line="240" w:lineRule="auto"/>
+        <w:rPr>
+          <w:rFonts w:ascii="Times New Roman" w:eastAsia="Times New Roman" w:hAnsi="Times New Roman" w:cs="Times New Roman"/>
+          <w:sz w:val="24"/>
+          <w:szCs w:val="24"/>
+          <w:lang w:val="en-US" w:eastAsia="ru-RU"/>
+        </w:rPr>
+      </w:pPr>
+    </w:p>
+    <w:p>
+      <w:pPr>
+        <w:spacing w:before="100" w:beforeAutospacing="1" w:after="100" w:afterAutospacing="1" w:line="240" w:lineRule="auto"/>
+        <w:rPr>
+          <w:rFonts w:ascii="Times New Roman" w:eastAsia="Times New Roman" w:hAnsi="Times New Roman" w:cs="Times New Roman"/>
+          <w:sz w:val="24"/>
+          <w:szCs w:val="24"/>
+          <w:lang w:val="en-US" w:eastAsia="ru-RU"/>
+        </w:rPr>
+      </w:pPr>
+      <w:r>
+        <w:rPr>
+          <w:rFonts w:ascii="Times New Roman" w:eastAsia="Times New Roman" w:hAnsi="Times New Roman" w:cs="Times New Roman"/>
+          <w:sz w:val="24"/>
+          <w:szCs w:val="24"/>
+          <w:lang w:eastAsia="ru-RU"/>
+        </w:rPr>
+        <w:t>Отсутствие</w:t>
+      </w:r>
+      <w:r>
+        <w:rPr>
+          <w:rFonts w:ascii="Times New Roman" w:eastAsia="Times New Roman" w:hAnsi="Times New Roman" w:cs="Times New Roman"/>
+          <w:sz w:val="24"/>
+          <w:szCs w:val="24"/>
+          <w:lang w:val="en-US" w:eastAsia="ru-RU"/>
+        </w:rPr>
+        <w:t xml:space="preserve"> soundtrack </w:t>
+      </w:r>
+      <w:r>
+        <w:rPr>
+          <w:rFonts w:ascii="Times New Roman" w:eastAsia="Times New Roman" w:hAnsi="Times New Roman" w:cs="Times New Roman"/>
+          <w:sz w:val="24"/>
+          <w:szCs w:val="24"/>
+          <w:lang w:eastAsia="ru-RU"/>
+        </w:rPr>
+        <w:t>является</w:t>
+      </w:r>
+      <w:r>
+        <w:rPr>
+          <w:rFonts w:ascii="Times New Roman" w:eastAsia="Times New Roman" w:hAnsi="Times New Roman" w:cs="Times New Roman"/>
+          <w:sz w:val="24"/>
+          <w:szCs w:val="24"/>
+          <w:lang w:val="en-US" w:eastAsia="ru-RU"/>
+        </w:rPr>
+        <w:t xml:space="preserve"> </w:t>
+      </w:r>
+      <w:r>
+        <w:rPr>
+          <w:rFonts w:ascii="Times New Roman" w:eastAsia="Times New Roman" w:hAnsi="Times New Roman" w:cs="Times New Roman"/>
+          <w:sz w:val="24"/>
+          <w:szCs w:val="24"/>
+          <w:lang w:eastAsia="ru-RU"/>
+        </w:rPr>
+        <w:t>допустимым</w:t>
+      </w:r>
+      <w:r>
+        <w:rPr>
+          <w:rFonts w:ascii="Times New Roman" w:eastAsia="Times New Roman" w:hAnsi="Times New Roman" w:cs="Times New Roman"/>
+          <w:sz w:val="24"/>
+          <w:szCs w:val="24"/>
+          <w:lang w:val="en-US" w:eastAsia="ru-RU"/>
+        </w:rPr>
+        <w:t xml:space="preserve"> </w:t>
+      </w:r>
+      <w:r>
+        <w:rPr>
+          <w:rFonts w:ascii="Times New Roman" w:eastAsia="Times New Roman" w:hAnsi="Times New Roman" w:cs="Times New Roman"/>
+          <w:sz w:val="24"/>
+          <w:szCs w:val="24"/>
+          <w:lang w:eastAsia="ru-RU"/>
+        </w:rPr>
+        <w:t>состоянием</w:t>
+      </w:r>
+      <w:r>
+        <w:rPr>
+          <w:rFonts w:ascii="Times New Roman" w:eastAsia="Times New Roman" w:hAnsi="Times New Roman" w:cs="Times New Roman"/>
+          <w:sz w:val="24"/>
+          <w:szCs w:val="24"/>
+          <w:lang w:val="en-US" w:eastAsia="ru-RU"/>
+        </w:rPr>
+        <w:t xml:space="preserve"> Story.</w:t>
+      </w:r>
+    </w:p>
+    <w:p>
+      <w:pPr>
+        <w:spacing w:before="100" w:beforeAutospacing="1" w:after="100" w:afterAutospacing="1" w:line="240" w:lineRule="auto"/>
+        <w:rPr>
+          <w:rFonts w:ascii="Times New Roman" w:eastAsia="Times New Roman" w:hAnsi="Times New Roman" w:cs="Times New Roman"/>
+          <w:sz w:val="24"/>
+          <w:szCs w:val="24"/>
+          <w:lang w:val="en-US" w:eastAsia="ru-RU"/>
+        </w:rPr>
+      </w:pPr>
+    </w:p>
+    <w:p>
+      <w:pPr>
+        <w:spacing w:before="100" w:beforeAutospacing="1" w:after="100" w:afterAutospacing="1" w:line="240" w:lineRule="auto"/>
+        <w:rPr>
+          <w:rFonts w:ascii="Times New Roman" w:eastAsia="Times New Roman" w:hAnsi="Times New Roman" w:cs="Times New Roman"/>
+          <w:sz w:val="24"/>
+          <w:szCs w:val="24"/>
+          <w:lang w:eastAsia="ru-RU"/>
+        </w:rPr>
+      </w:pPr>
+      <w:r>
+        <w:rPr>
+          <w:rFonts w:ascii="Times New Roman" w:eastAsia="Times New Roman" w:hAnsi="Times New Roman" w:cs="Times New Roman"/>
+          <w:sz w:val="24"/>
+          <w:szCs w:val="24"/>
+          <w:lang w:eastAsia="ru-RU"/>
+        </w:rPr>
+        <w:t>soundtrack = null</w:t>
+      </w:r>
+    </w:p>
+    <w:p>
+      <w:pPr>
+        <w:spacing w:before="100" w:beforeAutospacing="1" w:after="100" w:afterAutospacing="1" w:line="240" w:lineRule="auto"/>
+        <w:rPr>
+          <w:rFonts w:ascii="Times New Roman" w:eastAsia="Times New Roman" w:hAnsi="Times New Roman" w:cs="Times New Roman"/>
+          <w:sz w:val="24"/>
+          <w:szCs w:val="24"/>
+          <w:lang w:eastAsia="ru-RU"/>
+        </w:rPr>
+      </w:pPr>
+      <w:r>
+        <w:rPr>
+          <w:rFonts w:ascii="Times New Roman" w:eastAsia="Times New Roman" w:hAnsi="Times New Roman" w:cs="Times New Roman"/>
+          <w:sz w:val="24"/>
+          <w:szCs w:val="24"/>
+          <w:lang w:eastAsia="ru-RU"/>
+        </w:rPr>
+        <w:t>означает:</w:t>
+      </w:r>
+    </w:p>
+    <w:p>
+      <w:pPr>
+        <w:spacing w:before="100" w:beforeAutospacing="1" w:after="100" w:afterAutospacing="1" w:line="240" w:lineRule="auto"/>
+        <w:rPr>
+          <w:rFonts w:ascii="Times New Roman" w:eastAsia="Times New Roman" w:hAnsi="Times New Roman" w:cs="Times New Roman"/>
+          <w:sz w:val="24"/>
+          <w:szCs w:val="24"/>
+          <w:lang w:eastAsia="ru-RU"/>
+        </w:rPr>
+      </w:pPr>
+    </w:p>
+    <w:p>
+      <w:pPr>
+        <w:spacing w:before="100" w:beforeAutospacing="1" w:after="100" w:afterAutospacing="1" w:line="240" w:lineRule="auto"/>
+        <w:rPr>
+          <w:rFonts w:ascii="Times New Roman" w:eastAsia="Times New Roman" w:hAnsi="Times New Roman" w:cs="Times New Roman"/>
+          <w:sz w:val="24"/>
+          <w:szCs w:val="24"/>
+          <w:lang w:eastAsia="ru-RU"/>
+        </w:rPr>
+      </w:pPr>
+      <w:r>
+        <w:rPr>
+          <w:rFonts w:ascii="Times New Roman" w:eastAsia="Times New Roman" w:hAnsi="Times New Roman" w:cs="Times New Roman"/>
+          <w:sz w:val="24"/>
+          <w:szCs w:val="24"/>
+          <w:lang w:eastAsia="ru-RU"/>
+        </w:rPr>
+        <w:t>No music</w:t>
+      </w:r>
+    </w:p>
+    <w:p>
+      <w:pPr>
+        <w:spacing w:before="100" w:beforeAutospacing="1" w:after="100" w:afterAutospacing="1" w:line="240" w:lineRule="auto"/>
+        <w:rPr>
+          <w:rFonts w:ascii="Times New Roman" w:eastAsia="Times New Roman" w:hAnsi="Times New Roman" w:cs="Times New Roman"/>
+          <w:sz w:val="24"/>
+          <w:szCs w:val="24"/>
+          <w:lang w:eastAsia="ru-RU"/>
+        </w:rPr>
+      </w:pPr>
+    </w:p>
+    <w:p>
+      <w:pPr>
+        <w:spacing w:before="100" w:beforeAutospacing="1" w:after="100" w:afterAutospacing="1" w:line="240" w:lineRule="auto"/>
+        <w:rPr>
+          <w:rFonts w:ascii="Times New Roman" w:eastAsia="Times New Roman" w:hAnsi="Times New Roman" w:cs="Times New Roman"/>
+          <w:sz w:val="24"/>
+          <w:szCs w:val="24"/>
+          <w:lang w:eastAsia="ru-RU"/>
+        </w:rPr>
+      </w:pPr>
+      <w:r>
+        <w:rPr>
+          <w:rFonts w:ascii="Times New Roman" w:eastAsia="Times New Roman" w:hAnsi="Times New Roman" w:cs="Times New Roman"/>
+          <w:sz w:val="24"/>
+          <w:szCs w:val="24"/>
+          <w:lang w:eastAsia="ru-RU"/>
+        </w:rPr>
+        <w:t>Soundtrack является общей настройкой Story, а не персональной</w:t>
+      </w:r>
+    </w:p>
+    <w:p>
+      <w:pPr>
+        <w:spacing w:before="100" w:beforeAutospacing="1" w:after="100" w:afterAutospacing="1" w:line="240" w:lineRule="auto"/>
+        <w:rPr>
+          <w:rFonts w:ascii="Times New Roman" w:eastAsia="Times New Roman" w:hAnsi="Times New Roman" w:cs="Times New Roman"/>
+          <w:sz w:val="24"/>
+          <w:szCs w:val="24"/>
+          <w:lang w:eastAsia="ru-RU"/>
+        </w:rPr>
+      </w:pPr>
+      <w:r>
+        <w:rPr>
+          <w:rFonts w:ascii="Times New Roman" w:eastAsia="Times New Roman" w:hAnsi="Times New Roman" w:cs="Times New Roman"/>
+          <w:sz w:val="24"/>
+          <w:szCs w:val="24"/>
+          <w:lang w:eastAsia="ru-RU"/>
+        </w:rPr>
+        <w:t>Playback preference конкретного участника.</w:t>
+      </w:r>
+    </w:p>
+    <w:p>
+      <w:pPr>
+        <w:spacing w:before="100" w:beforeAutospacing="1" w:after="100" w:afterAutospacing="1" w:line="240" w:lineRule="auto"/>
+        <w:rPr>
+          <w:rFonts w:ascii="Times New Roman" w:eastAsia="Times New Roman" w:hAnsi="Times New Roman" w:cs="Times New Roman"/>
+          <w:sz w:val="24"/>
+          <w:szCs w:val="24"/>
+          <w:lang w:eastAsia="ru-RU"/>
+        </w:rPr>
+      </w:pPr>
+    </w:p>
+    <w:p>
+      <w:pPr>
+        <w:spacing w:before="100" w:beforeAutospacing="1" w:after="100" w:afterAutospacing="1" w:line="240" w:lineRule="auto"/>
+        <w:rPr>
+          <w:rFonts w:ascii="Times New Roman" w:eastAsia="Times New Roman" w:hAnsi="Times New Roman" w:cs="Times New Roman"/>
+          <w:sz w:val="24"/>
+          <w:szCs w:val="24"/>
+          <w:lang w:eastAsia="ru-RU"/>
+        </w:rPr>
+      </w:pPr>
+      <w:r>
+        <w:rPr>
+          <w:rFonts w:ascii="Times New Roman" w:eastAsia="Times New Roman" w:hAnsi="Times New Roman" w:cs="Times New Roman"/>
+          <w:sz w:val="24"/>
+          <w:szCs w:val="24"/>
+          <w:lang w:eastAsia="ru-RU"/>
+        </w:rPr>
+        <w:t>Если soundtrack выбран, все участники Story, имеющие право просмотра</w:t>
+      </w:r>
+    </w:p>
+    <w:p>
+      <w:pPr>
+        <w:spacing w:before="100" w:beforeAutospacing="1" w:after="100" w:afterAutospacing="1" w:line="240" w:lineRule="auto"/>
+        <w:rPr>
+          <w:rFonts w:ascii="Times New Roman" w:eastAsia="Times New Roman" w:hAnsi="Times New Roman" w:cs="Times New Roman"/>
+          <w:sz w:val="24"/>
+          <w:szCs w:val="24"/>
+          <w:lang w:eastAsia="ru-RU"/>
+        </w:rPr>
+      </w:pPr>
+      <w:r>
+        <w:rPr>
+          <w:rFonts w:ascii="Times New Roman" w:eastAsia="Times New Roman" w:hAnsi="Times New Roman" w:cs="Times New Roman"/>
+          <w:sz w:val="24"/>
+          <w:szCs w:val="24"/>
+          <w:lang w:eastAsia="ru-RU"/>
+        </w:rPr>
+        <w:t>Story Playback, используют один и тот же effective soundtrack.</w:t>
+      </w:r>
+    </w:p>
+    <w:p>
+      <w:pPr>
+        <w:spacing w:before="100" w:beforeAutospacing="1" w:after="100" w:afterAutospacing="1" w:line="240" w:lineRule="auto"/>
+        <w:rPr>
+          <w:rFonts w:ascii="Times New Roman" w:eastAsia="Times New Roman" w:hAnsi="Times New Roman" w:cs="Times New Roman"/>
+          <w:sz w:val="24"/>
+          <w:szCs w:val="24"/>
+          <w:lang w:eastAsia="ru-RU"/>
+        </w:rPr>
+      </w:pPr>
+    </w:p>
+    <w:p>
+      <w:pPr>
+        <w:spacing w:before="100" w:beforeAutospacing="1" w:after="100" w:afterAutospacing="1" w:line="240" w:lineRule="auto"/>
+        <w:rPr>
+          <w:rFonts w:ascii="Times New Roman" w:eastAsia="Times New Roman" w:hAnsi="Times New Roman" w:cs="Times New Roman"/>
+          <w:sz w:val="24"/>
+          <w:szCs w:val="24"/>
+          <w:lang w:eastAsia="ru-RU"/>
+        </w:rPr>
+      </w:pPr>
+      <w:r>
+        <w:rPr>
+          <w:rFonts w:ascii="Times New Roman" w:eastAsia="Times New Roman" w:hAnsi="Times New Roman" w:cs="Times New Roman"/>
+          <w:sz w:val="24"/>
+          <w:szCs w:val="24"/>
+          <w:lang w:eastAsia="ru-RU"/>
+        </w:rPr>
+        <w:t>В первой версии не поддерживаются:</w:t>
+      </w:r>
+    </w:p>
+    <w:p>
+      <w:pPr>
+        <w:spacing w:before="100" w:beforeAutospacing="1" w:after="100" w:afterAutospacing="1" w:line="240" w:lineRule="auto"/>
+        <w:rPr>
+          <w:rFonts w:ascii="Times New Roman" w:eastAsia="Times New Roman" w:hAnsi="Times New Roman" w:cs="Times New Roman"/>
+          <w:sz w:val="24"/>
+          <w:szCs w:val="24"/>
+          <w:lang w:eastAsia="ru-RU"/>
+        </w:rPr>
+      </w:pPr>
+    </w:p>
+    <w:p>
+      <w:pPr>
+        <w:spacing w:before="100" w:beforeAutospacing="1" w:after="100" w:afterAutospacing="1" w:line="240" w:lineRule="auto"/>
+        <w:rPr>
+          <w:rFonts w:ascii="Times New Roman" w:eastAsia="Times New Roman" w:hAnsi="Times New Roman" w:cs="Times New Roman"/>
+          <w:sz w:val="24"/>
+          <w:szCs w:val="24"/>
+          <w:lang w:eastAsia="ru-RU"/>
+        </w:rPr>
+      </w:pPr>
+      <w:r>
+        <w:rPr>
+          <w:rFonts w:ascii="Times New Roman" w:eastAsia="Times New Roman" w:hAnsi="Times New Roman" w:cs="Times New Roman"/>
+          <w:sz w:val="24"/>
+          <w:szCs w:val="24"/>
+          <w:lang w:eastAsia="ru-RU"/>
+        </w:rPr>
+        <w:t>• персональный soundtrack override;</w:t>
+      </w:r>
+    </w:p>
+    <w:p>
+      <w:pPr>
+        <w:spacing w:before="100" w:beforeAutospacing="1" w:after="100" w:afterAutospacing="1" w:line="240" w:lineRule="auto"/>
+        <w:rPr>
+          <w:rFonts w:ascii="Times New Roman" w:eastAsia="Times New Roman" w:hAnsi="Times New Roman" w:cs="Times New Roman"/>
+          <w:sz w:val="24"/>
+          <w:szCs w:val="24"/>
+          <w:lang w:eastAsia="ru-RU"/>
+        </w:rPr>
+      </w:pPr>
+      <w:r>
+        <w:rPr>
+          <w:rFonts w:ascii="Times New Roman" w:eastAsia="Times New Roman" w:hAnsi="Times New Roman" w:cs="Times New Roman"/>
+          <w:sz w:val="24"/>
+          <w:szCs w:val="24"/>
+          <w:lang w:eastAsia="ru-RU"/>
+        </w:rPr>
+        <w:t>• отдельный soundtrack для каждого участника;</w:t>
+      </w:r>
+    </w:p>
+    <w:p>
+      <w:pPr>
+        <w:spacing w:before="100" w:beforeAutospacing="1" w:after="100" w:afterAutospacing="1" w:line="240" w:lineRule="auto"/>
+        <w:rPr>
+          <w:rFonts w:ascii="Times New Roman" w:eastAsia="Times New Roman" w:hAnsi="Times New Roman" w:cs="Times New Roman"/>
+          <w:sz w:val="24"/>
+          <w:szCs w:val="24"/>
+          <w:lang w:val="en-US" w:eastAsia="ru-RU"/>
+        </w:rPr>
+      </w:pPr>
+      <w:r>
+        <w:rPr>
+          <w:rFonts w:ascii="Times New Roman" w:eastAsia="Times New Roman" w:hAnsi="Times New Roman" w:cs="Times New Roman"/>
+          <w:sz w:val="24"/>
+          <w:szCs w:val="24"/>
+          <w:lang w:val="en-US" w:eastAsia="ru-RU"/>
+        </w:rPr>
+        <w:t xml:space="preserve">• local user music </w:t>
+      </w:r>
+      <w:r>
+        <w:rPr>
+          <w:rFonts w:ascii="Times New Roman" w:eastAsia="Times New Roman" w:hAnsi="Times New Roman" w:cs="Times New Roman"/>
+          <w:sz w:val="24"/>
+          <w:szCs w:val="24"/>
+          <w:lang w:eastAsia="ru-RU"/>
+        </w:rPr>
+        <w:t>как</w:t>
+      </w:r>
+      <w:r>
+        <w:rPr>
+          <w:rFonts w:ascii="Times New Roman" w:eastAsia="Times New Roman" w:hAnsi="Times New Roman" w:cs="Times New Roman"/>
+          <w:sz w:val="24"/>
+          <w:szCs w:val="24"/>
+          <w:lang w:val="en-US" w:eastAsia="ru-RU"/>
+        </w:rPr>
+        <w:t xml:space="preserve"> </w:t>
+      </w:r>
+      <w:r>
+        <w:rPr>
+          <w:rFonts w:ascii="Times New Roman" w:eastAsia="Times New Roman" w:hAnsi="Times New Roman" w:cs="Times New Roman"/>
+          <w:sz w:val="24"/>
+          <w:szCs w:val="24"/>
+          <w:lang w:eastAsia="ru-RU"/>
+        </w:rPr>
+        <w:t>часть</w:t>
+      </w:r>
+      <w:r>
+        <w:rPr>
+          <w:rFonts w:ascii="Times New Roman" w:eastAsia="Times New Roman" w:hAnsi="Times New Roman" w:cs="Times New Roman"/>
+          <w:sz w:val="24"/>
+          <w:szCs w:val="24"/>
+          <w:lang w:val="en-US" w:eastAsia="ru-RU"/>
+        </w:rPr>
+        <w:t xml:space="preserve"> Story;</w:t>
+      </w:r>
+    </w:p>
+    <w:p>
+      <w:pPr>
+        <w:spacing w:before="100" w:beforeAutospacing="1" w:after="100" w:afterAutospacing="1" w:line="240" w:lineRule="auto"/>
+        <w:rPr>
+          <w:rFonts w:ascii="Times New Roman" w:eastAsia="Times New Roman" w:hAnsi="Times New Roman" w:cs="Times New Roman"/>
+          <w:sz w:val="24"/>
+          <w:szCs w:val="24"/>
+          <w:lang w:eastAsia="ru-RU"/>
+        </w:rPr>
+      </w:pPr>
+      <w:r>
+        <w:rPr>
+          <w:rFonts w:ascii="Times New Roman" w:eastAsia="Times New Roman" w:hAnsi="Times New Roman" w:cs="Times New Roman"/>
+          <w:sz w:val="24"/>
+          <w:szCs w:val="24"/>
+          <w:lang w:eastAsia="ru-RU"/>
+        </w:rPr>
+        <w:t>• автоматический выбор soundtrack для каждого запуска Playback.</w:t>
+      </w:r>
+    </w:p>
+    <w:p>
+      <w:pPr>
+        <w:spacing w:before="100" w:beforeAutospacing="1" w:after="100" w:afterAutospacing="1" w:line="240" w:lineRule="auto"/>
+        <w:rPr>
+          <w:rFonts w:ascii="Times New Roman" w:eastAsia="Times New Roman" w:hAnsi="Times New Roman" w:cs="Times New Roman"/>
+          <w:sz w:val="24"/>
+          <w:szCs w:val="24"/>
+          <w:lang w:eastAsia="ru-RU"/>
+        </w:rPr>
+      </w:pPr>
+    </w:p>
+    <w:p>
+      <w:pPr>
+        <w:spacing w:before="100" w:beforeAutospacing="1" w:after="100" w:afterAutospacing="1" w:line="240" w:lineRule="auto"/>
+        <w:rPr>
+          <w:rFonts w:ascii="Times New Roman" w:eastAsia="Times New Roman" w:hAnsi="Times New Roman" w:cs="Times New Roman"/>
+          <w:sz w:val="24"/>
+          <w:szCs w:val="24"/>
+          <w:lang w:eastAsia="ru-RU"/>
+        </w:rPr>
+      </w:pPr>
+      <w:r>
+        <w:rPr>
+          <w:rFonts w:ascii="Times New Roman" w:eastAsia="Times New Roman" w:hAnsi="Times New Roman" w:cs="Times New Roman"/>
+          <w:sz w:val="24"/>
+          <w:szCs w:val="24"/>
+          <w:lang w:eastAsia="ru-RU"/>
+        </w:rPr>
+        <w:t>Эти возможности могут быть добавлены позже поверх Story default</w:t>
+      </w:r>
+    </w:p>
+    <w:p>
+      <w:pPr>
+        <w:spacing w:before="100" w:beforeAutospacing="1" w:after="100" w:afterAutospacing="1" w:line="240" w:lineRule="auto"/>
+        <w:rPr>
+          <w:rFonts w:ascii="Times New Roman" w:eastAsia="Times New Roman" w:hAnsi="Times New Roman" w:cs="Times New Roman"/>
+          <w:sz w:val="24"/>
+          <w:szCs w:val="24"/>
+          <w:lang w:eastAsia="ru-RU"/>
+        </w:rPr>
+      </w:pPr>
+      <w:r>
+        <w:rPr>
+          <w:rFonts w:ascii="Times New Roman" w:eastAsia="Times New Roman" w:hAnsi="Times New Roman" w:cs="Times New Roman"/>
+          <w:sz w:val="24"/>
+          <w:szCs w:val="24"/>
+          <w:lang w:eastAsia="ru-RU"/>
+        </w:rPr>
+        <w:t>soundtrack без изменения основной ownership-модели.</w:t>
+      </w:r>
+    </w:p>
+    <w:p>
+      <w:pPr>
         <w:spacing w:after="0" w:line="240" w:lineRule="auto"/>
         <w:rPr>
           <w:rFonts w:ascii="Times New Roman" w:eastAsia="Times New Roman" w:hAnsi="Times New Roman" w:cs="Times New Roman"/>
@@ -6395,6 +7129,7 @@
           <w:szCs w:val="36"/>
           <w:lang w:eastAsia="ru-RU"/>
         </w:rPr>
+        <w:lastRenderedPageBreak/>
         <w:t>Поля</w:t>
       </w:r>
     </w:p>
@@ -6867,7 +7602,6 @@
           <w:szCs w:val="24"/>
           <w:lang w:eastAsia="ru-RU"/>
         </w:rPr>
-        <w:lastRenderedPageBreak/>
         <w:t>Его identity определяется составным естественным ключом:</w:t>
       </w:r>
     </w:p>
@@ -7532,6 +8266,7 @@
           <w:szCs w:val="24"/>
           <w:lang w:eastAsia="ru-RU"/>
         </w:rPr>
+        <w:lastRenderedPageBreak/>
         <w:t>Это политики, затрагивающие несколько записей и агрегатов.</w:t>
       </w:r>
     </w:p>
@@ -7901,7 +8636,6 @@
           <w:szCs w:val="36"/>
           <w:lang w:eastAsia="ru-RU"/>
         </w:rPr>
-        <w:lastRenderedPageBreak/>
         <w:t>OWNER</w:t>
       </w:r>
     </w:p>
@@ -8356,6 +9090,7 @@
           <w:szCs w:val="24"/>
           <w:lang w:eastAsia="ru-RU"/>
         </w:rPr>
+        <w:lastRenderedPageBreak/>
         <w:t>просматривать Story;</w:t>
       </w:r>
     </w:p>
@@ -8633,7 +9368,6 @@
           <w:szCs w:val="24"/>
           <w:lang w:eastAsia="ru-RU"/>
         </w:rPr>
-        <w:lastRenderedPageBreak/>
         <w:t>Роль предназначена в том числе для будущего семейного режима.</w:t>
       </w:r>
     </w:p>
@@ -9433,6 +10167,7 @@
           <w:szCs w:val="20"/>
           <w:lang w:val="en-US" w:eastAsia="ru-RU"/>
         </w:rPr>
+        <w:lastRenderedPageBreak/>
         <w:t xml:space="preserve">    double latitude;</w:t>
       </w:r>
     </w:p>
@@ -9940,7 +10675,6 @@
           <w:szCs w:val="20"/>
           <w:lang w:eastAsia="ru-RU"/>
         </w:rPr>
-        <w:lastRenderedPageBreak/>
         <w:t>latitude</w:t>
       </w:r>
       <w:r>
@@ -10759,6 +11493,7 @@
           <w:szCs w:val="20"/>
           <w:lang w:eastAsia="ru-RU"/>
         </w:rPr>
+        <w:lastRenderedPageBreak/>
         <w:t>createdBy</w:t>
       </w:r>
       <w:r>
@@ -11136,7 +11871,6 @@
           <w:szCs w:val="20"/>
           <w:lang w:eastAsia="ru-RU"/>
         </w:rPr>
-        <w:lastRenderedPageBreak/>
         <w:t>createdAt</w:t>
       </w:r>
       <w:r>
@@ -11739,6 +12473,7 @@
           <w:szCs w:val="24"/>
           <w:lang w:eastAsia="ru-RU"/>
         </w:rPr>
+        <w:lastRenderedPageBreak/>
         <w:t>В</w:t>
       </w:r>
       <w:r>
@@ -11947,25 +12682,14 @@
           <w:lang w:eastAsia="ru-RU"/>
         </w:rPr>
       </w:pPr>
-      <w:proofErr w:type="gramStart"/>
-      <w:r>
-        <w:rPr>
-          <w:rFonts w:ascii="Courier New" w:eastAsia="Times New Roman" w:hAnsi="Courier New" w:cs="Courier New"/>
-          <w:sz w:val="20"/>
-          <w:szCs w:val="20"/>
-          <w:lang w:eastAsia="ru-RU"/>
-        </w:rPr>
-        <w:t>GEOGRAPHY(</w:t>
-      </w:r>
-      <w:proofErr w:type="gramEnd"/>
-      <w:r>
-        <w:rPr>
-          <w:rFonts w:ascii="Courier New" w:eastAsia="Times New Roman" w:hAnsi="Courier New" w:cs="Courier New"/>
-          <w:sz w:val="20"/>
-          <w:szCs w:val="20"/>
-          <w:lang w:eastAsia="ru-RU"/>
-        </w:rPr>
-        <w:t>Point, 4326)</w:t>
+      <w:r>
+        <w:rPr>
+          <w:rFonts w:ascii="Courier New" w:eastAsia="Times New Roman" w:hAnsi="Courier New" w:cs="Courier New"/>
+          <w:sz w:val="20"/>
+          <w:szCs w:val="20"/>
+          <w:lang w:eastAsia="ru-RU"/>
+        </w:rPr>
+        <w:t>GEOGRAPHY(Point, 4326)</w:t>
       </w:r>
     </w:p>
     <w:p>
@@ -12186,7 +12910,6 @@
           <w:szCs w:val="24"/>
           <w:lang w:eastAsia="ru-RU"/>
         </w:rPr>
-        <w:lastRenderedPageBreak/>
         <w:t>Domain не должен зависеть от:</w:t>
       </w:r>
     </w:p>
@@ -12488,15 +13211,15 @@
           <w:rFonts w:ascii="Times New Roman" w:eastAsia="Times New Roman" w:hAnsi="Times New Roman" w:cs="Times New Roman"/>
           <w:sz w:val="24"/>
           <w:szCs w:val="24"/>
-          <w:lang w:eastAsia="ru-RU"/>
-        </w:rPr>
-      </w:pPr>
-      <w:r>
-        <w:rPr>
-          <w:rFonts w:ascii="Times New Roman" w:eastAsia="Times New Roman" w:hAnsi="Times New Roman" w:cs="Times New Roman"/>
-          <w:sz w:val="24"/>
-          <w:szCs w:val="24"/>
-          <w:lang w:eastAsia="ru-RU"/>
+          <w:lang w:val="en-US" w:eastAsia="ru-RU"/>
+        </w:rPr>
+      </w:pPr>
+      <w:r>
+        <w:rPr>
+          <w:rFonts w:ascii="Times New Roman" w:eastAsia="Times New Roman" w:hAnsi="Times New Roman" w:cs="Times New Roman"/>
+          <w:sz w:val="24"/>
+          <w:szCs w:val="24"/>
+          <w:lang w:val="en-US" w:eastAsia="ru-RU"/>
         </w:rPr>
         <w:t>}</w:t>
       </w:r>
@@ -12508,26 +13231,26 @@
           <w:rFonts w:ascii="Times New Roman" w:eastAsia="Times New Roman" w:hAnsi="Times New Roman" w:cs="Times New Roman"/>
           <w:sz w:val="24"/>
           <w:szCs w:val="24"/>
-          <w:lang w:eastAsia="ru-RU"/>
-        </w:rPr>
-      </w:pPr>
-    </w:p>
-    <w:p>
-      <w:pPr>
-        <w:spacing w:before="100" w:beforeAutospacing="1" w:after="100" w:afterAutospacing="1" w:line="240" w:lineRule="auto"/>
-        <w:rPr>
-          <w:rFonts w:ascii="Times New Roman" w:eastAsia="Times New Roman" w:hAnsi="Times New Roman" w:cs="Times New Roman"/>
-          <w:sz w:val="24"/>
-          <w:szCs w:val="24"/>
-          <w:lang w:eastAsia="ru-RU"/>
-        </w:rPr>
-      </w:pPr>
-      <w:r>
-        <w:rPr>
-          <w:rFonts w:ascii="Times New Roman" w:eastAsia="Times New Roman" w:hAnsi="Times New Roman" w:cs="Times New Roman"/>
-          <w:sz w:val="24"/>
-          <w:szCs w:val="24"/>
-          <w:lang w:eastAsia="ru-RU"/>
+          <w:lang w:val="en-US" w:eastAsia="ru-RU"/>
+        </w:rPr>
+      </w:pPr>
+    </w:p>
+    <w:p>
+      <w:pPr>
+        <w:spacing w:before="100" w:beforeAutospacing="1" w:after="100" w:afterAutospacing="1" w:line="240" w:lineRule="auto"/>
+        <w:rPr>
+          <w:rFonts w:ascii="Times New Roman" w:eastAsia="Times New Roman" w:hAnsi="Times New Roman" w:cs="Times New Roman"/>
+          <w:sz w:val="24"/>
+          <w:szCs w:val="24"/>
+          <w:lang w:val="en-US" w:eastAsia="ru-RU"/>
+        </w:rPr>
+      </w:pPr>
+      <w:r>
+        <w:rPr>
+          <w:rFonts w:ascii="Times New Roman" w:eastAsia="Times New Roman" w:hAnsi="Times New Roman" w:cs="Times New Roman"/>
+          <w:sz w:val="24"/>
+          <w:szCs w:val="24"/>
+          <w:lang w:val="en-US" w:eastAsia="ru-RU"/>
         </w:rPr>
         <w:t>MemoryPreviewPhoto</w:t>
       </w:r>
@@ -12539,15 +13262,15 @@
           <w:rFonts w:ascii="Times New Roman" w:eastAsia="Times New Roman" w:hAnsi="Times New Roman" w:cs="Times New Roman"/>
           <w:sz w:val="24"/>
           <w:szCs w:val="24"/>
-          <w:lang w:eastAsia="ru-RU"/>
-        </w:rPr>
-      </w:pPr>
-      <w:r>
-        <w:rPr>
-          <w:rFonts w:ascii="Times New Roman" w:eastAsia="Times New Roman" w:hAnsi="Times New Roman" w:cs="Times New Roman"/>
-          <w:sz w:val="24"/>
-          <w:szCs w:val="24"/>
-          <w:lang w:eastAsia="ru-RU"/>
+          <w:lang w:val="en-US" w:eastAsia="ru-RU"/>
+        </w:rPr>
+      </w:pPr>
+      <w:r>
+        <w:rPr>
+          <w:rFonts w:ascii="Times New Roman" w:eastAsia="Times New Roman" w:hAnsi="Times New Roman" w:cs="Times New Roman"/>
+          <w:sz w:val="24"/>
+          <w:szCs w:val="24"/>
+          <w:lang w:val="en-US" w:eastAsia="ru-RU"/>
         </w:rPr>
         <w:t>{</w:t>
       </w:r>
@@ -12559,16 +13282,17 @@
           <w:rFonts w:ascii="Times New Roman" w:eastAsia="Times New Roman" w:hAnsi="Times New Roman" w:cs="Times New Roman"/>
           <w:sz w:val="24"/>
           <w:szCs w:val="24"/>
-          <w:lang w:eastAsia="ru-RU"/>
-        </w:rPr>
-      </w:pPr>
-      <w:r>
-        <w:rPr>
-          <w:rFonts w:ascii="Times New Roman" w:eastAsia="Times New Roman" w:hAnsi="Times New Roman" w:cs="Times New Roman"/>
-          <w:sz w:val="24"/>
-          <w:szCs w:val="24"/>
-          <w:lang w:eastAsia="ru-RU"/>
-        </w:rPr>
+          <w:lang w:val="en-US" w:eastAsia="ru-RU"/>
+        </w:rPr>
+      </w:pPr>
+      <w:r>
+        <w:rPr>
+          <w:rFonts w:ascii="Times New Roman" w:eastAsia="Times New Roman" w:hAnsi="Times New Roman" w:cs="Times New Roman"/>
+          <w:sz w:val="24"/>
+          <w:szCs w:val="24"/>
+          <w:lang w:val="en-US" w:eastAsia="ru-RU"/>
+        </w:rPr>
+        <w:lastRenderedPageBreak/>
         <w:t xml:space="preserve">    UUID mediaId;</w:t>
       </w:r>
     </w:p>
@@ -12579,15 +13303,15 @@
           <w:rFonts w:ascii="Times New Roman" w:eastAsia="Times New Roman" w:hAnsi="Times New Roman" w:cs="Times New Roman"/>
           <w:sz w:val="24"/>
           <w:szCs w:val="24"/>
-          <w:lang w:eastAsia="ru-RU"/>
-        </w:rPr>
-      </w:pPr>
-      <w:r>
-        <w:rPr>
-          <w:rFonts w:ascii="Times New Roman" w:eastAsia="Times New Roman" w:hAnsi="Times New Roman" w:cs="Times New Roman"/>
-          <w:sz w:val="24"/>
-          <w:szCs w:val="24"/>
-          <w:lang w:eastAsia="ru-RU"/>
+          <w:lang w:val="en-US" w:eastAsia="ru-RU"/>
+        </w:rPr>
+      </w:pPr>
+      <w:r>
+        <w:rPr>
+          <w:rFonts w:ascii="Times New Roman" w:eastAsia="Times New Roman" w:hAnsi="Times New Roman" w:cs="Times New Roman"/>
+          <w:sz w:val="24"/>
+          <w:szCs w:val="24"/>
+          <w:lang w:val="en-US" w:eastAsia="ru-RU"/>
         </w:rPr>
         <w:t>}</w:t>
       </w:r>
@@ -12599,7 +13323,7 @@
           <w:rFonts w:ascii="Times New Roman" w:eastAsia="Times New Roman" w:hAnsi="Times New Roman" w:cs="Times New Roman"/>
           <w:sz w:val="24"/>
           <w:szCs w:val="24"/>
-          <w:lang w:eastAsia="ru-RU"/>
+          <w:lang w:val="en-US" w:eastAsia="ru-RU"/>
         </w:rPr>
       </w:pPr>
     </w:p>
@@ -12722,7 +13446,6 @@
           <w:szCs w:val="24"/>
           <w:lang w:val="en-US" w:eastAsia="ru-RU"/>
         </w:rPr>
-        <w:lastRenderedPageBreak/>
         <w:t>previewPhoto = first PHOTO ordered by:</w:t>
       </w:r>
     </w:p>
@@ -13335,6 +14058,7 @@
           <w:szCs w:val="20"/>
           <w:lang w:val="en-US" w:eastAsia="ru-RU"/>
         </w:rPr>
+        <w:lastRenderedPageBreak/>
         <w:t xml:space="preserve">    String mimeType;</w:t>
       </w:r>
     </w:p>
@@ -13771,7 +14495,6 @@
           <w:szCs w:val="24"/>
           <w:lang w:eastAsia="ru-RU"/>
         </w:rPr>
-        <w:lastRenderedPageBreak/>
         <w:t>Могут отсутствовать:</w:t>
       </w:r>
     </w:p>
@@ -14350,6 +15073,7 @@
           <w:szCs w:val="24"/>
           <w:lang w:eastAsia="ru-RU"/>
         </w:rPr>
+        <w:lastRenderedPageBreak/>
         <w:t>Доступ к файлу должен предоставляться только backend после проверки прав.</w:t>
       </w:r>
     </w:p>
@@ -14432,25 +15156,14 @@
           <w:lang w:eastAsia="ru-RU"/>
         </w:rPr>
       </w:pPr>
-      <w:proofErr w:type="gramStart"/>
-      <w:r>
-        <w:rPr>
-          <w:rFonts w:ascii="Courier New" w:eastAsia="Times New Roman" w:hAnsi="Courier New" w:cs="Courier New"/>
-          <w:sz w:val="20"/>
-          <w:szCs w:val="20"/>
-          <w:lang w:eastAsia="ru-RU"/>
-        </w:rPr>
-        <w:t>byte[</w:t>
-      </w:r>
-      <w:proofErr w:type="gramEnd"/>
-      <w:r>
-        <w:rPr>
-          <w:rFonts w:ascii="Courier New" w:eastAsia="Times New Roman" w:hAnsi="Courier New" w:cs="Courier New"/>
-          <w:sz w:val="20"/>
-          <w:szCs w:val="20"/>
-          <w:lang w:eastAsia="ru-RU"/>
-        </w:rPr>
-        <w:t>]</w:t>
+      <w:r>
+        <w:rPr>
+          <w:rFonts w:ascii="Courier New" w:eastAsia="Times New Roman" w:hAnsi="Courier New" w:cs="Courier New"/>
+          <w:sz w:val="20"/>
+          <w:szCs w:val="20"/>
+          <w:lang w:eastAsia="ru-RU"/>
+        </w:rPr>
+        <w:t>byte[]</w:t>
       </w:r>
       <w:r>
         <w:rPr>
@@ -14642,7 +15355,6 @@
           <w:szCs w:val="36"/>
           <w:lang w:eastAsia="ru-RU"/>
         </w:rPr>
-        <w:lastRenderedPageBreak/>
         <w:t>Изменяемость metadata</w:t>
       </w:r>
     </w:p>
@@ -15240,6 +15952,7 @@
           <w:szCs w:val="24"/>
           <w:lang w:eastAsia="ru-RU"/>
         </w:rPr>
+        <w:lastRenderedPageBreak/>
         <w:t>являются согласованными точками будущего расширения.</w:t>
       </w:r>
     </w:p>
@@ -15414,7 +16127,6 @@
           <w:szCs w:val="24"/>
           <w:lang w:eastAsia="ru-RU"/>
         </w:rPr>
-        <w:lastRenderedPageBreak/>
         <w:t>Invite позволяет присоединиться к Story без хранения email приглашённого пользователя.</w:t>
       </w:r>
     </w:p>
@@ -16328,6 +17040,7 @@
           <w:szCs w:val="20"/>
           <w:lang w:eastAsia="ru-RU"/>
         </w:rPr>
+        <w:lastRenderedPageBreak/>
         <w:t>usedAt</w:t>
       </w:r>
       <w:r>
@@ -16762,7 +17475,6 @@
           <w:szCs w:val="24"/>
           <w:lang w:eastAsia="ru-RU"/>
         </w:rPr>
-        <w:lastRenderedPageBreak/>
         <w:t>Raw invite token может кратковременно существовать только внутри application flow:</w:t>
       </w:r>
     </w:p>
@@ -17606,6 +18318,7 @@
           <w:szCs w:val="36"/>
           <w:lang w:eastAsia="ru-RU"/>
         </w:rPr>
+        <w:lastRenderedPageBreak/>
         <w:t>Одноразовость и срок действия</w:t>
       </w:r>
     </w:p>
@@ -17792,25 +18505,14 @@
         </w:rPr>
         <w:t xml:space="preserve">проверять expiration относительно </w:t>
       </w:r>
-      <w:proofErr w:type="gramStart"/>
-      <w:r>
-        <w:rPr>
-          <w:rFonts w:ascii="Courier New" w:eastAsia="Times New Roman" w:hAnsi="Courier New" w:cs="Courier New"/>
-          <w:sz w:val="20"/>
-          <w:szCs w:val="20"/>
-          <w:lang w:eastAsia="ru-RU"/>
-        </w:rPr>
-        <w:t>Instant.now(</w:t>
-      </w:r>
-      <w:proofErr w:type="gramEnd"/>
-      <w:r>
-        <w:rPr>
-          <w:rFonts w:ascii="Courier New" w:eastAsia="Times New Roman" w:hAnsi="Courier New" w:cs="Courier New"/>
-          <w:sz w:val="20"/>
-          <w:szCs w:val="20"/>
-          <w:lang w:eastAsia="ru-RU"/>
-        </w:rPr>
-        <w:t>)</w:t>
+      <w:r>
+        <w:rPr>
+          <w:rFonts w:ascii="Courier New" w:eastAsia="Times New Roman" w:hAnsi="Courier New" w:cs="Courier New"/>
+          <w:sz w:val="20"/>
+          <w:szCs w:val="20"/>
+          <w:lang w:eastAsia="ru-RU"/>
+        </w:rPr>
+        <w:t>Instant.now()</w:t>
       </w:r>
       <w:r>
         <w:rPr>
@@ -17911,7 +18613,6 @@
           <w:szCs w:val="24"/>
           <w:lang w:eastAsia="ru-RU"/>
         </w:rPr>
-        <w:lastRenderedPageBreak/>
         <w:pict w14:anchorId="2A3E970A">
           <v:rect id="_x0000_i1036" style="width:0;height:1.5pt" o:hralign="center" o:hrstd="t" o:hr="t" fillcolor="#a0a0a0" stroked="f"/>
         </w:pict>
@@ -18662,6 +19363,7 @@
           <w:szCs w:val="20"/>
           <w:lang w:eastAsia="ru-RU"/>
         </w:rPr>
+        <w:lastRenderedPageBreak/>
         <w:t>tokenHash</w:t>
       </w:r>
       <w:r>
@@ -19047,7 +19749,6 @@
           <w:szCs w:val="24"/>
           <w:lang w:val="en-US" w:eastAsia="ru-RU"/>
         </w:rPr>
-        <w:lastRenderedPageBreak/>
         <w:t xml:space="preserve">Raw refresh token </w:t>
       </w:r>
       <w:r>
@@ -19946,6 +20647,7 @@
           <w:szCs w:val="20"/>
           <w:lang w:val="en-US" w:eastAsia="ru-RU"/>
         </w:rPr>
+        <w:lastRenderedPageBreak/>
         <w:t>Old RefreshToken</w:t>
       </w:r>
     </w:p>
@@ -20468,7 +21170,6 @@
           <w:szCs w:val="24"/>
           <w:lang w:eastAsia="ru-RU"/>
         </w:rPr>
-        <w:lastRenderedPageBreak/>
         <w:t>Разрешение операции и транзакционная координация выполняются Use Case.</w:t>
       </w:r>
     </w:p>
@@ -21217,6 +21918,7 @@
           <w:szCs w:val="24"/>
           <w:lang w:eastAsia="ru-RU"/>
         </w:rPr>
+        <w:lastRenderedPageBreak/>
         <w:t xml:space="preserve">не вызывает </w:t>
       </w:r>
       <w:r>
@@ -21560,7 +22262,6 @@
           <w:szCs w:val="24"/>
           <w:lang w:eastAsia="ru-RU"/>
         </w:rPr>
-        <w:lastRenderedPageBreak/>
         <w:t>Все временные значения создаются приложением.</w:t>
       </w:r>
     </w:p>
@@ -22081,25 +22782,14 @@
         </w:rPr>
         <w:t xml:space="preserve">не вызывает </w:t>
       </w:r>
-      <w:proofErr w:type="gramStart"/>
-      <w:r>
-        <w:rPr>
-          <w:rFonts w:ascii="Courier New" w:eastAsia="Times New Roman" w:hAnsi="Courier New" w:cs="Courier New"/>
-          <w:sz w:val="20"/>
-          <w:szCs w:val="20"/>
-          <w:lang w:eastAsia="ru-RU"/>
-        </w:rPr>
-        <w:t>Instant.now(</w:t>
-      </w:r>
-      <w:proofErr w:type="gramEnd"/>
-      <w:r>
-        <w:rPr>
-          <w:rFonts w:ascii="Courier New" w:eastAsia="Times New Roman" w:hAnsi="Courier New" w:cs="Courier New"/>
-          <w:sz w:val="20"/>
-          <w:szCs w:val="20"/>
-          <w:lang w:eastAsia="ru-RU"/>
-        </w:rPr>
-        <w:t>)</w:t>
+      <w:r>
+        <w:rPr>
+          <w:rFonts w:ascii="Courier New" w:eastAsia="Times New Roman" w:hAnsi="Courier New" w:cs="Courier New"/>
+          <w:sz w:val="20"/>
+          <w:szCs w:val="20"/>
+          <w:lang w:eastAsia="ru-RU"/>
+        </w:rPr>
+        <w:t>Instant.now()</w:t>
       </w:r>
       <w:r>
         <w:rPr>
@@ -22421,6 +23111,7 @@
           <w:szCs w:val="20"/>
           <w:lang w:eastAsia="ru-RU"/>
         </w:rPr>
+        <w:lastRenderedPageBreak/>
         <w:t>joinedAt</w:t>
       </w:r>
       <w:r>
@@ -22722,7 +23413,6 @@
           <w:szCs w:val="24"/>
           <w:lang w:eastAsia="ru-RU"/>
         </w:rPr>
-        <w:lastRenderedPageBreak/>
         <w:t>обязательность timestamps;</w:t>
       </w:r>
     </w:p>
@@ -23321,6 +24011,7 @@
           <w:szCs w:val="24"/>
           <w:lang w:eastAsia="ru-RU"/>
         </w:rPr>
+        <w:lastRenderedPageBreak/>
         <w:t>не создают время;</w:t>
       </w:r>
     </w:p>
@@ -23674,7 +24365,6 @@
           <w:szCs w:val="24"/>
           <w:lang w:eastAsia="ru-RU"/>
         </w:rPr>
-        <w:lastRenderedPageBreak/>
         <w:t>обновление разрешённого persisted state;</w:t>
       </w:r>
     </w:p>
@@ -24269,6 +24959,7 @@
           <w:szCs w:val="20"/>
           <w:lang w:val="en-US" w:eastAsia="ru-RU"/>
         </w:rPr>
+        <w:lastRenderedPageBreak/>
         <w:t>Domain:</w:t>
       </w:r>
     </w:p>
@@ -25103,7 +25794,6 @@
           <w:szCs w:val="24"/>
           <w:lang w:eastAsia="ru-RU"/>
         </w:rPr>
-        <w:lastRenderedPageBreak/>
         <w:pict w14:anchorId="126C27DE">
           <v:rect id="_x0000_i1044" style="width:0;height:1.5pt" o:hralign="center" o:hrstd="t" o:hr="t" fillcolor="#a0a0a0" stroked="f"/>
         </w:pict>
@@ -25922,6 +26612,7 @@
           <w:szCs w:val="20"/>
           <w:lang w:val="en-US" w:eastAsia="ru-RU"/>
         </w:rPr>
+        <w:lastRenderedPageBreak/>
         <w:t>Invite</w:t>
       </w:r>
     </w:p>
@@ -26597,31 +27288,1142 @@
           <w:szCs w:val="20"/>
           <w:lang w:eastAsia="ru-RU"/>
         </w:rPr>
+        <w:t>Story</w:t>
+      </w:r>
+    </w:p>
+    <w:p>
+      <w:pPr>
+        <w:spacing w:before="100" w:beforeAutospacing="1" w:after="100" w:afterAutospacing="1" w:line="240" w:lineRule="auto"/>
+        <w:rPr>
+          <w:rFonts w:ascii="Times New Roman" w:eastAsia="Times New Roman" w:hAnsi="Times New Roman" w:cs="Times New Roman"/>
+          <w:sz w:val="24"/>
+          <w:szCs w:val="24"/>
+          <w:lang w:eastAsia="ru-RU"/>
+        </w:rPr>
+      </w:pPr>
+      <w:r>
+        <w:rPr>
+          <w:rFonts w:ascii="Times New Roman" w:eastAsia="Times New Roman" w:hAnsi="Times New Roman" w:cs="Times New Roman"/>
+          <w:sz w:val="24"/>
+          <w:szCs w:val="24"/>
+          <w:lang w:eastAsia="ru-RU"/>
+        </w:rPr>
+        <w:t>Story объединяет людей, события, места и фотографии в единое пространство совместных воспоминаний.</w:t>
+      </w:r>
+    </w:p>
+    <w:p>
+      <w:pPr>
+        <w:spacing w:before="100" w:beforeAutospacing="1" w:after="100" w:afterAutospacing="1" w:line="240" w:lineRule="auto"/>
+        <w:rPr>
+          <w:rFonts w:ascii="Times New Roman" w:eastAsia="Times New Roman" w:hAnsi="Times New Roman" w:cs="Times New Roman"/>
+          <w:sz w:val="24"/>
+          <w:szCs w:val="24"/>
+          <w:lang w:eastAsia="ru-RU"/>
+        </w:rPr>
+      </w:pPr>
+    </w:p>
+    <w:p>
+      <w:pPr>
+        <w:rPr>
+          <w:lang w:val="en-US"/>
+        </w:rPr>
+      </w:pPr>
+      <w:r>
+        <w:rPr>
+          <w:lang w:val="en-US"/>
+        </w:rPr>
+        <w:t>MusicTrack</w:t>
+      </w:r>
+    </w:p>
+    <w:p>
+      <w:pPr>
+        <w:rPr>
+          <w:lang w:val="en-US"/>
+        </w:rPr>
+      </w:pPr>
+    </w:p>
+    <w:p>
+      <w:pPr>
+        <w:rPr>
+          <w:lang w:val="en-US"/>
+        </w:rPr>
+      </w:pPr>
+      <w:r>
+        <w:rPr>
+          <w:lang w:val="en-US"/>
+        </w:rPr>
+        <w:t xml:space="preserve">MusicTrack </w:t>
+      </w:r>
+      <w:r>
+        <w:t>представляет</w:t>
+      </w:r>
+      <w:r>
+        <w:rPr>
+          <w:lang w:val="en-US"/>
+        </w:rPr>
+        <w:t xml:space="preserve"> curated soundtrack, </w:t>
+      </w:r>
+      <w:r>
+        <w:t>доступный</w:t>
+      </w:r>
+      <w:r>
+        <w:rPr>
+          <w:lang w:val="en-US"/>
+        </w:rPr>
+        <w:t xml:space="preserve"> Memory Story.</w:t>
+      </w:r>
+    </w:p>
+    <w:p>
+      <w:pPr>
+        <w:rPr>
+          <w:lang w:val="en-US"/>
+        </w:rPr>
+      </w:pPr>
+    </w:p>
+    <w:p>
+      <w:r>
+        <w:t>MusicTrack является самостоятельным domain concept.</w:t>
+      </w:r>
+    </w:p>
+    <w:p/>
+    <w:p>
+      <w:r>
+        <w:t>MusicTrack НЕ является MediaFile.</w:t>
+      </w:r>
+    </w:p>
+    <w:p/>
+    <w:p>
+      <w:r>
+        <w:t>MediaFile принадлежит конкретному Memory:</w:t>
+      </w:r>
+    </w:p>
+    <w:p/>
+    <w:p>
+      <w:r>
+        <w:t>Memory</w:t>
+      </w:r>
+    </w:p>
+    <w:p>
+      <w:r>
+        <w:t xml:space="preserve">    ↓</w:t>
+      </w:r>
+    </w:p>
+    <w:p>
+      <w:r>
+        <w:t>MediaFile</w:t>
+      </w:r>
+    </w:p>
+    <w:p/>
+    <w:p>
+      <w:r>
+        <w:t>MusicTrack является reusable catalog item и может использоваться</w:t>
+      </w:r>
+    </w:p>
+    <w:p>
+      <w:pPr>
+        <w:rPr>
+          <w:lang w:val="en-US"/>
+        </w:rPr>
+      </w:pPr>
+      <w:r>
+        <w:t>несколькими</w:t>
+      </w:r>
+      <w:r>
+        <w:rPr>
+          <w:lang w:val="en-US"/>
+        </w:rPr>
+        <w:t xml:space="preserve"> Stories:</w:t>
+      </w:r>
+    </w:p>
+    <w:p>
+      <w:pPr>
+        <w:rPr>
+          <w:lang w:val="en-US"/>
+        </w:rPr>
+      </w:pPr>
+    </w:p>
+    <w:p>
+      <w:pPr>
+        <w:rPr>
+          <w:lang w:val="en-US"/>
+        </w:rPr>
+      </w:pPr>
+      <w:r>
+        <w:rPr>
+          <w:lang w:val="en-US"/>
+        </w:rPr>
+        <w:t>MusicTrack</w:t>
+      </w:r>
+    </w:p>
+    <w:p>
+      <w:pPr>
+        <w:rPr>
+          <w:lang w:val="en-US"/>
+        </w:rPr>
+      </w:pPr>
+      <w:r>
+        <w:rPr>
+          <w:lang w:val="en-US"/>
+        </w:rPr>
+        <w:t xml:space="preserve">    ↑</w:t>
+      </w:r>
+    </w:p>
+    <w:p>
+      <w:pPr>
+        <w:rPr>
+          <w:lang w:val="en-US"/>
+        </w:rPr>
+      </w:pPr>
+      <w:r>
+        <w:rPr>
+          <w:lang w:val="en-US"/>
+        </w:rPr>
+        <w:t xml:space="preserve">    │</w:t>
+      </w:r>
+    </w:p>
+    <w:p>
+      <w:pPr>
+        <w:rPr>
+          <w:lang w:val="en-US"/>
+        </w:rPr>
+      </w:pPr>
+      <w:r>
+        <w:rPr>
+          <w:lang w:val="en-US"/>
+        </w:rPr>
+        <w:t>Story</w:t>
+      </w:r>
+    </w:p>
+    <w:p>
+      <w:pPr>
+        <w:rPr>
+          <w:lang w:val="en-US"/>
+        </w:rPr>
+      </w:pPr>
+      <w:r>
+        <w:rPr>
+          <w:lang w:val="en-US"/>
+        </w:rPr>
+        <w:t>Story</w:t>
+      </w:r>
+    </w:p>
+    <w:p>
+      <w:pPr>
+        <w:rPr>
+          <w:lang w:val="en-US"/>
+        </w:rPr>
+      </w:pPr>
+      <w:r>
+        <w:rPr>
+          <w:lang w:val="en-US"/>
+        </w:rPr>
+        <w:t>Story</w:t>
+      </w:r>
+    </w:p>
+    <w:p>
+      <w:pPr>
+        <w:rPr>
+          <w:lang w:val="en-US"/>
+        </w:rPr>
+      </w:pPr>
+    </w:p>
+    <w:p>
+      <w:r>
+        <w:t>MusicTrack не принадлежит конкретному Memory.</w:t>
+      </w:r>
+    </w:p>
+    <w:p/>
+    <w:p>
+      <w:pPr>
+        <w:rPr>
+          <w:lang w:val="en-US"/>
+        </w:rPr>
+      </w:pPr>
+      <w:r>
+        <w:t>Минимальный</w:t>
+      </w:r>
+      <w:r>
+        <w:rPr>
+          <w:lang w:val="en-US"/>
+        </w:rPr>
+        <w:t xml:space="preserve"> conceptual contract:</w:t>
+      </w:r>
+    </w:p>
+    <w:p>
+      <w:pPr>
+        <w:rPr>
+          <w:lang w:val="en-US"/>
+        </w:rPr>
+      </w:pPr>
+    </w:p>
+    <w:p>
+      <w:pPr>
+        <w:rPr>
+          <w:lang w:val="en-US"/>
+        </w:rPr>
+      </w:pPr>
+      <w:r>
+        <w:rPr>
+          <w:lang w:val="en-US"/>
+        </w:rPr>
+        <w:t>MusicTrack</w:t>
+      </w:r>
+    </w:p>
+    <w:p>
+      <w:pPr>
+        <w:rPr>
+          <w:lang w:val="en-US"/>
+        </w:rPr>
+      </w:pPr>
+      <w:r>
+        <w:rPr>
+          <w:lang w:val="en-US"/>
+        </w:rPr>
+        <w:t>{</w:t>
+      </w:r>
+    </w:p>
+    <w:p>
+      <w:pPr>
+        <w:rPr>
+          <w:lang w:val="en-US"/>
+        </w:rPr>
+      </w:pPr>
+      <w:r>
+        <w:rPr>
+          <w:lang w:val="en-US"/>
+        </w:rPr>
+        <w:t xml:space="preserve">    UUID id;</w:t>
+      </w:r>
+    </w:p>
+    <w:p>
+      <w:pPr>
+        <w:rPr>
+          <w:lang w:val="en-US"/>
+        </w:rPr>
+      </w:pPr>
+    </w:p>
+    <w:p>
+      <w:pPr>
+        <w:rPr>
+          <w:lang w:val="en-US"/>
+        </w:rPr>
+      </w:pPr>
+      <w:r>
+        <w:rPr>
+          <w:lang w:val="en-US"/>
+        </w:rPr>
+        <w:t xml:space="preserve">    String title;</w:t>
+      </w:r>
+    </w:p>
+    <w:p>
+      <w:pPr>
+        <w:rPr>
+          <w:lang w:val="en-US"/>
+        </w:rPr>
+      </w:pPr>
+    </w:p>
+    <w:p>
+      <w:pPr>
+        <w:rPr>
+          <w:lang w:val="en-US"/>
+        </w:rPr>
+      </w:pPr>
+      <w:r>
+        <w:rPr>
+          <w:lang w:val="en-US"/>
+        </w:rPr>
+        <w:t xml:space="preserve">    String artist;</w:t>
+      </w:r>
+    </w:p>
+    <w:p>
+      <w:pPr>
+        <w:rPr>
+          <w:lang w:val="en-US"/>
+        </w:rPr>
+      </w:pPr>
+    </w:p>
+    <w:p>
+      <w:pPr>
+        <w:rPr>
+          <w:lang w:val="en-US"/>
+        </w:rPr>
+      </w:pPr>
+      <w:r>
+        <w:rPr>
+          <w:lang w:val="en-US"/>
+        </w:rPr>
+        <w:t xml:space="preserve">    Duration duration;</w:t>
+      </w:r>
+    </w:p>
+    <w:p>
+      <w:pPr>
+        <w:rPr>
+          <w:lang w:val="en-US"/>
+        </w:rPr>
+      </w:pPr>
+    </w:p>
+    <w:p>
+      <w:pPr>
+        <w:rPr>
+          <w:lang w:val="en-US"/>
+        </w:rPr>
+      </w:pPr>
+      <w:r>
+        <w:rPr>
+          <w:lang w:val="en-US"/>
+        </w:rPr>
+        <w:t xml:space="preserve">    MusicTrackStatus status;</w:t>
+      </w:r>
+    </w:p>
+    <w:p>
+      <w:pPr>
+        <w:rPr>
+          <w:lang w:val="en-US"/>
+        </w:rPr>
+      </w:pPr>
+      <w:r>
+        <w:rPr>
+          <w:lang w:val="en-US"/>
+        </w:rPr>
+        <w:t>}</w:t>
+      </w:r>
+    </w:p>
+    <w:p>
+      <w:pPr>
+        <w:rPr>
+          <w:lang w:val="en-US"/>
+        </w:rPr>
+      </w:pPr>
+    </w:p>
+    <w:p>
+      <w:pPr>
+        <w:rPr>
+          <w:lang w:val="en-US"/>
+        </w:rPr>
+      </w:pPr>
+      <w:r>
+        <w:rPr>
+          <w:lang w:val="en-US"/>
+        </w:rPr>
+        <w:t>MusicTrackStatus:</w:t>
+      </w:r>
+    </w:p>
+    <w:p>
+      <w:pPr>
+        <w:rPr>
+          <w:lang w:val="en-US"/>
+        </w:rPr>
+      </w:pPr>
+    </w:p>
+    <w:p>
+      <w:pPr>
+        <w:rPr>
+          <w:lang w:val="en-US"/>
+        </w:rPr>
+      </w:pPr>
+      <w:r>
+        <w:rPr>
+          <w:lang w:val="en-US"/>
+        </w:rPr>
+        <w:t>ACTIVE</w:t>
+      </w:r>
+    </w:p>
+    <w:p>
+      <w:pPr>
+        <w:rPr>
+          <w:lang w:val="en-US"/>
+        </w:rPr>
+      </w:pPr>
+      <w:r>
+        <w:rPr>
+          <w:lang w:val="en-US"/>
+        </w:rPr>
+        <w:t>DISABLED</w:t>
+      </w:r>
+    </w:p>
+    <w:p>
+      <w:pPr>
+        <w:rPr>
+          <w:lang w:val="en-US"/>
+        </w:rPr>
+      </w:pPr>
+    </w:p>
+    <w:p>
+      <w:pPr>
+        <w:rPr>
+          <w:lang w:val="en-US"/>
+        </w:rPr>
+      </w:pPr>
+      <w:r>
+        <w:rPr>
+          <w:lang w:val="en-US"/>
+        </w:rPr>
+        <w:t>ACTIVE</w:t>
+      </w:r>
+    </w:p>
+    <w:p>
+      <w:pPr>
+        <w:rPr>
+          <w:lang w:val="en-US"/>
+        </w:rPr>
+      </w:pPr>
+    </w:p>
+    <w:p>
+      <w:r>
         <w:lastRenderedPageBreak/>
+        <w:t>Track разрешён для нового Story Playback при выполнении остальных</w:t>
+      </w:r>
+    </w:p>
+    <w:p>
+      <w:r>
+        <w:t>soundtrack policies.</w:t>
+      </w:r>
+    </w:p>
+    <w:p/>
+    <w:p>
+      <w:r>
+        <w:t>DISABLED</w:t>
+      </w:r>
+    </w:p>
+    <w:p/>
+    <w:p>
+      <w:r>
+        <w:t>Track не должен использоваться для нового Story Playback.</w:t>
+      </w:r>
+    </w:p>
+    <w:p/>
+    <w:p>
+      <w:r>
+        <w:t>DISABLED не означает физическое удаление MusicTrack.</w:t>
+      </w:r>
+    </w:p>
+    <w:p/>
+    <w:p>
+      <w:r>
+        <w:t>Story может продолжать хранить ссылку на DISABLED track.</w:t>
+      </w:r>
+    </w:p>
+    <w:p/>
+    <w:p>
+      <w:pPr>
+        <w:rPr>
+          <w:lang w:val="en-US"/>
+        </w:rPr>
+      </w:pPr>
+      <w:r>
+        <w:rPr>
+          <w:lang w:val="en-US"/>
+        </w:rPr>
+        <w:t>Selected Soundtrack vs Effective Soundtrack</w:t>
+      </w:r>
+    </w:p>
+    <w:p>
+      <w:pPr>
+        <w:rPr>
+          <w:lang w:val="en-US"/>
+        </w:rPr>
+      </w:pPr>
+    </w:p>
+    <w:p>
+      <w:pPr>
+        <w:rPr>
+          <w:lang w:val="en-US"/>
+        </w:rPr>
+      </w:pPr>
+      <w:r>
+        <w:t>Необходимо</w:t>
+      </w:r>
+      <w:r>
+        <w:rPr>
+          <w:lang w:val="en-US"/>
+        </w:rPr>
+        <w:t xml:space="preserve"> </w:t>
+      </w:r>
+      <w:r>
+        <w:t>различать</w:t>
+      </w:r>
+      <w:r>
+        <w:rPr>
+          <w:lang w:val="en-US"/>
+        </w:rPr>
+        <w:t>:</w:t>
+      </w:r>
+    </w:p>
+    <w:p>
+      <w:pPr>
+        <w:rPr>
+          <w:lang w:val="en-US"/>
+        </w:rPr>
+      </w:pPr>
+    </w:p>
+    <w:p>
+      <w:pPr>
+        <w:rPr>
+          <w:lang w:val="en-US"/>
+        </w:rPr>
+      </w:pPr>
+      <w:r>
+        <w:rPr>
+          <w:lang w:val="en-US"/>
+        </w:rPr>
+        <w:t>selected soundtrack</w:t>
+      </w:r>
+    </w:p>
+    <w:p>
+      <w:pPr>
+        <w:rPr>
+          <w:lang w:val="en-US"/>
+        </w:rPr>
+      </w:pPr>
+    </w:p>
+    <w:p>
+      <w:pPr>
+        <w:rPr>
+          <w:lang w:val="en-US"/>
+        </w:rPr>
+      </w:pPr>
+      <w:r>
+        <w:t>и</w:t>
+      </w:r>
+    </w:p>
+    <w:p>
+      <w:pPr>
+        <w:rPr>
+          <w:lang w:val="en-US"/>
+        </w:rPr>
+      </w:pPr>
+    </w:p>
+    <w:p>
+      <w:pPr>
+        <w:rPr>
+          <w:lang w:val="en-US"/>
+        </w:rPr>
+      </w:pPr>
+      <w:r>
+        <w:rPr>
+          <w:lang w:val="en-US"/>
+        </w:rPr>
+        <w:t>effective soundtrack.</w:t>
+      </w:r>
+    </w:p>
+    <w:p>
+      <w:pPr>
+        <w:rPr>
+          <w:lang w:val="en-US"/>
+        </w:rPr>
+      </w:pPr>
+    </w:p>
+    <w:p>
+      <w:pPr>
+        <w:rPr>
+          <w:lang w:val="en-US"/>
+        </w:rPr>
+      </w:pPr>
+      <w:r>
+        <w:rPr>
+          <w:lang w:val="en-US"/>
+        </w:rPr>
+        <w:t>selected soundtrack:</w:t>
+      </w:r>
+    </w:p>
+    <w:p>
+      <w:pPr>
+        <w:rPr>
+          <w:lang w:val="en-US"/>
+        </w:rPr>
+      </w:pPr>
+    </w:p>
+    <w:p>
+      <w:pPr>
+        <w:rPr>
+          <w:lang w:val="en-US"/>
+        </w:rPr>
+      </w:pPr>
+      <w:r>
+        <w:rPr>
+          <w:lang w:val="en-US"/>
+        </w:rPr>
+        <w:t xml:space="preserve">MusicTrack, </w:t>
+      </w:r>
+      <w:r>
+        <w:t>выбранный</w:t>
+      </w:r>
+      <w:r>
+        <w:rPr>
+          <w:lang w:val="en-US"/>
+        </w:rPr>
+        <w:t xml:space="preserve"> </w:t>
+      </w:r>
+      <w:r>
+        <w:t>и</w:t>
+      </w:r>
+      <w:r>
+        <w:rPr>
+          <w:lang w:val="en-US"/>
+        </w:rPr>
+        <w:t xml:space="preserve"> </w:t>
+      </w:r>
+      <w:r>
+        <w:t>сохранённый</w:t>
+      </w:r>
+      <w:r>
+        <w:rPr>
+          <w:lang w:val="en-US"/>
+        </w:rPr>
+        <w:t xml:space="preserve"> </w:t>
+      </w:r>
+      <w:r>
+        <w:t>в</w:t>
+      </w:r>
+      <w:r>
+        <w:rPr>
+          <w:lang w:val="en-US"/>
+        </w:rPr>
+        <w:t xml:space="preserve"> Story.</w:t>
+      </w:r>
+    </w:p>
+    <w:p>
+      <w:pPr>
+        <w:rPr>
+          <w:lang w:val="en-US"/>
+        </w:rPr>
+      </w:pPr>
+    </w:p>
+    <w:p>
+      <w:r>
+        <w:t>effective soundtrack:</w:t>
+      </w:r>
+    </w:p>
+    <w:p/>
+    <w:p>
+      <w:r>
+        <w:t>MusicTrack, который фактически разрешено использовать в текущем</w:t>
+      </w:r>
+    </w:p>
+    <w:p>
+      <w:pPr>
+        <w:rPr>
+          <w:lang w:val="en-US"/>
+        </w:rPr>
+      </w:pPr>
+      <w:r>
+        <w:rPr>
+          <w:lang w:val="en-US"/>
+        </w:rPr>
+        <w:t>Story Playback.</w:t>
+      </w:r>
+    </w:p>
+    <w:p>
+      <w:pPr>
+        <w:rPr>
+          <w:lang w:val="en-US"/>
+        </w:rPr>
+      </w:pPr>
+    </w:p>
+    <w:p>
+      <w:pPr>
+        <w:rPr>
+          <w:lang w:val="en-US"/>
+        </w:rPr>
+      </w:pPr>
+      <w:r>
+        <w:t>Правила</w:t>
+      </w:r>
+      <w:r>
+        <w:rPr>
+          <w:lang w:val="en-US"/>
+        </w:rPr>
+        <w:t>:</w:t>
+      </w:r>
+    </w:p>
+    <w:p>
+      <w:pPr>
+        <w:rPr>
+          <w:lang w:val="en-US"/>
+        </w:rPr>
+      </w:pPr>
+    </w:p>
+    <w:p>
+      <w:pPr>
+        <w:rPr>
+          <w:lang w:val="en-US"/>
+        </w:rPr>
+      </w:pPr>
+      <w:r>
+        <w:rPr>
+          <w:lang w:val="en-US"/>
+        </w:rPr>
+        <w:lastRenderedPageBreak/>
+        <w:t xml:space="preserve">Story soundtrack </w:t>
+      </w:r>
+      <w:r>
+        <w:t>отсутствует</w:t>
+      </w:r>
+    </w:p>
+    <w:p>
+      <w:pPr>
+        <w:rPr>
+          <w:lang w:val="en-US"/>
+        </w:rPr>
+      </w:pPr>
+      <w:r>
+        <w:rPr>
+          <w:lang w:val="en-US"/>
+        </w:rPr>
+        <w:t xml:space="preserve">→ effective soundtrack </w:t>
+      </w:r>
+      <w:r>
+        <w:t>отсутствует</w:t>
+      </w:r>
+      <w:r>
+        <w:rPr>
+          <w:lang w:val="en-US"/>
+        </w:rPr>
+        <w:t>.</w:t>
+      </w:r>
+    </w:p>
+    <w:p>
+      <w:pPr>
+        <w:rPr>
+          <w:lang w:val="en-US"/>
+        </w:rPr>
+      </w:pPr>
+    </w:p>
+    <w:p>
+      <w:pPr>
+        <w:rPr>
+          <w:lang w:val="en-US"/>
+        </w:rPr>
+      </w:pPr>
+      <w:r>
+        <w:rPr>
+          <w:lang w:val="en-US"/>
+        </w:rPr>
+        <w:t xml:space="preserve">Story soundtrack ACTIVE </w:t>
+      </w:r>
+      <w:r>
+        <w:t>и</w:t>
+      </w:r>
+      <w:r>
+        <w:rPr>
+          <w:lang w:val="en-US"/>
+        </w:rPr>
+        <w:t xml:space="preserve"> </w:t>
+      </w:r>
+      <w:r>
+        <w:t>разрешён</w:t>
+      </w:r>
+      <w:r>
+        <w:rPr>
+          <w:lang w:val="en-US"/>
+        </w:rPr>
+        <w:t xml:space="preserve"> </w:t>
+      </w:r>
+      <w:r>
+        <w:t>для</w:t>
+      </w:r>
+      <w:r>
+        <w:rPr>
+          <w:lang w:val="en-US"/>
+        </w:rPr>
+        <w:t xml:space="preserve"> in-app Playback</w:t>
+      </w:r>
+    </w:p>
+    <w:p>
+      <w:pPr>
+        <w:rPr>
+          <w:lang w:val="en-US"/>
+        </w:rPr>
+      </w:pPr>
+      <w:r>
+        <w:rPr>
+          <w:lang w:val="en-US"/>
+        </w:rPr>
+        <w:t>→ effective soundtrack = selected soundtrack.</w:t>
+      </w:r>
+    </w:p>
+    <w:p>
+      <w:pPr>
+        <w:rPr>
+          <w:lang w:val="en-US"/>
+        </w:rPr>
+      </w:pPr>
+    </w:p>
+    <w:p>
+      <w:pPr>
+        <w:rPr>
+          <w:lang w:val="en-US"/>
+        </w:rPr>
+      </w:pPr>
+      <w:r>
+        <w:rPr>
+          <w:lang w:val="en-US"/>
+        </w:rPr>
+        <w:t>Story soundtrack DISABLED</w:t>
+      </w:r>
+    </w:p>
+    <w:p>
+      <w:pPr>
+        <w:rPr>
+          <w:lang w:val="en-US"/>
+        </w:rPr>
+      </w:pPr>
+      <w:r>
+        <w:rPr>
+          <w:lang w:val="en-US"/>
+        </w:rPr>
+        <w:t xml:space="preserve">→ effective soundtrack </w:t>
+      </w:r>
+      <w:r>
+        <w:t>отсутствует</w:t>
+      </w:r>
+      <w:r>
+        <w:rPr>
+          <w:lang w:val="en-US"/>
+        </w:rPr>
+        <w:t>.</w:t>
+      </w:r>
+    </w:p>
+    <w:p>
+      <w:pPr>
+        <w:rPr>
+          <w:lang w:val="en-US"/>
+        </w:rPr>
+      </w:pPr>
+    </w:p>
+    <w:p>
+      <w:pPr>
+        <w:rPr>
+          <w:lang w:val="en-US"/>
+        </w:rPr>
+      </w:pPr>
+      <w:r>
+        <w:t>Отсутствие</w:t>
+      </w:r>
+      <w:r>
+        <w:rPr>
+          <w:lang w:val="en-US"/>
+        </w:rPr>
+        <w:t xml:space="preserve"> effective soundtrack </w:t>
+      </w:r>
+      <w:r>
+        <w:t>НЕ</w:t>
+      </w:r>
+      <w:r>
+        <w:rPr>
+          <w:lang w:val="en-US"/>
+        </w:rPr>
+        <w:t xml:space="preserve"> </w:t>
+      </w:r>
+      <w:r>
+        <w:t>блокирует</w:t>
+      </w:r>
+      <w:r>
+        <w:rPr>
+          <w:lang w:val="en-US"/>
+        </w:rPr>
+        <w:t xml:space="preserve"> Story Playback.</w:t>
+      </w:r>
+    </w:p>
+    <w:p>
+      <w:pPr>
+        <w:rPr>
+          <w:lang w:val="en-US"/>
+        </w:rPr>
+      </w:pPr>
+    </w:p>
+    <w:p>
+      <w:r>
+        <w:t>Story Playback продолжается без фоновой музыки.</w:t>
+      </w:r>
+    </w:p>
+    <w:p/>
+    <w:p>
+      <w:r>
+        <w:t>Soundtrack Source Boundary</w:t>
+      </w:r>
+    </w:p>
+    <w:p/>
+    <w:p>
+      <w:r>
+        <w:t>Story и Story Playback не должны зависеть от конкретного внешнего</w:t>
+      </w:r>
+    </w:p>
+    <w:p>
+      <w:r>
+        <w:t>источника музыки.</w:t>
+      </w:r>
+    </w:p>
+    <w:p/>
+    <w:p>
+      <w:r>
+        <w:t>Запрещённая модель:</w:t>
+      </w:r>
+    </w:p>
+    <w:p/>
+    <w:p>
+      <w:r>
         <w:t>Story</w:t>
       </w:r>
     </w:p>
     <w:p>
-      <w:pPr>
-        <w:spacing w:before="100" w:beforeAutospacing="1" w:after="100" w:afterAutospacing="1" w:line="240" w:lineRule="auto"/>
-        <w:rPr>
-          <w:rFonts w:ascii="Times New Roman" w:eastAsia="Times New Roman" w:hAnsi="Times New Roman" w:cs="Times New Roman"/>
-          <w:sz w:val="24"/>
-          <w:szCs w:val="24"/>
-          <w:lang w:eastAsia="ru-RU"/>
-        </w:rPr>
-      </w:pPr>
-      <w:r>
-        <w:rPr>
-          <w:rFonts w:ascii="Times New Roman" w:eastAsia="Times New Roman" w:hAnsi="Times New Roman" w:cs="Times New Roman"/>
-          <w:sz w:val="24"/>
-          <w:szCs w:val="24"/>
-          <w:lang w:eastAsia="ru-RU"/>
-        </w:rPr>
-        <w:t>Story объединяет людей, события, места и фотографии в единое пространство совместных воспоминаний.</w:t>
+      <w:r>
+        <w:t>→ Pixabay</w:t>
       </w:r>
     </w:p>
     <w:p/>
+    <w:p>
+      <w:r>
+        <w:t>или:</w:t>
+      </w:r>
+    </w:p>
+    <w:p/>
+    <w:p>
+      <w:r>
+        <w:t>Playback</w:t>
+      </w:r>
+    </w:p>
+    <w:p>
+      <w:r>
+        <w:t>→ Pixabay</w:t>
+      </w:r>
+    </w:p>
+    <w:p/>
+    <w:p>
+      <w:r>
+        <w:t>Domain работает только с MusicTrack.</w:t>
+      </w:r>
+    </w:p>
+    <w:p/>
+    <w:p>
+      <w:pPr>
+        <w:rPr>
+          <w:lang w:val="en-US"/>
+        </w:rPr>
+      </w:pPr>
+      <w:r>
+        <w:t>Источник</w:t>
+      </w:r>
+      <w:r>
+        <w:rPr>
+          <w:lang w:val="en-US"/>
+        </w:rPr>
+        <w:t xml:space="preserve"> </w:t>
+      </w:r>
+      <w:r>
+        <w:t>конкретного</w:t>
+      </w:r>
+      <w:r>
+        <w:rPr>
+          <w:lang w:val="en-US"/>
+        </w:rPr>
+        <w:t xml:space="preserve"> MusicTrack </w:t>
+      </w:r>
+      <w:r>
+        <w:t>является</w:t>
+      </w:r>
+      <w:r>
+        <w:rPr>
+          <w:lang w:val="en-US"/>
+        </w:rPr>
+        <w:t xml:space="preserve"> infrastructure/catalog concern.</w:t>
+      </w:r>
+    </w:p>
+    <w:p>
+      <w:pPr>
+        <w:rPr>
+          <w:lang w:val="en-US"/>
+        </w:rPr>
+      </w:pPr>
+    </w:p>
+    <w:p>
+      <w:pPr>
+        <w:rPr>
+          <w:lang w:val="en-US"/>
+        </w:rPr>
+      </w:pPr>
+      <w:r>
+        <w:lastRenderedPageBreak/>
+        <w:t>Потенциальные</w:t>
+      </w:r>
+      <w:r>
+        <w:rPr>
+          <w:lang w:val="en-US"/>
+        </w:rPr>
+        <w:t xml:space="preserve"> </w:t>
+      </w:r>
+      <w:r>
+        <w:t>источники</w:t>
+      </w:r>
+      <w:r>
+        <w:rPr>
+          <w:lang w:val="en-US"/>
+        </w:rPr>
+        <w:t>:</w:t>
+      </w:r>
+    </w:p>
+    <w:p>
+      <w:pPr>
+        <w:rPr>
+          <w:lang w:val="en-US"/>
+        </w:rPr>
+      </w:pPr>
+    </w:p>
+    <w:p>
+      <w:pPr>
+        <w:rPr>
+          <w:lang w:val="en-US"/>
+        </w:rPr>
+      </w:pPr>
+      <w:r>
+        <w:rPr>
+          <w:lang w:val="en-US"/>
+        </w:rPr>
+        <w:t>Pixabay Music</w:t>
+      </w:r>
+    </w:p>
+    <w:p>
+      <w:pPr>
+        <w:rPr>
+          <w:lang w:val="en-US"/>
+        </w:rPr>
+      </w:pPr>
+      <w:r>
+        <w:rPr>
+          <w:lang w:val="en-US"/>
+        </w:rPr>
+        <w:t>FreeMusicLab</w:t>
+      </w:r>
+    </w:p>
+    <w:p>
+      <w:pPr>
+        <w:rPr>
+          <w:lang w:val="en-US"/>
+        </w:rPr>
+      </w:pPr>
+      <w:r>
+        <w:rPr>
+          <w:lang w:val="en-US"/>
+        </w:rPr>
+        <w:t>Memory Story Original Soundtracks</w:t>
+      </w:r>
+    </w:p>
+    <w:p>
+      <w:r>
+        <w:t>другие будущие providers</w:t>
+      </w:r>
+    </w:p>
+    <w:p/>
+    <w:p>
+      <w:r>
+        <w:t>Смена внешнего soundtrack provider не должна требовать изменения</w:t>
+      </w:r>
+    </w:p>
+    <w:p>
+      <w:r>
+        <w:t>Story domain semantics.</w:t>
+      </w:r>
+    </w:p>
     <w:sectPr>
       <w:pgSz w:w="11906" w:h="16838"/>
       <w:pgMar w:top="1134" w:right="850" w:bottom="1134" w:left="1701" w:header="708" w:footer="708" w:gutter="0"/>

--- a/docs/03-domain-model.docx
+++ b/docs/03-domain-model.docx
@@ -4328,6 +4328,15 @@
       </w:pPr>
     </w:p>
     <w:p>
+      <w:pPr/>
+      <w:r>
+        <w:t xml:space="preserve">    UUID soundtrackId;</w:t>
+      </w:r>
+    </w:p>
+    <w:p>
+      <w:pPr/>
+    </w:p>
+    <w:p>
       <w:pPr>
         <w:tabs>
           <w:tab w:val="left" w:pos="916"/>
@@ -4740,22 +4749,19 @@
         </w:rPr>
       </w:pPr>
       <w:r>
-        <w:rPr>
-          <w:rFonts w:ascii="Courier New" w:eastAsia="Times New Roman" w:hAnsi="Courier New" w:cs="Courier New"/>
-          <w:sz w:val="20"/>
-          <w:szCs w:val="20"/>
-          <w:lang w:eastAsia="ru-RU"/>
-        </w:rPr>
-        <w:t>description</w:t>
-      </w:r>
-      <w:r>
-        <w:rPr>
-          <w:rFonts w:ascii="Times New Roman" w:eastAsia="Times New Roman" w:hAnsi="Times New Roman" w:cs="Times New Roman"/>
-          <w:sz w:val="24"/>
-          <w:szCs w:val="24"/>
-          <w:lang w:eastAsia="ru-RU"/>
-        </w:rPr>
-        <w:t>.</w:t>
+        <w:t>description;</w:t>
+      </w:r>
+    </w:p>
+    <w:p>
+      <w:pPr/>
+      <w:r>
+        <w:t>soundtrackId.</w:t>
+      </w:r>
+    </w:p>
+    <w:p>
+      <w:pPr/>
+      <w:r>
+        <w:t>soundtrackId == null означает No music.</w:t>
       </w:r>
     </w:p>
     <w:p>
@@ -6202,760 +6208,175 @@
       </w:r>
     </w:p>
     <w:p>
-      <w:pPr>
-        <w:spacing w:before="100" w:beforeAutospacing="1" w:after="100" w:afterAutospacing="1" w:line="240" w:lineRule="auto"/>
-        <w:rPr>
-          <w:rFonts w:ascii="Times New Roman" w:eastAsia="Times New Roman" w:hAnsi="Times New Roman" w:cs="Times New Roman"/>
-          <w:sz w:val="24"/>
-          <w:szCs w:val="24"/>
-          <w:lang w:val="en-US" w:eastAsia="ru-RU"/>
-        </w:rPr>
-      </w:pPr>
-      <w:r>
-        <w:rPr>
-          <w:rFonts w:ascii="Times New Roman" w:eastAsia="Times New Roman" w:hAnsi="Times New Roman" w:cs="Times New Roman"/>
-          <w:sz w:val="24"/>
-          <w:szCs w:val="24"/>
-          <w:lang w:val="en-US" w:eastAsia="ru-RU"/>
-        </w:rPr>
+      <w:pPr/>
+      <w:r>
         <w:t>Story Soundtrack</w:t>
       </w:r>
     </w:p>
     <w:p>
-      <w:pPr>
-        <w:spacing w:before="100" w:beforeAutospacing="1" w:after="100" w:afterAutospacing="1" w:line="240" w:lineRule="auto"/>
-        <w:rPr>
-          <w:rFonts w:ascii="Times New Roman" w:eastAsia="Times New Roman" w:hAnsi="Times New Roman" w:cs="Times New Roman"/>
-          <w:sz w:val="24"/>
-          <w:szCs w:val="24"/>
-          <w:lang w:val="en-US" w:eastAsia="ru-RU"/>
-        </w:rPr>
-      </w:pPr>
-    </w:p>
-    <w:p>
-      <w:pPr>
-        <w:spacing w:before="100" w:beforeAutospacing="1" w:after="100" w:afterAutospacing="1" w:line="240" w:lineRule="auto"/>
-        <w:rPr>
-          <w:rFonts w:ascii="Times New Roman" w:eastAsia="Times New Roman" w:hAnsi="Times New Roman" w:cs="Times New Roman"/>
-          <w:sz w:val="24"/>
-          <w:szCs w:val="24"/>
-          <w:lang w:val="en-US" w:eastAsia="ru-RU"/>
-        </w:rPr>
-      </w:pPr>
-      <w:r>
-        <w:rPr>
-          <w:rFonts w:ascii="Times New Roman" w:eastAsia="Times New Roman" w:hAnsi="Times New Roman" w:cs="Times New Roman"/>
-          <w:sz w:val="24"/>
-          <w:szCs w:val="24"/>
-          <w:lang w:val="en-US" w:eastAsia="ru-RU"/>
-        </w:rPr>
-        <w:t xml:space="preserve">Story </w:t>
-      </w:r>
-      <w:r>
-        <w:rPr>
-          <w:rFonts w:ascii="Times New Roman" w:eastAsia="Times New Roman" w:hAnsi="Times New Roman" w:cs="Times New Roman"/>
-          <w:sz w:val="24"/>
-          <w:szCs w:val="24"/>
-          <w:lang w:eastAsia="ru-RU"/>
-        </w:rPr>
-        <w:t>может</w:t>
-      </w:r>
-      <w:r>
-        <w:rPr>
-          <w:rFonts w:ascii="Times New Roman" w:eastAsia="Times New Roman" w:hAnsi="Times New Roman" w:cs="Times New Roman"/>
-          <w:sz w:val="24"/>
-          <w:szCs w:val="24"/>
-          <w:lang w:val="en-US" w:eastAsia="ru-RU"/>
-        </w:rPr>
-        <w:t xml:space="preserve"> </w:t>
-      </w:r>
-      <w:r>
-        <w:rPr>
-          <w:rFonts w:ascii="Times New Roman" w:eastAsia="Times New Roman" w:hAnsi="Times New Roman" w:cs="Times New Roman"/>
-          <w:sz w:val="24"/>
-          <w:szCs w:val="24"/>
-          <w:lang w:eastAsia="ru-RU"/>
-        </w:rPr>
-        <w:t>иметь</w:t>
-      </w:r>
-      <w:r>
-        <w:rPr>
-          <w:rFonts w:ascii="Times New Roman" w:eastAsia="Times New Roman" w:hAnsi="Times New Roman" w:cs="Times New Roman"/>
-          <w:sz w:val="24"/>
-          <w:szCs w:val="24"/>
-          <w:lang w:val="en-US" w:eastAsia="ru-RU"/>
-        </w:rPr>
-        <w:t xml:space="preserve"> </w:t>
-      </w:r>
-      <w:r>
-        <w:rPr>
-          <w:rFonts w:ascii="Times New Roman" w:eastAsia="Times New Roman" w:hAnsi="Times New Roman" w:cs="Times New Roman"/>
-          <w:sz w:val="24"/>
-          <w:szCs w:val="24"/>
-          <w:lang w:eastAsia="ru-RU"/>
-        </w:rPr>
-        <w:t>один</w:t>
-      </w:r>
-      <w:r>
-        <w:rPr>
-          <w:rFonts w:ascii="Times New Roman" w:eastAsia="Times New Roman" w:hAnsi="Times New Roman" w:cs="Times New Roman"/>
-          <w:sz w:val="24"/>
-          <w:szCs w:val="24"/>
-          <w:lang w:val="en-US" w:eastAsia="ru-RU"/>
-        </w:rPr>
-        <w:t xml:space="preserve"> optional soundtrack.</w:t>
-      </w:r>
-    </w:p>
-    <w:p>
-      <w:pPr>
-        <w:spacing w:before="100" w:beforeAutospacing="1" w:after="100" w:afterAutospacing="1" w:line="240" w:lineRule="auto"/>
-        <w:rPr>
-          <w:rFonts w:ascii="Times New Roman" w:eastAsia="Times New Roman" w:hAnsi="Times New Roman" w:cs="Times New Roman"/>
-          <w:sz w:val="24"/>
-          <w:szCs w:val="24"/>
-          <w:lang w:val="en-US" w:eastAsia="ru-RU"/>
-        </w:rPr>
-      </w:pPr>
-    </w:p>
-    <w:p>
-      <w:pPr>
-        <w:spacing w:before="100" w:beforeAutospacing="1" w:after="100" w:afterAutospacing="1" w:line="240" w:lineRule="auto"/>
-        <w:rPr>
-          <w:rFonts w:ascii="Times New Roman" w:eastAsia="Times New Roman" w:hAnsi="Times New Roman" w:cs="Times New Roman"/>
-          <w:sz w:val="24"/>
-          <w:szCs w:val="24"/>
-          <w:lang w:val="en-US" w:eastAsia="ru-RU"/>
-        </w:rPr>
-      </w:pPr>
-      <w:r>
-        <w:rPr>
-          <w:rFonts w:ascii="Times New Roman" w:eastAsia="Times New Roman" w:hAnsi="Times New Roman" w:cs="Times New Roman"/>
-          <w:sz w:val="24"/>
-          <w:szCs w:val="24"/>
-          <w:lang w:val="en-US" w:eastAsia="ru-RU"/>
-        </w:rPr>
+      <w:pPr/>
+    </w:p>
+    <w:p>
+      <w:pPr/>
+      <w:r>
+        <w:t>Story может иметь zero or one selected soundtrack.</w:t>
+      </w:r>
+    </w:p>
+    <w:p>
+      <w:pPr/>
+    </w:p>
+    <w:p>
+      <w:pPr/>
+      <w:r>
         <w:t>Conceptual relation:</w:t>
       </w:r>
     </w:p>
     <w:p>
-      <w:pPr>
-        <w:spacing w:before="100" w:beforeAutospacing="1" w:after="100" w:afterAutospacing="1" w:line="240" w:lineRule="auto"/>
-        <w:rPr>
-          <w:rFonts w:ascii="Times New Roman" w:eastAsia="Times New Roman" w:hAnsi="Times New Roman" w:cs="Times New Roman"/>
-          <w:sz w:val="24"/>
-          <w:szCs w:val="24"/>
-          <w:lang w:val="en-US" w:eastAsia="ru-RU"/>
-        </w:rPr>
-      </w:pPr>
-    </w:p>
-    <w:p>
-      <w:pPr>
-        <w:spacing w:before="100" w:beforeAutospacing="1" w:after="100" w:afterAutospacing="1" w:line="240" w:lineRule="auto"/>
-        <w:rPr>
-          <w:rFonts w:ascii="Times New Roman" w:eastAsia="Times New Roman" w:hAnsi="Times New Roman" w:cs="Times New Roman"/>
-          <w:sz w:val="24"/>
-          <w:szCs w:val="24"/>
-          <w:lang w:val="en-US" w:eastAsia="ru-RU"/>
-        </w:rPr>
-      </w:pPr>
-      <w:r>
-        <w:rPr>
-          <w:rFonts w:ascii="Times New Roman" w:eastAsia="Times New Roman" w:hAnsi="Times New Roman" w:cs="Times New Roman"/>
-          <w:sz w:val="24"/>
-          <w:szCs w:val="24"/>
-          <w:lang w:val="en-US" w:eastAsia="ru-RU"/>
-        </w:rPr>
+      <w:pPr/>
+    </w:p>
+    <w:p>
+      <w:pPr/>
+      <w:r>
         <w:t>Story</w:t>
       </w:r>
     </w:p>
     <w:p>
-      <w:pPr>
-        <w:spacing w:before="100" w:beforeAutospacing="1" w:after="100" w:afterAutospacing="1" w:line="240" w:lineRule="auto"/>
-        <w:rPr>
-          <w:rFonts w:ascii="Times New Roman" w:eastAsia="Times New Roman" w:hAnsi="Times New Roman" w:cs="Times New Roman"/>
-          <w:sz w:val="24"/>
-          <w:szCs w:val="24"/>
-          <w:lang w:val="en-US" w:eastAsia="ru-RU"/>
-        </w:rPr>
-      </w:pPr>
-      <w:r>
-        <w:rPr>
-          <w:rFonts w:ascii="Times New Roman" w:eastAsia="Times New Roman" w:hAnsi="Times New Roman" w:cs="Times New Roman"/>
-          <w:sz w:val="24"/>
-          <w:szCs w:val="24"/>
-          <w:lang w:val="en-US" w:eastAsia="ru-RU"/>
-        </w:rPr>
-        <w:t xml:space="preserve">    0..1</w:t>
-      </w:r>
-    </w:p>
-    <w:p>
-      <w:pPr>
-        <w:spacing w:before="100" w:beforeAutospacing="1" w:after="100" w:afterAutospacing="1" w:line="240" w:lineRule="auto"/>
-        <w:rPr>
-          <w:rFonts w:ascii="Times New Roman" w:eastAsia="Times New Roman" w:hAnsi="Times New Roman" w:cs="Times New Roman"/>
-          <w:sz w:val="24"/>
-          <w:szCs w:val="24"/>
-          <w:lang w:val="en-US" w:eastAsia="ru-RU"/>
-        </w:rPr>
-      </w:pPr>
-      <w:r>
-        <w:rPr>
-          <w:rFonts w:ascii="Times New Roman" w:eastAsia="Times New Roman" w:hAnsi="Times New Roman" w:cs="Times New Roman"/>
-          <w:sz w:val="24"/>
-          <w:szCs w:val="24"/>
-          <w:lang w:val="en-US" w:eastAsia="ru-RU"/>
-        </w:rPr>
+      <w:pPr/>
+      <w:r>
+        <w:t xml:space="preserve">    UUID soundtrackId?</w:t>
+      </w:r>
+    </w:p>
+    <w:p>
+      <w:pPr/>
+      <w:r>
         <w:t xml:space="preserve">     │</w:t>
       </w:r>
     </w:p>
     <w:p>
-      <w:pPr>
-        <w:spacing w:before="100" w:beforeAutospacing="1" w:after="100" w:afterAutospacing="1" w:line="240" w:lineRule="auto"/>
-        <w:rPr>
-          <w:rFonts w:ascii="Times New Roman" w:eastAsia="Times New Roman" w:hAnsi="Times New Roman" w:cs="Times New Roman"/>
-          <w:sz w:val="24"/>
-          <w:szCs w:val="24"/>
-          <w:lang w:val="en-US" w:eastAsia="ru-RU"/>
-        </w:rPr>
-      </w:pPr>
-      <w:r>
-        <w:rPr>
-          <w:rFonts w:ascii="Times New Roman" w:eastAsia="Times New Roman" w:hAnsi="Times New Roman" w:cs="Times New Roman"/>
-          <w:sz w:val="24"/>
-          <w:szCs w:val="24"/>
-          <w:lang w:val="en-US" w:eastAsia="ru-RU"/>
-        </w:rPr>
+      <w:pPr/>
+      <w:r>
         <w:t xml:space="preserve">     ▼</w:t>
       </w:r>
     </w:p>
     <w:p>
-      <w:pPr>
-        <w:spacing w:before="100" w:beforeAutospacing="1" w:after="100" w:afterAutospacing="1" w:line="240" w:lineRule="auto"/>
-        <w:rPr>
-          <w:rFonts w:ascii="Times New Roman" w:eastAsia="Times New Roman" w:hAnsi="Times New Roman" w:cs="Times New Roman"/>
-          <w:sz w:val="24"/>
-          <w:szCs w:val="24"/>
-          <w:lang w:val="en-US" w:eastAsia="ru-RU"/>
-        </w:rPr>
-      </w:pPr>
-      <w:r>
-        <w:rPr>
-          <w:rFonts w:ascii="Times New Roman" w:eastAsia="Times New Roman" w:hAnsi="Times New Roman" w:cs="Times New Roman"/>
-          <w:sz w:val="24"/>
-          <w:szCs w:val="24"/>
-          <w:lang w:val="en-US" w:eastAsia="ru-RU"/>
-        </w:rPr>
+      <w:pPr/>
+      <w:r>
         <w:t>MusicTrack</w:t>
       </w:r>
     </w:p>
     <w:p>
-      <w:pPr>
-        <w:spacing w:before="100" w:beforeAutospacing="1" w:after="100" w:afterAutospacing="1" w:line="240" w:lineRule="auto"/>
-        <w:rPr>
-          <w:rFonts w:ascii="Times New Roman" w:eastAsia="Times New Roman" w:hAnsi="Times New Roman" w:cs="Times New Roman"/>
-          <w:sz w:val="24"/>
-          <w:szCs w:val="24"/>
-          <w:lang w:val="en-US" w:eastAsia="ru-RU"/>
-        </w:rPr>
-      </w:pPr>
-    </w:p>
-    <w:p>
-      <w:pPr>
-        <w:spacing w:before="100" w:beforeAutospacing="1" w:after="100" w:afterAutospacing="1" w:line="240" w:lineRule="auto"/>
-        <w:rPr>
-          <w:rFonts w:ascii="Times New Roman" w:eastAsia="Times New Roman" w:hAnsi="Times New Roman" w:cs="Times New Roman"/>
-          <w:sz w:val="24"/>
-          <w:szCs w:val="24"/>
-          <w:lang w:val="en-US" w:eastAsia="ru-RU"/>
-        </w:rPr>
-      </w:pPr>
-      <w:r>
-        <w:rPr>
-          <w:rFonts w:ascii="Times New Roman" w:eastAsia="Times New Roman" w:hAnsi="Times New Roman" w:cs="Times New Roman"/>
-          <w:sz w:val="24"/>
-          <w:szCs w:val="24"/>
-          <w:lang w:eastAsia="ru-RU"/>
-        </w:rPr>
-        <w:t>Отсутствие</w:t>
-      </w:r>
-      <w:r>
-        <w:rPr>
-          <w:rFonts w:ascii="Times New Roman" w:eastAsia="Times New Roman" w:hAnsi="Times New Roman" w:cs="Times New Roman"/>
-          <w:sz w:val="24"/>
-          <w:szCs w:val="24"/>
-          <w:lang w:val="en-US" w:eastAsia="ru-RU"/>
-        </w:rPr>
-        <w:t xml:space="preserve"> soundtrack </w:t>
-      </w:r>
-      <w:r>
-        <w:rPr>
-          <w:rFonts w:ascii="Times New Roman" w:eastAsia="Times New Roman" w:hAnsi="Times New Roman" w:cs="Times New Roman"/>
-          <w:sz w:val="24"/>
-          <w:szCs w:val="24"/>
-          <w:lang w:eastAsia="ru-RU"/>
-        </w:rPr>
-        <w:t>является</w:t>
-      </w:r>
-      <w:r>
-        <w:rPr>
-          <w:rFonts w:ascii="Times New Roman" w:eastAsia="Times New Roman" w:hAnsi="Times New Roman" w:cs="Times New Roman"/>
-          <w:sz w:val="24"/>
-          <w:szCs w:val="24"/>
-          <w:lang w:val="en-US" w:eastAsia="ru-RU"/>
-        </w:rPr>
-        <w:t xml:space="preserve"> </w:t>
-      </w:r>
-      <w:r>
-        <w:rPr>
-          <w:rFonts w:ascii="Times New Roman" w:eastAsia="Times New Roman" w:hAnsi="Times New Roman" w:cs="Times New Roman"/>
-          <w:sz w:val="24"/>
-          <w:szCs w:val="24"/>
-          <w:lang w:eastAsia="ru-RU"/>
-        </w:rPr>
-        <w:t>допустимым</w:t>
-      </w:r>
-      <w:r>
-        <w:rPr>
-          <w:rFonts w:ascii="Times New Roman" w:eastAsia="Times New Roman" w:hAnsi="Times New Roman" w:cs="Times New Roman"/>
-          <w:sz w:val="24"/>
-          <w:szCs w:val="24"/>
-          <w:lang w:val="en-US" w:eastAsia="ru-RU"/>
-        </w:rPr>
-        <w:t xml:space="preserve"> </w:t>
-      </w:r>
-      <w:r>
-        <w:rPr>
-          <w:rFonts w:ascii="Times New Roman" w:eastAsia="Times New Roman" w:hAnsi="Times New Roman" w:cs="Times New Roman"/>
-          <w:sz w:val="24"/>
-          <w:szCs w:val="24"/>
-          <w:lang w:eastAsia="ru-RU"/>
-        </w:rPr>
-        <w:t>состоянием</w:t>
-      </w:r>
-      <w:r>
-        <w:rPr>
-          <w:rFonts w:ascii="Times New Roman" w:eastAsia="Times New Roman" w:hAnsi="Times New Roman" w:cs="Times New Roman"/>
-          <w:sz w:val="24"/>
-          <w:szCs w:val="24"/>
-          <w:lang w:val="en-US" w:eastAsia="ru-RU"/>
-        </w:rPr>
-        <w:t xml:space="preserve"> Story.</w:t>
-      </w:r>
-    </w:p>
-    <w:p>
-      <w:pPr>
-        <w:spacing w:before="100" w:beforeAutospacing="1" w:after="100" w:afterAutospacing="1" w:line="240" w:lineRule="auto"/>
-        <w:rPr>
-          <w:rFonts w:ascii="Times New Roman" w:eastAsia="Times New Roman" w:hAnsi="Times New Roman" w:cs="Times New Roman"/>
-          <w:sz w:val="24"/>
-          <w:szCs w:val="24"/>
-          <w:lang w:val="en-US" w:eastAsia="ru-RU"/>
-        </w:rPr>
-      </w:pPr>
-    </w:p>
-    <w:p>
-      <w:pPr>
-        <w:spacing w:before="100" w:beforeAutospacing="1" w:after="100" w:afterAutospacing="1" w:line="240" w:lineRule="auto"/>
-        <w:rPr>
-          <w:rFonts w:ascii="Times New Roman" w:eastAsia="Times New Roman" w:hAnsi="Times New Roman" w:cs="Times New Roman"/>
-          <w:sz w:val="24"/>
-          <w:szCs w:val="24"/>
-          <w:lang w:eastAsia="ru-RU"/>
-        </w:rPr>
-      </w:pPr>
-      <w:r>
-        <w:rPr>
-          <w:rFonts w:ascii="Times New Roman" w:eastAsia="Times New Roman" w:hAnsi="Times New Roman" w:cs="Times New Roman"/>
-          <w:sz w:val="24"/>
-          <w:szCs w:val="24"/>
-          <w:lang w:eastAsia="ru-RU"/>
-        </w:rPr>
-        <w:t>soundtrack = null</w:t>
-      </w:r>
-    </w:p>
-    <w:p>
-      <w:pPr>
-        <w:spacing w:before="100" w:beforeAutospacing="1" w:after="100" w:afterAutospacing="1" w:line="240" w:lineRule="auto"/>
-        <w:rPr>
-          <w:rFonts w:ascii="Times New Roman" w:eastAsia="Times New Roman" w:hAnsi="Times New Roman" w:cs="Times New Roman"/>
-          <w:sz w:val="24"/>
-          <w:szCs w:val="24"/>
-          <w:lang w:eastAsia="ru-RU"/>
-        </w:rPr>
-      </w:pPr>
-      <w:r>
-        <w:rPr>
-          <w:rFonts w:ascii="Times New Roman" w:eastAsia="Times New Roman" w:hAnsi="Times New Roman" w:cs="Times New Roman"/>
-          <w:sz w:val="24"/>
-          <w:szCs w:val="24"/>
-          <w:lang w:eastAsia="ru-RU"/>
-        </w:rPr>
+      <w:pPr/>
+    </w:p>
+    <w:p>
+      <w:pPr/>
+      <w:r>
+        <w:t>Story хранит только UUID выбранного MusicTrack.</w:t>
+      </w:r>
+    </w:p>
+    <w:p>
+      <w:pPr/>
+      <w:r>
+        <w:t>Story не содержит вложенный MusicTrack object.</w:t>
+      </w:r>
+    </w:p>
+    <w:p>
+      <w:pPr/>
+      <w:r>
+        <w:t>Story soundtrack не создаёт implicit JOIN requirement для обычного чтения Story.</w:t>
+      </w:r>
+    </w:p>
+    <w:p>
+      <w:pPr/>
+    </w:p>
+    <w:p>
+      <w:pPr/>
+      <w:r>
+        <w:t>soundtrackId == null</w:t>
+      </w:r>
+    </w:p>
+    <w:p>
+      <w:pPr/>
+      <w:r>
         <w:t>означает:</w:t>
       </w:r>
     </w:p>
     <w:p>
-      <w:pPr>
-        <w:spacing w:before="100" w:beforeAutospacing="1" w:after="100" w:afterAutospacing="1" w:line="240" w:lineRule="auto"/>
-        <w:rPr>
-          <w:rFonts w:ascii="Times New Roman" w:eastAsia="Times New Roman" w:hAnsi="Times New Roman" w:cs="Times New Roman"/>
-          <w:sz w:val="24"/>
-          <w:szCs w:val="24"/>
-          <w:lang w:eastAsia="ru-RU"/>
-        </w:rPr>
-      </w:pPr>
-    </w:p>
-    <w:p>
-      <w:pPr>
-        <w:spacing w:before="100" w:beforeAutospacing="1" w:after="100" w:afterAutospacing="1" w:line="240" w:lineRule="auto"/>
-        <w:rPr>
-          <w:rFonts w:ascii="Times New Roman" w:eastAsia="Times New Roman" w:hAnsi="Times New Roman" w:cs="Times New Roman"/>
-          <w:sz w:val="24"/>
-          <w:szCs w:val="24"/>
-          <w:lang w:eastAsia="ru-RU"/>
-        </w:rPr>
-      </w:pPr>
-      <w:r>
-        <w:rPr>
-          <w:rFonts w:ascii="Times New Roman" w:eastAsia="Times New Roman" w:hAnsi="Times New Roman" w:cs="Times New Roman"/>
-          <w:sz w:val="24"/>
-          <w:szCs w:val="24"/>
-          <w:lang w:eastAsia="ru-RU"/>
-        </w:rPr>
+      <w:pPr/>
+    </w:p>
+    <w:p>
+      <w:pPr/>
+      <w:r>
         <w:t>No music</w:t>
       </w:r>
     </w:p>
     <w:p>
-      <w:pPr>
-        <w:spacing w:before="100" w:beforeAutospacing="1" w:after="100" w:afterAutospacing="1" w:line="240" w:lineRule="auto"/>
-        <w:rPr>
-          <w:rFonts w:ascii="Times New Roman" w:eastAsia="Times New Roman" w:hAnsi="Times New Roman" w:cs="Times New Roman"/>
-          <w:sz w:val="24"/>
-          <w:szCs w:val="24"/>
-          <w:lang w:eastAsia="ru-RU"/>
-        </w:rPr>
-      </w:pPr>
-    </w:p>
-    <w:p>
-      <w:pPr>
-        <w:spacing w:before="100" w:beforeAutospacing="1" w:after="100" w:afterAutospacing="1" w:line="240" w:lineRule="auto"/>
-        <w:rPr>
-          <w:rFonts w:ascii="Times New Roman" w:eastAsia="Times New Roman" w:hAnsi="Times New Roman" w:cs="Times New Roman"/>
-          <w:sz w:val="24"/>
-          <w:szCs w:val="24"/>
-          <w:lang w:eastAsia="ru-RU"/>
-        </w:rPr>
-      </w:pPr>
-      <w:r>
-        <w:rPr>
-          <w:rFonts w:ascii="Times New Roman" w:eastAsia="Times New Roman" w:hAnsi="Times New Roman" w:cs="Times New Roman"/>
-          <w:sz w:val="24"/>
-          <w:szCs w:val="24"/>
-          <w:lang w:eastAsia="ru-RU"/>
-        </w:rPr>
-        <w:t>Soundtrack является общей настройкой Story, а не персональной</w:t>
-      </w:r>
-    </w:p>
-    <w:p>
-      <w:pPr>
-        <w:spacing w:before="100" w:beforeAutospacing="1" w:after="100" w:afterAutospacing="1" w:line="240" w:lineRule="auto"/>
-        <w:rPr>
-          <w:rFonts w:ascii="Times New Roman" w:eastAsia="Times New Roman" w:hAnsi="Times New Roman" w:cs="Times New Roman"/>
-          <w:sz w:val="24"/>
-          <w:szCs w:val="24"/>
-          <w:lang w:eastAsia="ru-RU"/>
-        </w:rPr>
-      </w:pPr>
-      <w:r>
-        <w:rPr>
-          <w:rFonts w:ascii="Times New Roman" w:eastAsia="Times New Roman" w:hAnsi="Times New Roman" w:cs="Times New Roman"/>
-          <w:sz w:val="24"/>
-          <w:szCs w:val="24"/>
-          <w:lang w:eastAsia="ru-RU"/>
-        </w:rPr>
-        <w:t>Playback preference конкретного участника.</w:t>
-      </w:r>
-    </w:p>
-    <w:p>
-      <w:pPr>
-        <w:spacing w:before="100" w:beforeAutospacing="1" w:after="100" w:afterAutospacing="1" w:line="240" w:lineRule="auto"/>
-        <w:rPr>
-          <w:rFonts w:ascii="Times New Roman" w:eastAsia="Times New Roman" w:hAnsi="Times New Roman" w:cs="Times New Roman"/>
-          <w:sz w:val="24"/>
-          <w:szCs w:val="24"/>
-          <w:lang w:eastAsia="ru-RU"/>
-        </w:rPr>
-      </w:pPr>
-    </w:p>
-    <w:p>
-      <w:pPr>
-        <w:spacing w:before="100" w:beforeAutospacing="1" w:after="100" w:afterAutospacing="1" w:line="240" w:lineRule="auto"/>
-        <w:rPr>
-          <w:rFonts w:ascii="Times New Roman" w:eastAsia="Times New Roman" w:hAnsi="Times New Roman" w:cs="Times New Roman"/>
-          <w:sz w:val="24"/>
-          <w:szCs w:val="24"/>
-          <w:lang w:eastAsia="ru-RU"/>
-        </w:rPr>
-      </w:pPr>
-      <w:r>
-        <w:rPr>
-          <w:rFonts w:ascii="Times New Roman" w:eastAsia="Times New Roman" w:hAnsi="Times New Roman" w:cs="Times New Roman"/>
-          <w:sz w:val="24"/>
-          <w:szCs w:val="24"/>
-          <w:lang w:eastAsia="ru-RU"/>
-        </w:rPr>
-        <w:t>Если soundtrack выбран, все участники Story, имеющие право просмотра</w:t>
-      </w:r>
-    </w:p>
-    <w:p>
-      <w:pPr>
-        <w:spacing w:before="100" w:beforeAutospacing="1" w:after="100" w:afterAutospacing="1" w:line="240" w:lineRule="auto"/>
-        <w:rPr>
-          <w:rFonts w:ascii="Times New Roman" w:eastAsia="Times New Roman" w:hAnsi="Times New Roman" w:cs="Times New Roman"/>
-          <w:sz w:val="24"/>
-          <w:szCs w:val="24"/>
-          <w:lang w:eastAsia="ru-RU"/>
-        </w:rPr>
-      </w:pPr>
-      <w:r>
-        <w:rPr>
-          <w:rFonts w:ascii="Times New Roman" w:eastAsia="Times New Roman" w:hAnsi="Times New Roman" w:cs="Times New Roman"/>
-          <w:sz w:val="24"/>
-          <w:szCs w:val="24"/>
-          <w:lang w:eastAsia="ru-RU"/>
-        </w:rPr>
-        <w:t>Story Playback, используют один и тот же effective soundtrack.</w:t>
-      </w:r>
-    </w:p>
-    <w:p>
-      <w:pPr>
-        <w:spacing w:before="100" w:beforeAutospacing="1" w:after="100" w:afterAutospacing="1" w:line="240" w:lineRule="auto"/>
-        <w:rPr>
-          <w:rFonts w:ascii="Times New Roman" w:eastAsia="Times New Roman" w:hAnsi="Times New Roman" w:cs="Times New Roman"/>
-          <w:sz w:val="24"/>
-          <w:szCs w:val="24"/>
-          <w:lang w:eastAsia="ru-RU"/>
-        </w:rPr>
-      </w:pPr>
-    </w:p>
-    <w:p>
-      <w:pPr>
-        <w:spacing w:before="100" w:beforeAutospacing="1" w:after="100" w:afterAutospacing="1" w:line="240" w:lineRule="auto"/>
-        <w:rPr>
-          <w:rFonts w:ascii="Times New Roman" w:eastAsia="Times New Roman" w:hAnsi="Times New Roman" w:cs="Times New Roman"/>
-          <w:sz w:val="24"/>
-          <w:szCs w:val="24"/>
-          <w:lang w:eastAsia="ru-RU"/>
-        </w:rPr>
-      </w:pPr>
-      <w:r>
-        <w:rPr>
-          <w:rFonts w:ascii="Times New Roman" w:eastAsia="Times New Roman" w:hAnsi="Times New Roman" w:cs="Times New Roman"/>
-          <w:sz w:val="24"/>
-          <w:szCs w:val="24"/>
-          <w:lang w:eastAsia="ru-RU"/>
-        </w:rPr>
+      <w:pPr/>
+    </w:p>
+    <w:p>
+      <w:pPr/>
+      <w:r>
+        <w:t>MusicTrack является independent aggregate и reusable catalog item.</w:t>
+      </w:r>
+    </w:p>
+    <w:p>
+      <w:pPr/>
+      <w:r>
+        <w:t>Effective soundtrack является application-level derived state.</w:t>
+      </w:r>
+    </w:p>
+    <w:p>
+      <w:pPr/>
+      <w:r>
+        <w:t>Он не хранится отдельным полем Story.</w:t>
+      </w:r>
+    </w:p>
+    <w:p>
+      <w:pPr/>
+    </w:p>
+    <w:p>
+      <w:pPr/>
+      <w:r>
         <w:t>В первой версии не поддерживаются:</w:t>
       </w:r>
     </w:p>
     <w:p>
-      <w:pPr>
-        <w:spacing w:before="100" w:beforeAutospacing="1" w:after="100" w:afterAutospacing="1" w:line="240" w:lineRule="auto"/>
-        <w:rPr>
-          <w:rFonts w:ascii="Times New Roman" w:eastAsia="Times New Roman" w:hAnsi="Times New Roman" w:cs="Times New Roman"/>
-          <w:sz w:val="24"/>
-          <w:szCs w:val="24"/>
-          <w:lang w:eastAsia="ru-RU"/>
-        </w:rPr>
-      </w:pPr>
-    </w:p>
-    <w:p>
-      <w:pPr>
-        <w:spacing w:before="100" w:beforeAutospacing="1" w:after="100" w:afterAutospacing="1" w:line="240" w:lineRule="auto"/>
-        <w:rPr>
-          <w:rFonts w:ascii="Times New Roman" w:eastAsia="Times New Roman" w:hAnsi="Times New Roman" w:cs="Times New Roman"/>
-          <w:sz w:val="24"/>
-          <w:szCs w:val="24"/>
-          <w:lang w:eastAsia="ru-RU"/>
-        </w:rPr>
-      </w:pPr>
-      <w:r>
-        <w:rPr>
-          <w:rFonts w:ascii="Times New Roman" w:eastAsia="Times New Roman" w:hAnsi="Times New Roman" w:cs="Times New Roman"/>
-          <w:sz w:val="24"/>
-          <w:szCs w:val="24"/>
-          <w:lang w:eastAsia="ru-RU"/>
-        </w:rPr>
-        <w:t>• персональный soundtrack override;</w:t>
-      </w:r>
-    </w:p>
-    <w:p>
-      <w:pPr>
-        <w:spacing w:before="100" w:beforeAutospacing="1" w:after="100" w:afterAutospacing="1" w:line="240" w:lineRule="auto"/>
-        <w:rPr>
-          <w:rFonts w:ascii="Times New Roman" w:eastAsia="Times New Roman" w:hAnsi="Times New Roman" w:cs="Times New Roman"/>
-          <w:sz w:val="24"/>
-          <w:szCs w:val="24"/>
-          <w:lang w:eastAsia="ru-RU"/>
-        </w:rPr>
-      </w:pPr>
-      <w:r>
-        <w:rPr>
-          <w:rFonts w:ascii="Times New Roman" w:eastAsia="Times New Roman" w:hAnsi="Times New Roman" w:cs="Times New Roman"/>
-          <w:sz w:val="24"/>
-          <w:szCs w:val="24"/>
-          <w:lang w:eastAsia="ru-RU"/>
-        </w:rPr>
+      <w:pPr/>
+    </w:p>
+    <w:p>
+      <w:pPr/>
+      <w:r>
+        <w:t>• персональный curated soundtrack override;</w:t>
+      </w:r>
+    </w:p>
+    <w:p>
+      <w:pPr/>
+      <w:r>
         <w:t>• отдельный soundtrack для каждого участника;</w:t>
       </w:r>
     </w:p>
     <w:p>
-      <w:pPr>
-        <w:spacing w:before="100" w:beforeAutospacing="1" w:after="100" w:afterAutospacing="1" w:line="240" w:lineRule="auto"/>
-        <w:rPr>
-          <w:rFonts w:ascii="Times New Roman" w:eastAsia="Times New Roman" w:hAnsi="Times New Roman" w:cs="Times New Roman"/>
-          <w:sz w:val="24"/>
-          <w:szCs w:val="24"/>
-          <w:lang w:val="en-US" w:eastAsia="ru-RU"/>
-        </w:rPr>
-      </w:pPr>
-      <w:r>
-        <w:rPr>
-          <w:rFonts w:ascii="Times New Roman" w:eastAsia="Times New Roman" w:hAnsi="Times New Roman" w:cs="Times New Roman"/>
-          <w:sz w:val="24"/>
-          <w:szCs w:val="24"/>
-          <w:lang w:val="en-US" w:eastAsia="ru-RU"/>
-        </w:rPr>
-        <w:t xml:space="preserve">• local user music </w:t>
-      </w:r>
-      <w:r>
-        <w:rPr>
-          <w:rFonts w:ascii="Times New Roman" w:eastAsia="Times New Roman" w:hAnsi="Times New Roman" w:cs="Times New Roman"/>
-          <w:sz w:val="24"/>
-          <w:szCs w:val="24"/>
-          <w:lang w:eastAsia="ru-RU"/>
-        </w:rPr>
-        <w:t>как</w:t>
-      </w:r>
-      <w:r>
-        <w:rPr>
-          <w:rFonts w:ascii="Times New Roman" w:eastAsia="Times New Roman" w:hAnsi="Times New Roman" w:cs="Times New Roman"/>
-          <w:sz w:val="24"/>
-          <w:szCs w:val="24"/>
-          <w:lang w:val="en-US" w:eastAsia="ru-RU"/>
-        </w:rPr>
-        <w:t xml:space="preserve"> </w:t>
-      </w:r>
-      <w:r>
-        <w:rPr>
-          <w:rFonts w:ascii="Times New Roman" w:eastAsia="Times New Roman" w:hAnsi="Times New Roman" w:cs="Times New Roman"/>
-          <w:sz w:val="24"/>
-          <w:szCs w:val="24"/>
-          <w:lang w:eastAsia="ru-RU"/>
-        </w:rPr>
-        <w:t>часть</w:t>
-      </w:r>
-      <w:r>
-        <w:rPr>
-          <w:rFonts w:ascii="Times New Roman" w:eastAsia="Times New Roman" w:hAnsi="Times New Roman" w:cs="Times New Roman"/>
-          <w:sz w:val="24"/>
-          <w:szCs w:val="24"/>
-          <w:lang w:val="en-US" w:eastAsia="ru-RU"/>
-        </w:rPr>
-        <w:t xml:space="preserve"> Story;</w:t>
-      </w:r>
-    </w:p>
-    <w:p>
-      <w:pPr>
-        <w:spacing w:before="100" w:beforeAutospacing="1" w:after="100" w:afterAutospacing="1" w:line="240" w:lineRule="auto"/>
-        <w:rPr>
-          <w:rFonts w:ascii="Times New Roman" w:eastAsia="Times New Roman" w:hAnsi="Times New Roman" w:cs="Times New Roman"/>
-          <w:sz w:val="24"/>
-          <w:szCs w:val="24"/>
-          <w:lang w:eastAsia="ru-RU"/>
-        </w:rPr>
-      </w:pPr>
-      <w:r>
-        <w:rPr>
-          <w:rFonts w:ascii="Times New Roman" w:eastAsia="Times New Roman" w:hAnsi="Times New Roman" w:cs="Times New Roman"/>
-          <w:sz w:val="24"/>
-          <w:szCs w:val="24"/>
-          <w:lang w:eastAsia="ru-RU"/>
-        </w:rPr>
+      <w:pPr/>
+      <w:r>
+        <w:t>• local user music как часть Story;</w:t>
+      </w:r>
+    </w:p>
+    <w:p>
+      <w:pPr/>
+      <w:r>
         <w:t>• автоматический выбор soundtrack для каждого запуска Playback.</w:t>
       </w:r>
     </w:p>
     <w:p>
-      <w:pPr>
-        <w:spacing w:before="100" w:beforeAutospacing="1" w:after="100" w:afterAutospacing="1" w:line="240" w:lineRule="auto"/>
-        <w:rPr>
-          <w:rFonts w:ascii="Times New Roman" w:eastAsia="Times New Roman" w:hAnsi="Times New Roman" w:cs="Times New Roman"/>
-          <w:sz w:val="24"/>
-          <w:szCs w:val="24"/>
-          <w:lang w:eastAsia="ru-RU"/>
-        </w:rPr>
-      </w:pPr>
-    </w:p>
-    <w:p>
-      <w:pPr>
-        <w:spacing w:before="100" w:beforeAutospacing="1" w:after="100" w:afterAutospacing="1" w:line="240" w:lineRule="auto"/>
-        <w:rPr>
-          <w:rFonts w:ascii="Times New Roman" w:eastAsia="Times New Roman" w:hAnsi="Times New Roman" w:cs="Times New Roman"/>
-          <w:sz w:val="24"/>
-          <w:szCs w:val="24"/>
-          <w:lang w:eastAsia="ru-RU"/>
-        </w:rPr>
-      </w:pPr>
-      <w:r>
-        <w:rPr>
-          <w:rFonts w:ascii="Times New Roman" w:eastAsia="Times New Roman" w:hAnsi="Times New Roman" w:cs="Times New Roman"/>
-          <w:sz w:val="24"/>
-          <w:szCs w:val="24"/>
-          <w:lang w:eastAsia="ru-RU"/>
-        </w:rPr>
-        <w:t>Эти возможности могут быть добавлены позже поверх Story default</w:t>
-      </w:r>
-    </w:p>
-    <w:p>
-      <w:pPr>
-        <w:spacing w:before="100" w:beforeAutospacing="1" w:after="100" w:afterAutospacing="1" w:line="240" w:lineRule="auto"/>
-        <w:rPr>
-          <w:rFonts w:ascii="Times New Roman" w:eastAsia="Times New Roman" w:hAnsi="Times New Roman" w:cs="Times New Roman"/>
-          <w:sz w:val="24"/>
-          <w:szCs w:val="24"/>
-          <w:lang w:eastAsia="ru-RU"/>
-        </w:rPr>
-      </w:pPr>
-      <w:r>
-        <w:rPr>
-          <w:rFonts w:ascii="Times New Roman" w:eastAsia="Times New Roman" w:hAnsi="Times New Roman" w:cs="Times New Roman"/>
-          <w:sz w:val="24"/>
-          <w:szCs w:val="24"/>
-          <w:lang w:eastAsia="ru-RU"/>
-        </w:rPr>
-        <w:t>soundtrack без изменения основной ownership-модели.</w:t>
-      </w:r>
-    </w:p>
-    <w:p>
-      <w:pPr>
-        <w:spacing w:after="0" w:line="240" w:lineRule="auto"/>
-        <w:rPr>
-          <w:rFonts w:ascii="Times New Roman" w:eastAsia="Times New Roman" w:hAnsi="Times New Roman" w:cs="Times New Roman"/>
-          <w:sz w:val="24"/>
-          <w:szCs w:val="24"/>
-          <w:lang w:eastAsia="ru-RU"/>
-        </w:rPr>
-      </w:pPr>
-      <w:r>
-        <w:rPr>
-          <w:rFonts w:ascii="Times New Roman" w:eastAsia="Times New Roman" w:hAnsi="Times New Roman" w:cs="Times New Roman"/>
-          <w:sz w:val="24"/>
-          <w:szCs w:val="24"/>
-          <w:lang w:eastAsia="ru-RU"/>
-        </w:rPr>
-        <w:pict w14:anchorId="50968BB5">
-          <v:rect id="_x0000_i1030" style="width:0;height:1.5pt" o:hralign="center" o:hrstd="t" o:hr="t" fillcolor="#a0a0a0" stroked="f"/>
-        </w:pict>
-      </w:r>
+      <w:pPr/>
+    </w:p>
+    <w:p>
+      <w:pPr/>
+      <w:r>
+        <w:t>Эти возможности могут быть добавлены позже поверх Story default soundtrack без изменения основной ownership-модели.</w:t>
+      </w:r>
+    </w:p>
+    <w:p>
+      <w:pPr/>
     </w:p>
     <w:p>
       <w:pPr>
@@ -27323,1105 +26744,960 @@
       </w:pPr>
     </w:p>
     <w:p>
-      <w:pPr>
-        <w:rPr>
-          <w:lang w:val="en-US"/>
-        </w:rPr>
-      </w:pPr>
-      <w:r>
-        <w:rPr>
-          <w:lang w:val="en-US"/>
-        </w:rPr>
+      <w:pPr/>
+      <w:r>
         <w:t>MusicTrack</w:t>
       </w:r>
     </w:p>
     <w:p>
-      <w:pPr>
-        <w:rPr>
-          <w:lang w:val="en-US"/>
-        </w:rPr>
-      </w:pPr>
-    </w:p>
-    <w:p>
-      <w:pPr>
-        <w:rPr>
-          <w:lang w:val="en-US"/>
-        </w:rPr>
-      </w:pPr>
-      <w:r>
-        <w:rPr>
-          <w:lang w:val="en-US"/>
-        </w:rPr>
-        <w:t xml:space="preserve">MusicTrack </w:t>
-      </w:r>
-      <w:r>
-        <w:t>представляет</w:t>
-      </w:r>
-      <w:r>
-        <w:rPr>
-          <w:lang w:val="en-US"/>
-        </w:rPr>
-        <w:t xml:space="preserve"> curated soundtrack, </w:t>
-      </w:r>
-      <w:r>
-        <w:t>доступный</w:t>
-      </w:r>
-      <w:r>
-        <w:rPr>
-          <w:lang w:val="en-US"/>
-        </w:rPr>
-        <w:t xml:space="preserve"> Memory Story.</w:t>
-      </w:r>
-    </w:p>
-    <w:p>
-      <w:pPr>
-        <w:rPr>
-          <w:lang w:val="en-US"/>
-        </w:rPr>
-      </w:pPr>
-    </w:p>
-    <w:p>
-      <w:r>
-        <w:t>MusicTrack является самостоятельным domain concept.</w:t>
-      </w:r>
-    </w:p>
-    <w:p/>
-    <w:p>
+      <w:pPr/>
+    </w:p>
+    <w:p>
+      <w:pPr/>
+      <w:r>
+        <w:t>MusicTrack представляет curated soundtrack, доступный Memory Story.</w:t>
+      </w:r>
+    </w:p>
+    <w:p>
+      <w:pPr/>
+    </w:p>
+    <w:p>
+      <w:pPr/>
+      <w:r>
+        <w:t>MusicTrack является самостоятельным domain concept и independent aggregate.</w:t>
+      </w:r>
+    </w:p>
+    <w:p>
+      <w:pPr/>
+    </w:p>
+    <w:p>
+      <w:pPr/>
       <w:r>
         <w:t>MusicTrack НЕ является MediaFile.</w:t>
       </w:r>
     </w:p>
-    <w:p/>
-    <w:p>
+    <w:p>
+      <w:pPr/>
+    </w:p>
+    <w:p>
+      <w:pPr/>
       <w:r>
         <w:t>MediaFile принадлежит конкретному Memory:</w:t>
       </w:r>
     </w:p>
-    <w:p/>
-    <w:p>
+    <w:p>
+      <w:pPr/>
+    </w:p>
+    <w:p>
+      <w:pPr/>
       <w:r>
         <w:t>Memory</w:t>
       </w:r>
     </w:p>
     <w:p>
+      <w:pPr/>
       <w:r>
         <w:t xml:space="preserve">    ↓</w:t>
       </w:r>
     </w:p>
     <w:p>
+      <w:pPr/>
       <w:r>
         <w:t>MediaFile</w:t>
       </w:r>
     </w:p>
-    <w:p/>
-    <w:p>
-      <w:r>
-        <w:t>MusicTrack является reusable catalog item и может использоваться</w:t>
-      </w:r>
-    </w:p>
-    <w:p>
-      <w:pPr>
-        <w:rPr>
-          <w:lang w:val="en-US"/>
-        </w:rPr>
-      </w:pPr>
-      <w:r>
-        <w:t>несколькими</w:t>
-      </w:r>
-      <w:r>
-        <w:rPr>
-          <w:lang w:val="en-US"/>
-        </w:rPr>
-        <w:t xml:space="preserve"> Stories:</w:t>
-      </w:r>
-    </w:p>
-    <w:p>
-      <w:pPr>
-        <w:rPr>
-          <w:lang w:val="en-US"/>
-        </w:rPr>
-      </w:pPr>
-    </w:p>
-    <w:p>
-      <w:pPr>
-        <w:rPr>
-          <w:lang w:val="en-US"/>
-        </w:rPr>
-      </w:pPr>
-      <w:r>
-        <w:rPr>
-          <w:lang w:val="en-US"/>
-        </w:rPr>
+    <w:p>
+      <w:pPr/>
+    </w:p>
+    <w:p>
+      <w:pPr/>
+      <w:r>
+        <w:t>MusicTrack является reusable catalog item и может использоваться несколькими Stories:</w:t>
+      </w:r>
+    </w:p>
+    <w:p>
+      <w:pPr/>
+    </w:p>
+    <w:p>
+      <w:pPr/>
+      <w:r>
         <w:t>MusicTrack</w:t>
       </w:r>
     </w:p>
     <w:p>
-      <w:pPr>
-        <w:rPr>
-          <w:lang w:val="en-US"/>
-        </w:rPr>
-      </w:pPr>
-      <w:r>
-        <w:rPr>
-          <w:lang w:val="en-US"/>
-        </w:rPr>
+      <w:pPr/>
+      <w:r>
         <w:t xml:space="preserve">    ↑</w:t>
       </w:r>
     </w:p>
     <w:p>
-      <w:pPr>
-        <w:rPr>
-          <w:lang w:val="en-US"/>
-        </w:rPr>
-      </w:pPr>
-      <w:r>
-        <w:rPr>
-          <w:lang w:val="en-US"/>
-        </w:rPr>
+      <w:pPr/>
+      <w:r>
         <w:t xml:space="preserve">    │</w:t>
       </w:r>
     </w:p>
     <w:p>
-      <w:pPr>
-        <w:rPr>
-          <w:lang w:val="en-US"/>
-        </w:rPr>
-      </w:pPr>
-      <w:r>
-        <w:rPr>
-          <w:lang w:val="en-US"/>
-        </w:rPr>
+      <w:pPr/>
+      <w:r>
         <w:t>Story</w:t>
       </w:r>
     </w:p>
     <w:p>
-      <w:pPr>
-        <w:rPr>
-          <w:lang w:val="en-US"/>
-        </w:rPr>
-      </w:pPr>
-      <w:r>
-        <w:rPr>
-          <w:lang w:val="en-US"/>
-        </w:rPr>
+      <w:pPr/>
+      <w:r>
         <w:t>Story</w:t>
       </w:r>
     </w:p>
     <w:p>
-      <w:pPr>
-        <w:rPr>
-          <w:lang w:val="en-US"/>
-        </w:rPr>
-      </w:pPr>
-      <w:r>
-        <w:rPr>
-          <w:lang w:val="en-US"/>
-        </w:rPr>
+      <w:pPr/>
+      <w:r>
         <w:t>Story</w:t>
       </w:r>
     </w:p>
     <w:p>
-      <w:pPr>
-        <w:rPr>
-          <w:lang w:val="en-US"/>
-        </w:rPr>
-      </w:pPr>
-    </w:p>
-    <w:p>
+      <w:pPr/>
+    </w:p>
+    <w:p>
+      <w:pPr/>
       <w:r>
         <w:t>MusicTrack не принадлежит конкретному Memory.</w:t>
       </w:r>
     </w:p>
-    <w:p/>
-    <w:p>
-      <w:pPr>
-        <w:rPr>
-          <w:lang w:val="en-US"/>
-        </w:rPr>
-      </w:pPr>
-      <w:r>
-        <w:t>Минимальный</w:t>
-      </w:r>
-      <w:r>
-        <w:rPr>
-          <w:lang w:val="en-US"/>
-        </w:rPr>
-        <w:t xml:space="preserve"> conceptual contract:</w:t>
-      </w:r>
-    </w:p>
-    <w:p>
-      <w:pPr>
-        <w:rPr>
-          <w:lang w:val="en-US"/>
-        </w:rPr>
-      </w:pPr>
-    </w:p>
-    <w:p>
-      <w:pPr>
-        <w:rPr>
-          <w:lang w:val="en-US"/>
-        </w:rPr>
-      </w:pPr>
-      <w:r>
-        <w:rPr>
-          <w:lang w:val="en-US"/>
-        </w:rPr>
+    <w:p>
+      <w:pPr/>
+      <w:r>
+        <w:t>Удаление Memory не влияет на MusicTrack.</w:t>
+      </w:r>
+    </w:p>
+    <w:p>
+      <w:pPr/>
+      <w:r>
+        <w:t>Удаление Story или удаление soundtrack из Story не удаляет MusicTrack.</w:t>
+      </w:r>
+    </w:p>
+    <w:p>
+      <w:pPr/>
+    </w:p>
+    <w:p>
+      <w:pPr/>
+      <w:r>
+        <w:t>Final v1 domain contract:</w:t>
+      </w:r>
+    </w:p>
+    <w:p>
+      <w:pPr/>
+    </w:p>
+    <w:p>
+      <w:pPr/>
+      <w:r>
         <w:t>MusicTrack</w:t>
       </w:r>
     </w:p>
     <w:p>
-      <w:pPr>
-        <w:rPr>
-          <w:lang w:val="en-US"/>
-        </w:rPr>
-      </w:pPr>
-      <w:r>
-        <w:rPr>
-          <w:lang w:val="en-US"/>
-        </w:rPr>
+      <w:pPr/>
+      <w:r>
         <w:t>{</w:t>
       </w:r>
     </w:p>
     <w:p>
-      <w:pPr>
-        <w:rPr>
-          <w:lang w:val="en-US"/>
-        </w:rPr>
-      </w:pPr>
-      <w:r>
-        <w:rPr>
-          <w:lang w:val="en-US"/>
-        </w:rPr>
+      <w:pPr/>
+      <w:r>
         <w:t xml:space="preserve">    UUID id;</w:t>
       </w:r>
     </w:p>
     <w:p>
-      <w:pPr>
-        <w:rPr>
-          <w:lang w:val="en-US"/>
-        </w:rPr>
-      </w:pPr>
-    </w:p>
-    <w:p>
-      <w:pPr>
-        <w:rPr>
-          <w:lang w:val="en-US"/>
-        </w:rPr>
-      </w:pPr>
-      <w:r>
-        <w:rPr>
-          <w:lang w:val="en-US"/>
-        </w:rPr>
+      <w:pPr/>
+    </w:p>
+    <w:p>
+      <w:pPr/>
+      <w:r>
         <w:t xml:space="preserve">    String title;</w:t>
       </w:r>
     </w:p>
     <w:p>
-      <w:pPr>
-        <w:rPr>
-          <w:lang w:val="en-US"/>
-        </w:rPr>
-      </w:pPr>
-    </w:p>
-    <w:p>
-      <w:pPr>
-        <w:rPr>
-          <w:lang w:val="en-US"/>
-        </w:rPr>
-      </w:pPr>
-      <w:r>
-        <w:rPr>
-          <w:lang w:val="en-US"/>
-        </w:rPr>
+      <w:pPr/>
+    </w:p>
+    <w:p>
+      <w:pPr/>
+      <w:r>
         <w:t xml:space="preserve">    String artist;</w:t>
       </w:r>
     </w:p>
     <w:p>
-      <w:pPr>
-        <w:rPr>
-          <w:lang w:val="en-US"/>
-        </w:rPr>
-      </w:pPr>
-    </w:p>
-    <w:p>
-      <w:pPr>
-        <w:rPr>
-          <w:lang w:val="en-US"/>
-        </w:rPr>
-      </w:pPr>
-      <w:r>
-        <w:rPr>
-          <w:lang w:val="en-US"/>
-        </w:rPr>
-        <w:t xml:space="preserve">    Duration duration;</w:t>
-      </w:r>
-    </w:p>
-    <w:p>
-      <w:pPr>
-        <w:rPr>
-          <w:lang w:val="en-US"/>
-        </w:rPr>
-      </w:pPr>
-    </w:p>
-    <w:p>
-      <w:pPr>
-        <w:rPr>
-          <w:lang w:val="en-US"/>
-        </w:rPr>
-      </w:pPr>
-      <w:r>
-        <w:rPr>
-          <w:lang w:val="en-US"/>
-        </w:rPr>
+      <w:pPr/>
+    </w:p>
+    <w:p>
+      <w:pPr/>
+      <w:r>
+        <w:t xml:space="preserve">    int durationSeconds;</w:t>
+      </w:r>
+    </w:p>
+    <w:p>
+      <w:pPr/>
+    </w:p>
+    <w:p>
+      <w:pPr/>
+      <w:r>
         <w:t xml:space="preserve">    MusicTrackStatus status;</w:t>
       </w:r>
     </w:p>
     <w:p>
-      <w:pPr>
-        <w:rPr>
-          <w:lang w:val="en-US"/>
-        </w:rPr>
-      </w:pPr>
-      <w:r>
-        <w:rPr>
-          <w:lang w:val="en-US"/>
-        </w:rPr>
+      <w:pPr/>
+    </w:p>
+    <w:p>
+      <w:pPr/>
+      <w:r>
+        <w:t xml:space="preserve">    int sortOrder;</w:t>
+      </w:r>
+    </w:p>
+    <w:p>
+      <w:pPr/>
+    </w:p>
+    <w:p>
+      <w:pPr/>
+      <w:r>
+        <w:t xml:space="preserve">    String storageKey;</w:t>
+      </w:r>
+    </w:p>
+    <w:p>
+      <w:pPr/>
+    </w:p>
+    <w:p>
+      <w:pPr/>
+      <w:r>
+        <w:t xml:space="preserve">    String mimeType;</w:t>
+      </w:r>
+    </w:p>
+    <w:p>
+      <w:pPr/>
+    </w:p>
+    <w:p>
+      <w:pPr/>
+      <w:r>
+        <w:t xml:space="preserve">    long fileSize;</w:t>
+      </w:r>
+    </w:p>
+    <w:p>
+      <w:pPr/>
+    </w:p>
+    <w:p>
+      <w:pPr/>
+      <w:r>
+        <w:t xml:space="preserve">    Instant createdAt;</w:t>
+      </w:r>
+    </w:p>
+    <w:p>
+      <w:pPr/>
+    </w:p>
+    <w:p>
+      <w:pPr/>
+      <w:r>
+        <w:t xml:space="preserve">    Instant updatedAt;</w:t>
+      </w:r>
+    </w:p>
+    <w:p>
+      <w:pPr/>
+      <w:r>
         <w:t>}</w:t>
       </w:r>
     </w:p>
     <w:p>
-      <w:pPr>
-        <w:rPr>
-          <w:lang w:val="en-US"/>
-        </w:rPr>
-      </w:pPr>
-    </w:p>
-    <w:p>
-      <w:pPr>
-        <w:rPr>
-          <w:lang w:val="en-US"/>
-        </w:rPr>
-      </w:pPr>
-      <w:r>
-        <w:rPr>
-          <w:lang w:val="en-US"/>
-        </w:rPr>
-        <w:t>MusicTrackStatus:</w:t>
-      </w:r>
-    </w:p>
-    <w:p>
-      <w:pPr>
-        <w:rPr>
-          <w:lang w:val="en-US"/>
-        </w:rPr>
-      </w:pPr>
-    </w:p>
-    <w:p>
-      <w:pPr>
-        <w:rPr>
-          <w:lang w:val="en-US"/>
-        </w:rPr>
-      </w:pPr>
-      <w:r>
-        <w:rPr>
-          <w:lang w:val="en-US"/>
-        </w:rPr>
+      <w:pPr/>
+    </w:p>
+    <w:p>
+      <w:pPr/>
+      <w:r>
+        <w:t>MusicTrack local invariants:</w:t>
+      </w:r>
+    </w:p>
+    <w:p>
+      <w:pPr/>
+    </w:p>
+    <w:p>
+      <w:pPr/>
+      <w:r>
+        <w:t>• id required;</w:t>
+      </w:r>
+    </w:p>
+    <w:p>
+      <w:pPr/>
+      <w:r>
+        <w:t>• title non-null and non-blank;</w:t>
+      </w:r>
+    </w:p>
+    <w:p>
+      <w:pPr/>
+      <w:r>
+        <w:t>• artist non-null and non-blank;</w:t>
+      </w:r>
+    </w:p>
+    <w:p>
+      <w:pPr/>
+      <w:r>
+        <w:t>• durationSeconds &gt; 0;</w:t>
+      </w:r>
+    </w:p>
+    <w:p>
+      <w:pPr/>
+      <w:r>
+        <w:t>• status required;</w:t>
+      </w:r>
+    </w:p>
+    <w:p>
+      <w:pPr/>
+      <w:r>
+        <w:t>• sortOrder &gt;= 0;</w:t>
+      </w:r>
+    </w:p>
+    <w:p>
+      <w:pPr/>
+      <w:r>
+        <w:t>• storageKey non-null and non-blank;</w:t>
+      </w:r>
+    </w:p>
+    <w:p>
+      <w:pPr/>
+      <w:r>
+        <w:t>• mimeType non-null and non-blank;</w:t>
+      </w:r>
+    </w:p>
+    <w:p>
+      <w:pPr/>
+      <w:r>
+        <w:t>• fileSize &gt; 0;</w:t>
+      </w:r>
+    </w:p>
+    <w:p>
+      <w:pPr/>
+      <w:r>
+        <w:t>• createdAt required;</w:t>
+      </w:r>
+    </w:p>
+    <w:p>
+      <w:pPr/>
+      <w:r>
+        <w:t>• updatedAt required;</w:t>
+      </w:r>
+    </w:p>
+    <w:p>
+      <w:pPr/>
+      <w:r>
+        <w:t>• updatedAt must not be before createdAt.</w:t>
+      </w:r>
+    </w:p>
+    <w:p>
+      <w:pPr/>
+    </w:p>
+    <w:p>
+      <w:pPr/>
+      <w:r>
+        <w:t>UUID и timestamps создаются application layer.</w:t>
+      </w:r>
+    </w:p>
+    <w:p>
+      <w:pPr/>
+      <w:r>
+        <w:t>Repository не создаёт UUID/time.</w:t>
+      </w:r>
+    </w:p>
+    <w:p>
+      <w:pPr/>
+    </w:p>
+    <w:p>
+      <w:pPr/>
+      <w:r>
+        <w:t>MusicTrackStatus</w:t>
+      </w:r>
+    </w:p>
+    <w:p>
+      <w:pPr/>
+    </w:p>
+    <w:p>
+      <w:pPr/>
+      <w:r>
+        <w:t>MusicTrackStatus содержит:</w:t>
+      </w:r>
+    </w:p>
+    <w:p>
+      <w:pPr/>
+    </w:p>
+    <w:p>
+      <w:pPr/>
+      <w:r>
         <w:t>ACTIVE</w:t>
       </w:r>
     </w:p>
     <w:p>
-      <w:pPr>
-        <w:rPr>
-          <w:lang w:val="en-US"/>
-        </w:rPr>
-      </w:pPr>
-      <w:r>
-        <w:rPr>
-          <w:lang w:val="en-US"/>
-        </w:rPr>
+      <w:pPr/>
+      <w:r>
         <w:t>DISABLED</w:t>
       </w:r>
     </w:p>
     <w:p>
-      <w:pPr>
-        <w:rPr>
-          <w:lang w:val="en-US"/>
-        </w:rPr>
-      </w:pPr>
-    </w:p>
-    <w:p>
-      <w:pPr>
-        <w:rPr>
-          <w:lang w:val="en-US"/>
-        </w:rPr>
-      </w:pPr>
-      <w:r>
-        <w:rPr>
-          <w:lang w:val="en-US"/>
-        </w:rPr>
+      <w:pPr/>
+    </w:p>
+    <w:p>
+      <w:pPr/>
+      <w:r>
         <w:t>ACTIVE</w:t>
       </w:r>
     </w:p>
     <w:p>
-      <w:pPr>
-        <w:rPr>
-          <w:lang w:val="en-US"/>
-        </w:rPr>
-      </w:pPr>
-    </w:p>
-    <w:p>
-      <w:r>
-        <w:lastRenderedPageBreak/>
-        <w:t>Track разрешён для нового Story Playback при выполнении остальных</w:t>
-      </w:r>
-    </w:p>
-    <w:p>
-      <w:r>
-        <w:t>soundtrack policies.</w:t>
-      </w:r>
-    </w:p>
-    <w:p/>
-    <w:p>
+      <w:pPr/>
+    </w:p>
+    <w:p>
+      <w:pPr/>
+      <w:r>
+        <w:t>Track selectable и может быть effective soundtrack для нового Story Playback.</w:t>
+      </w:r>
+    </w:p>
+    <w:p>
+      <w:pPr/>
+      <w:r>
+        <w:t>ACTIVE narrowly means allowed for current in-app Playback.</w:t>
+      </w:r>
+    </w:p>
+    <w:p>
+      <w:pPr/>
+      <w:r>
+        <w:t>ACTIVE не означает автоматически:</w:t>
+      </w:r>
+    </w:p>
+    <w:p>
+      <w:pPr/>
+    </w:p>
+    <w:p>
+      <w:pPr/>
+      <w:r>
+        <w:t>• video export allowed;</w:t>
+      </w:r>
+    </w:p>
+    <w:p>
+      <w:pPr/>
+      <w:r>
+        <w:t>• commercial video allowed;</w:t>
+      </w:r>
+    </w:p>
+    <w:p>
+      <w:pPr/>
+      <w:r>
+        <w:t>• standalone distribution allowed.</w:t>
+      </w:r>
+    </w:p>
+    <w:p>
+      <w:pPr/>
+    </w:p>
+    <w:p>
+      <w:pPr/>
       <w:r>
         <w:t>DISABLED</w:t>
       </w:r>
     </w:p>
-    <w:p/>
-    <w:p>
-      <w:r>
-        <w:t>Track не должен использоваться для нового Story Playback.</w:t>
-      </w:r>
-    </w:p>
-    <w:p/>
-    <w:p>
-      <w:r>
-        <w:t>DISABLED не означает физическое удаление MusicTrack.</w:t>
-      </w:r>
-    </w:p>
-    <w:p/>
-    <w:p>
+    <w:p>
+      <w:pPr/>
+    </w:p>
+    <w:p>
+      <w:pPr/>
+      <w:r>
+        <w:t>Track не должен быть effective soundtrack для нового Story Playback.</w:t>
+      </w:r>
+    </w:p>
+    <w:p>
+      <w:pPr/>
+      <w:r>
+        <w:t>DISABLED не означает hard delete.</w:t>
+      </w:r>
+    </w:p>
+    <w:p>
+      <w:pPr/>
+      <w:r>
+        <w:t>DISABLED не удаляет Story.soundtrackId.</w:t>
+      </w:r>
+    </w:p>
+    <w:p>
+      <w:pPr/>
+      <w:r>
+        <w:t>DISABLED не удаляет binary object автоматически.</w:t>
+      </w:r>
+    </w:p>
+    <w:p>
+      <w:pPr/>
       <w:r>
         <w:t>Story может продолжать хранить ссылку на DISABLED track.</w:t>
       </w:r>
     </w:p>
-    <w:p/>
-    <w:p>
-      <w:pPr>
-        <w:rPr>
-          <w:lang w:val="en-US"/>
-        </w:rPr>
-      </w:pPr>
-      <w:r>
-        <w:rPr>
-          <w:lang w:val="en-US"/>
-        </w:rPr>
+    <w:p>
+      <w:pPr/>
+    </w:p>
+    <w:p>
+      <w:pPr/>
+      <w:r>
         <w:t>Selected Soundtrack vs Effective Soundtrack</w:t>
       </w:r>
     </w:p>
     <w:p>
-      <w:pPr>
-        <w:rPr>
-          <w:lang w:val="en-US"/>
-        </w:rPr>
-      </w:pPr>
-    </w:p>
-    <w:p>
-      <w:pPr>
-        <w:rPr>
-          <w:lang w:val="en-US"/>
-        </w:rPr>
-      </w:pPr>
-      <w:r>
-        <w:t>Необходимо</w:t>
-      </w:r>
-      <w:r>
-        <w:rPr>
-          <w:lang w:val="en-US"/>
-        </w:rPr>
-        <w:t xml:space="preserve"> </w:t>
-      </w:r>
-      <w:r>
-        <w:t>различать</w:t>
-      </w:r>
-      <w:r>
-        <w:rPr>
-          <w:lang w:val="en-US"/>
-        </w:rPr>
-        <w:t>:</w:t>
-      </w:r>
-    </w:p>
-    <w:p>
-      <w:pPr>
-        <w:rPr>
-          <w:lang w:val="en-US"/>
-        </w:rPr>
-      </w:pPr>
-    </w:p>
-    <w:p>
-      <w:pPr>
-        <w:rPr>
-          <w:lang w:val="en-US"/>
-        </w:rPr>
-      </w:pPr>
-      <w:r>
-        <w:rPr>
-          <w:lang w:val="en-US"/>
-        </w:rPr>
-        <w:t>selected soundtrack</w:t>
-      </w:r>
-    </w:p>
-    <w:p>
-      <w:pPr>
-        <w:rPr>
-          <w:lang w:val="en-US"/>
-        </w:rPr>
-      </w:pPr>
-    </w:p>
-    <w:p>
-      <w:pPr>
-        <w:rPr>
-          <w:lang w:val="en-US"/>
-        </w:rPr>
-      </w:pPr>
-      <w:r>
-        <w:t>и</w:t>
-      </w:r>
-    </w:p>
-    <w:p>
-      <w:pPr>
-        <w:rPr>
-          <w:lang w:val="en-US"/>
-        </w:rPr>
-      </w:pPr>
-    </w:p>
-    <w:p>
-      <w:pPr>
-        <w:rPr>
-          <w:lang w:val="en-US"/>
-        </w:rPr>
-      </w:pPr>
-      <w:r>
-        <w:rPr>
-          <w:lang w:val="en-US"/>
-        </w:rPr>
-        <w:t>effective soundtrack.</w:t>
-      </w:r>
-    </w:p>
-    <w:p>
-      <w:pPr>
-        <w:rPr>
-          <w:lang w:val="en-US"/>
-        </w:rPr>
-      </w:pPr>
-    </w:p>
-    <w:p>
-      <w:pPr>
-        <w:rPr>
-          <w:lang w:val="en-US"/>
-        </w:rPr>
-      </w:pPr>
-      <w:r>
-        <w:rPr>
-          <w:lang w:val="en-US"/>
-        </w:rPr>
+      <w:pPr/>
+    </w:p>
+    <w:p>
+      <w:pPr/>
+      <w:r>
         <w:t>selected soundtrack:</w:t>
       </w:r>
     </w:p>
     <w:p>
-      <w:pPr>
-        <w:rPr>
-          <w:lang w:val="en-US"/>
-        </w:rPr>
-      </w:pPr>
-    </w:p>
-    <w:p>
-      <w:pPr>
-        <w:rPr>
-          <w:lang w:val="en-US"/>
-        </w:rPr>
-      </w:pPr>
-      <w:r>
-        <w:rPr>
-          <w:lang w:val="en-US"/>
-        </w:rPr>
-        <w:t xml:space="preserve">MusicTrack, </w:t>
-      </w:r>
-      <w:r>
-        <w:t>выбранный</w:t>
-      </w:r>
-      <w:r>
-        <w:rPr>
-          <w:lang w:val="en-US"/>
-        </w:rPr>
-        <w:t xml:space="preserve"> </w:t>
-      </w:r>
-      <w:r>
-        <w:t>и</w:t>
-      </w:r>
-      <w:r>
-        <w:rPr>
-          <w:lang w:val="en-US"/>
-        </w:rPr>
-        <w:t xml:space="preserve"> </w:t>
-      </w:r>
-      <w:r>
-        <w:t>сохранённый</w:t>
-      </w:r>
-      <w:r>
-        <w:rPr>
-          <w:lang w:val="en-US"/>
-        </w:rPr>
-        <w:t xml:space="preserve"> </w:t>
-      </w:r>
-      <w:r>
-        <w:t>в</w:t>
-      </w:r>
-      <w:r>
-        <w:rPr>
-          <w:lang w:val="en-US"/>
-        </w:rPr>
-        <w:t xml:space="preserve"> Story.</w:t>
-      </w:r>
-    </w:p>
-    <w:p>
-      <w:pPr>
-        <w:rPr>
-          <w:lang w:val="en-US"/>
-        </w:rPr>
-      </w:pPr>
-    </w:p>
-    <w:p>
+      <w:pPr/>
+    </w:p>
+    <w:p>
+      <w:pPr/>
+      <w:r>
+        <w:t>Story.soundtrackId</w:t>
+      </w:r>
+    </w:p>
+    <w:p>
+      <w:pPr/>
+    </w:p>
+    <w:p>
+      <w:pPr/>
       <w:r>
         <w:t>effective soundtrack:</w:t>
       </w:r>
     </w:p>
-    <w:p/>
-    <w:p>
-      <w:r>
-        <w:t>MusicTrack, который фактически разрешено использовать в текущем</w:t>
-      </w:r>
-    </w:p>
-    <w:p>
-      <w:pPr>
-        <w:rPr>
-          <w:lang w:val="en-US"/>
-        </w:rPr>
-      </w:pPr>
-      <w:r>
-        <w:rPr>
-          <w:lang w:val="en-US"/>
-        </w:rPr>
-        <w:t>Story Playback.</w:t>
-      </w:r>
-    </w:p>
-    <w:p>
-      <w:pPr>
-        <w:rPr>
-          <w:lang w:val="en-US"/>
-        </w:rPr>
-      </w:pPr>
-    </w:p>
-    <w:p>
-      <w:pPr>
-        <w:rPr>
-          <w:lang w:val="en-US"/>
-        </w:rPr>
-      </w:pPr>
-      <w:r>
-        <w:t>Правила</w:t>
-      </w:r>
-      <w:r>
-        <w:rPr>
-          <w:lang w:val="en-US"/>
-        </w:rPr>
-        <w:t>:</w:t>
-      </w:r>
-    </w:p>
-    <w:p>
-      <w:pPr>
-        <w:rPr>
-          <w:lang w:val="en-US"/>
-        </w:rPr>
-      </w:pPr>
-    </w:p>
-    <w:p>
-      <w:pPr>
-        <w:rPr>
-          <w:lang w:val="en-US"/>
-        </w:rPr>
-      </w:pPr>
-      <w:r>
-        <w:rPr>
-          <w:lang w:val="en-US"/>
-        </w:rPr>
-        <w:lastRenderedPageBreak/>
-        <w:t xml:space="preserve">Story soundtrack </w:t>
-      </w:r>
-      <w:r>
-        <w:t>отсутствует</w:t>
-      </w:r>
-    </w:p>
-    <w:p>
-      <w:pPr>
-        <w:rPr>
-          <w:lang w:val="en-US"/>
-        </w:rPr>
-      </w:pPr>
-      <w:r>
-        <w:rPr>
-          <w:lang w:val="en-US"/>
-        </w:rPr>
-        <w:t xml:space="preserve">→ effective soundtrack </w:t>
-      </w:r>
-      <w:r>
-        <w:t>отсутствует</w:t>
-      </w:r>
-      <w:r>
-        <w:rPr>
-          <w:lang w:val="en-US"/>
-        </w:rPr>
-        <w:t>.</w:t>
-      </w:r>
-    </w:p>
-    <w:p>
-      <w:pPr>
-        <w:rPr>
-          <w:lang w:val="en-US"/>
-        </w:rPr>
-      </w:pPr>
-    </w:p>
-    <w:p>
-      <w:pPr>
-        <w:rPr>
-          <w:lang w:val="en-US"/>
-        </w:rPr>
-      </w:pPr>
-      <w:r>
-        <w:rPr>
-          <w:lang w:val="en-US"/>
-        </w:rPr>
-        <w:t xml:space="preserve">Story soundtrack ACTIVE </w:t>
-      </w:r>
-      <w:r>
-        <w:t>и</w:t>
-      </w:r>
-      <w:r>
-        <w:rPr>
-          <w:lang w:val="en-US"/>
-        </w:rPr>
-        <w:t xml:space="preserve"> </w:t>
-      </w:r>
-      <w:r>
-        <w:t>разрешён</w:t>
-      </w:r>
-      <w:r>
-        <w:rPr>
-          <w:lang w:val="en-US"/>
-        </w:rPr>
-        <w:t xml:space="preserve"> </w:t>
-      </w:r>
-      <w:r>
-        <w:t>для</w:t>
-      </w:r>
-      <w:r>
-        <w:rPr>
-          <w:lang w:val="en-US"/>
-        </w:rPr>
-        <w:t xml:space="preserve"> in-app Playback</w:t>
-      </w:r>
-    </w:p>
-    <w:p>
-      <w:pPr>
-        <w:rPr>
-          <w:lang w:val="en-US"/>
-        </w:rPr>
-      </w:pPr>
-      <w:r>
-        <w:rPr>
-          <w:lang w:val="en-US"/>
-        </w:rPr>
-        <w:t>→ effective soundtrack = selected soundtrack.</w:t>
-      </w:r>
-    </w:p>
-    <w:p>
-      <w:pPr>
-        <w:rPr>
-          <w:lang w:val="en-US"/>
-        </w:rPr>
-      </w:pPr>
-    </w:p>
-    <w:p>
-      <w:pPr>
-        <w:rPr>
-          <w:lang w:val="en-US"/>
-        </w:rPr>
-      </w:pPr>
-      <w:r>
-        <w:rPr>
-          <w:lang w:val="en-US"/>
-        </w:rPr>
-        <w:t>Story soundtrack DISABLED</w:t>
-      </w:r>
-    </w:p>
-    <w:p>
-      <w:pPr>
-        <w:rPr>
-          <w:lang w:val="en-US"/>
-        </w:rPr>
-      </w:pPr>
-      <w:r>
-        <w:rPr>
-          <w:lang w:val="en-US"/>
-        </w:rPr>
-        <w:t xml:space="preserve">→ effective soundtrack </w:t>
-      </w:r>
-      <w:r>
-        <w:t>отсутствует</w:t>
-      </w:r>
-      <w:r>
-        <w:rPr>
-          <w:lang w:val="en-US"/>
-        </w:rPr>
-        <w:t>.</w:t>
-      </w:r>
-    </w:p>
-    <w:p>
-      <w:pPr>
-        <w:rPr>
-          <w:lang w:val="en-US"/>
-        </w:rPr>
-      </w:pPr>
-    </w:p>
-    <w:p>
-      <w:pPr>
-        <w:rPr>
-          <w:lang w:val="en-US"/>
-        </w:rPr>
-      </w:pPr>
-      <w:r>
-        <w:t>Отсутствие</w:t>
-      </w:r>
-      <w:r>
-        <w:rPr>
-          <w:lang w:val="en-US"/>
-        </w:rPr>
-        <w:t xml:space="preserve"> effective soundtrack </w:t>
-      </w:r>
-      <w:r>
-        <w:t>НЕ</w:t>
-      </w:r>
-      <w:r>
-        <w:rPr>
-          <w:lang w:val="en-US"/>
-        </w:rPr>
-        <w:t xml:space="preserve"> </w:t>
-      </w:r>
-      <w:r>
-        <w:t>блокирует</w:t>
-      </w:r>
-      <w:r>
-        <w:rPr>
-          <w:lang w:val="en-US"/>
-        </w:rPr>
-        <w:t xml:space="preserve"> Story Playback.</w:t>
-      </w:r>
-    </w:p>
-    <w:p>
-      <w:pPr>
-        <w:rPr>
-          <w:lang w:val="en-US"/>
-        </w:rPr>
-      </w:pPr>
-    </w:p>
-    <w:p>
-      <w:r>
-        <w:t>Story Playback продолжается без фоновой музыки.</w:t>
-      </w:r>
-    </w:p>
-    <w:p/>
-    <w:p>
+    <w:p>
+      <w:pPr/>
+    </w:p>
+    <w:p>
+      <w:pPr/>
+      <w:r>
+        <w:t>application-level resolved value, который фактически разрешено использовать в текущем Story Playback.</w:t>
+      </w:r>
+    </w:p>
+    <w:p>
+      <w:pPr/>
+    </w:p>
+    <w:p>
+      <w:pPr/>
+      <w:r>
+        <w:t>Rules:</w:t>
+      </w:r>
+    </w:p>
+    <w:p>
+      <w:pPr/>
+    </w:p>
+    <w:p>
+      <w:pPr/>
+      <w:r>
+        <w:t>soundtrackId == null</w:t>
+      </w:r>
+    </w:p>
+    <w:p>
+      <w:pPr/>
+      <w:r>
+        <w:t>→ selected absent; effective absent.</w:t>
+      </w:r>
+    </w:p>
+    <w:p>
+      <w:pPr/>
+    </w:p>
+    <w:p>
+      <w:pPr/>
+      <w:r>
+        <w:t>soundtrackId != null + selected MusicTrack ACTIVE</w:t>
+      </w:r>
+    </w:p>
+    <w:p>
+      <w:pPr/>
+      <w:r>
+        <w:t>→ selected remains; effective = selected MusicTrack.</w:t>
+      </w:r>
+    </w:p>
+    <w:p>
+      <w:pPr/>
+    </w:p>
+    <w:p>
+      <w:pPr/>
+      <w:r>
+        <w:t>soundtrackId != null + selected MusicTrack DISABLED</w:t>
+      </w:r>
+    </w:p>
+    <w:p>
+      <w:pPr/>
+      <w:r>
+        <w:t>→ selected remains; effective absent.</w:t>
+      </w:r>
+    </w:p>
+    <w:p>
+      <w:pPr/>
+    </w:p>
+    <w:p>
+      <w:pPr/>
+      <w:r>
+        <w:t>Отсутствие effective soundtrack НЕ блокирует Story Playback.</w:t>
+      </w:r>
+    </w:p>
+    <w:p>
+      <w:pPr/>
+      <w:r>
+        <w:t>Visual Story Playback continues without music.</w:t>
+      </w:r>
+    </w:p>
+    <w:p>
+      <w:pPr/>
+    </w:p>
+    <w:p>
+      <w:pPr/>
+      <w:r>
+        <w:t>Если soundtrackId non-null, но referenced MusicTrack не может быть resolved despite FK integrity, это data-integrity/infrastructure failure, а не normal No music behavior.</w:t>
+      </w:r>
+    </w:p>
+    <w:p>
+      <w:pPr/>
+    </w:p>
+    <w:p>
+      <w:pPr/>
+      <w:r>
+        <w:t>MusicTrack Storage Semantics</w:t>
+      </w:r>
+    </w:p>
+    <w:p>
+      <w:pPr/>
+    </w:p>
+    <w:p>
+      <w:pPr/>
+      <w:r>
+        <w:t>storageKey является internal private-object-storage identity.</w:t>
+      </w:r>
+    </w:p>
+    <w:p>
+      <w:pPr/>
+      <w:r>
+        <w:t>storageKey не является:</w:t>
+      </w:r>
+    </w:p>
+    <w:p>
+      <w:pPr/>
+    </w:p>
+    <w:p>
+      <w:pPr/>
+      <w:r>
+        <w:t>• public URL;</w:t>
+      </w:r>
+    </w:p>
+    <w:p>
+      <w:pPr/>
+      <w:r>
+        <w:t>• signed URL;</w:t>
+      </w:r>
+    </w:p>
+    <w:p>
+      <w:pPr/>
+      <w:r>
+        <w:t>• provider URL;</w:t>
+      </w:r>
+    </w:p>
+    <w:p>
+      <w:pPr/>
+      <w:r>
+        <w:t>• MinIO URL;</w:t>
+      </w:r>
+    </w:p>
+    <w:p>
+      <w:pPr/>
+      <w:r>
+        <w:t>• Flutter path;</w:t>
+      </w:r>
+    </w:p>
+    <w:p>
+      <w:pPr/>
+      <w:r>
+        <w:t>• user filename.</w:t>
+      </w:r>
+    </w:p>
+    <w:p>
+      <w:pPr/>
+    </w:p>
+    <w:p>
+      <w:pPr/>
+      <w:r>
+        <w:t>storageKey никогда не должен попадать в public API или Flutter domain state.</w:t>
+      </w:r>
+    </w:p>
+    <w:p>
+      <w:pPr/>
+      <w:r>
+        <w:t>mimeType хранится как backend metadata для authenticated audio delivery.</w:t>
+      </w:r>
+    </w:p>
+    <w:p>
+      <w:pPr/>
+      <w:r>
+        <w:t>fileSize хранится как binary-object metadata.</w:t>
+      </w:r>
+    </w:p>
+    <w:p>
+      <w:pPr/>
+      <w:r>
+        <w:t>Binary audio не хранится в PostgreSQL.</w:t>
+      </w:r>
+    </w:p>
+    <w:p>
+      <w:pPr/>
+    </w:p>
+    <w:p>
+      <w:pPr/>
+      <w:r>
+        <w:t>MusicTrack Catalog Ordering</w:t>
+      </w:r>
+    </w:p>
+    <w:p>
+      <w:pPr/>
+    </w:p>
+    <w:p>
+      <w:pPr/>
+      <w:r>
+        <w:t>sortOrder controls curated catalog ordering.</w:t>
+      </w:r>
+    </w:p>
+    <w:p>
+      <w:pPr/>
+      <w:r>
+        <w:t>Catalog order:</w:t>
+      </w:r>
+    </w:p>
+    <w:p>
+      <w:pPr/>
+    </w:p>
+    <w:p>
+      <w:pPr/>
+      <w:r>
+        <w:t>sortOrder ASC,</w:t>
+      </w:r>
+    </w:p>
+    <w:p>
+      <w:pPr/>
+      <w:r>
+        <w:t>id ASC</w:t>
+      </w:r>
+    </w:p>
+    <w:p>
+      <w:pPr/>
+    </w:p>
+    <w:p>
+      <w:pPr/>
+      <w:r>
+        <w:t>id является deterministic tie-breaker.</w:t>
+      </w:r>
+    </w:p>
+    <w:p>
+      <w:pPr/>
+    </w:p>
+    <w:p>
+      <w:pPr/>
+      <w:r>
+        <w:t>Deferred MusicTrack Metadata</w:t>
+      </w:r>
+    </w:p>
+    <w:p>
+      <w:pPr/>
+    </w:p>
+    <w:p>
+      <w:pPr/>
+      <w:r>
+        <w:t>Следующие поля deliberately NOT part of v1 runtime domain:</w:t>
+      </w:r>
+    </w:p>
+    <w:p>
+      <w:pPr/>
+    </w:p>
+    <w:p>
+      <w:pPr/>
+      <w:r>
+        <w:t>• provider;</w:t>
+      </w:r>
+    </w:p>
+    <w:p>
+      <w:pPr/>
+      <w:r>
+        <w:t>• providerTrackId;</w:t>
+      </w:r>
+    </w:p>
+    <w:p>
+      <w:pPr/>
+      <w:r>
+        <w:t>• providerUrl;</w:t>
+      </w:r>
+    </w:p>
+    <w:p>
+      <w:pPr/>
+      <w:r>
+        <w:t>• Pixabay ID;</w:t>
+      </w:r>
+    </w:p>
+    <w:p>
+      <w:pPr/>
+      <w:r>
+        <w:t>• licenseType;</w:t>
+      </w:r>
+    </w:p>
+    <w:p>
+      <w:pPr/>
+      <w:r>
+        <w:t>• attributionRequired;</w:t>
+      </w:r>
+    </w:p>
+    <w:p>
+      <w:pPr/>
+      <w:r>
+        <w:t>• contentIdStatus;</w:t>
+      </w:r>
+    </w:p>
+    <w:p>
+      <w:pPr/>
+      <w:r>
+        <w:t>• allowInAppPlayback;</w:t>
+      </w:r>
+    </w:p>
+    <w:p>
+      <w:pPr/>
+      <w:r>
+        <w:t>• allowVideoExport;</w:t>
+      </w:r>
+    </w:p>
+    <w:p>
+      <w:pPr/>
+      <w:r>
+        <w:t>• allowCommercialVideo;</w:t>
+      </w:r>
+    </w:p>
+    <w:p>
+      <w:pPr/>
+      <w:r>
+        <w:t>• allowOwnHosting;</w:t>
+      </w:r>
+    </w:p>
+    <w:p>
+      <w:pPr/>
+      <w:r>
+        <w:t>• aiGenerated;</w:t>
+      </w:r>
+    </w:p>
+    <w:p>
+      <w:pPr/>
+      <w:r>
+        <w:t>• mood;</w:t>
+      </w:r>
+    </w:p>
+    <w:p>
+      <w:pPr/>
+      <w:r>
+        <w:t>• categories;</w:t>
+      </w:r>
+    </w:p>
+    <w:p>
+      <w:pPr/>
+      <w:r>
+        <w:t>• tags.</w:t>
+      </w:r>
+    </w:p>
+    <w:p>
+      <w:pPr/>
+    </w:p>
+    <w:p>
+      <w:pPr/>
+      <w:r>
+        <w:t>Provider/legal provenance remains operational/outside runtime DB for now.</w:t>
+      </w:r>
+    </w:p>
+    <w:p>
+      <w:pPr/>
+      <w:r>
+        <w:t>Future Shared Story Video may introduce explicit export capability later.</w:t>
+      </w:r>
+    </w:p>
+    <w:p>
+      <w:pPr/>
+    </w:p>
+    <w:p>
+      <w:pPr/>
       <w:r>
         <w:t>Soundtrack Source Boundary</w:t>
       </w:r>
     </w:p>
-    <w:p/>
-    <w:p>
-      <w:r>
-        <w:t>Story и Story Playback не должны зависеть от конкретного внешнего</w:t>
-      </w:r>
-    </w:p>
-    <w:p>
-      <w:r>
-        <w:t>источника музыки.</w:t>
-      </w:r>
-    </w:p>
-    <w:p/>
-    <w:p>
+    <w:p>
+      <w:pPr/>
+    </w:p>
+    <w:p>
+      <w:pPr/>
+      <w:r>
+        <w:t>Story и Story Playback не должны зависеть от конкретного внешнего источника музыки.</w:t>
+      </w:r>
+    </w:p>
+    <w:p>
+      <w:pPr/>
+    </w:p>
+    <w:p>
+      <w:pPr/>
       <w:r>
         <w:t>Запрещённая модель:</w:t>
       </w:r>
     </w:p>
-    <w:p/>
-    <w:p>
+    <w:p>
+      <w:pPr/>
+    </w:p>
+    <w:p>
+      <w:pPr/>
       <w:r>
         <w:t>Story</w:t>
       </w:r>
     </w:p>
     <w:p>
+      <w:pPr/>
       <w:r>
         <w:t>→ Pixabay</w:t>
       </w:r>
     </w:p>
-    <w:p/>
-    <w:p>
+    <w:p>
+      <w:pPr/>
+    </w:p>
+    <w:p>
+      <w:pPr/>
       <w:r>
         <w:t>или:</w:t>
       </w:r>
     </w:p>
-    <w:p/>
-    <w:p>
+    <w:p>
+      <w:pPr/>
+    </w:p>
+    <w:p>
+      <w:pPr/>
       <w:r>
         <w:t>Playback</w:t>
       </w:r>
     </w:p>
     <w:p>
+      <w:pPr/>
       <w:r>
         <w:t>→ Pixabay</w:t>
       </w:r>
     </w:p>
-    <w:p/>
-    <w:p>
+    <w:p>
+      <w:pPr/>
+    </w:p>
+    <w:p>
+      <w:pPr/>
       <w:r>
         <w:t>Domain работает только с MusicTrack.</w:t>
       </w:r>
     </w:p>
-    <w:p/>
-    <w:p>
-      <w:pPr>
-        <w:rPr>
-          <w:lang w:val="en-US"/>
-        </w:rPr>
-      </w:pPr>
-      <w:r>
-        <w:t>Источник</w:t>
-      </w:r>
-      <w:r>
-        <w:rPr>
-          <w:lang w:val="en-US"/>
-        </w:rPr>
-        <w:t xml:space="preserve"> </w:t>
-      </w:r>
-      <w:r>
-        <w:t>конкретного</w:t>
-      </w:r>
-      <w:r>
-        <w:rPr>
-          <w:lang w:val="en-US"/>
-        </w:rPr>
-        <w:t xml:space="preserve"> MusicTrack </w:t>
-      </w:r>
-      <w:r>
-        <w:t>является</w:t>
-      </w:r>
-      <w:r>
-        <w:rPr>
-          <w:lang w:val="en-US"/>
-        </w:rPr>
-        <w:t xml:space="preserve"> infrastructure/catalog concern.</w:t>
-      </w:r>
-    </w:p>
-    <w:p>
-      <w:pPr>
-        <w:rPr>
-          <w:lang w:val="en-US"/>
-        </w:rPr>
-      </w:pPr>
-    </w:p>
-    <w:p>
-      <w:pPr>
-        <w:rPr>
-          <w:lang w:val="en-US"/>
-        </w:rPr>
-      </w:pPr>
-      <w:r>
-        <w:lastRenderedPageBreak/>
-        <w:t>Потенциальные</w:t>
-      </w:r>
-      <w:r>
-        <w:rPr>
-          <w:lang w:val="en-US"/>
-        </w:rPr>
-        <w:t xml:space="preserve"> </w:t>
-      </w:r>
-      <w:r>
-        <w:t>источники</w:t>
-      </w:r>
-      <w:r>
-        <w:rPr>
-          <w:lang w:val="en-US"/>
-        </w:rPr>
-        <w:t>:</w:t>
-      </w:r>
-    </w:p>
-    <w:p>
-      <w:pPr>
-        <w:rPr>
-          <w:lang w:val="en-US"/>
-        </w:rPr>
-      </w:pPr>
-    </w:p>
-    <w:p>
-      <w:pPr>
-        <w:rPr>
-          <w:lang w:val="en-US"/>
-        </w:rPr>
-      </w:pPr>
-      <w:r>
-        <w:rPr>
-          <w:lang w:val="en-US"/>
-        </w:rPr>
-        <w:t>Pixabay Music</w:t>
-      </w:r>
-    </w:p>
-    <w:p>
-      <w:pPr>
-        <w:rPr>
-          <w:lang w:val="en-US"/>
-        </w:rPr>
-      </w:pPr>
-      <w:r>
-        <w:rPr>
-          <w:lang w:val="en-US"/>
-        </w:rPr>
-        <w:t>FreeMusicLab</w:t>
-      </w:r>
-    </w:p>
-    <w:p>
-      <w:pPr>
-        <w:rPr>
-          <w:lang w:val="en-US"/>
-        </w:rPr>
-      </w:pPr>
-      <w:r>
-        <w:rPr>
-          <w:lang w:val="en-US"/>
-        </w:rPr>
-        <w:t>Memory Story Original Soundtracks</w:t>
-      </w:r>
-    </w:p>
-    <w:p>
-      <w:r>
-        <w:t>другие будущие providers</w:t>
-      </w:r>
-    </w:p>
-    <w:p/>
-    <w:p>
-      <w:r>
-        <w:t>Смена внешнего soundtrack provider не должна требовать изменения</w:t>
-      </w:r>
-    </w:p>
-    <w:p>
-      <w:r>
-        <w:t>Story domain semantics.</w:t>
+    <w:p>
+      <w:pPr/>
+      <w:r>
+        <w:t>Источник конкретного MusicTrack является infrastructure/catalog concern.</w:t>
+      </w:r>
+    </w:p>
+    <w:p>
+      <w:pPr/>
+      <w:r>
+        <w:t>Смена внешнего soundtrack provider не должна требовать изменения Story domain semantics.</w:t>
       </w:r>
     </w:p>
     <w:sectPr>
